--- a/papers/Maintext_cholera_outbreak_modeling_28Oct2025.docx
+++ b/papers/Maintext_cholera_outbreak_modeling_28Oct2025.docx
@@ -7500,7 +7500,25 @@
               </w:rPr>
             </w:pPr>
             <w:r>
-              <w:t>60% - 90%</w:t>
+              <w:t>60%</w:t>
+            </w:r>
+            <w:r>
+              <w:rPr>
+                <w:rFonts w:hint="eastAsia"/>
+              </w:rPr>
+              <w:t>, 75</w:t>
+            </w:r>
+            <w:r>
+              <w:t>%</w:t>
+            </w:r>
+            <w:r>
+              <w:rPr>
+                <w:rFonts w:hint="eastAsia"/>
+              </w:rPr>
+              <w:t xml:space="preserve">, and </w:t>
+            </w:r>
+            <w:r>
+              <w:t>90%</w:t>
             </w:r>
           </w:p>
         </w:tc>
@@ -12183,25 +12201,62 @@
         <w:t xml:space="preserve">at 75% coverage averted </w:t>
       </w:r>
       <w:r>
-        <w:t>70.5</w:t>
-      </w:r>
-      <w:r>
-        <w:rPr>
-          <w:rFonts w:hint="eastAsia"/>
+        <w:rPr>
+          <w:highlight w:val="yellow"/>
+        </w:rPr>
+        <w:t>70</w:t>
+      </w:r>
+      <w:r>
+        <w:rPr>
+          <w:rFonts w:hint="eastAsia"/>
+          <w:highlight w:val="yellow"/>
         </w:rPr>
         <w:t>%</w:t>
       </w:r>
       <w:r>
-        <w:t xml:space="preserve"> [IQR: 49.5</w:t>
-      </w:r>
-      <w:r>
-        <w:rPr>
-          <w:rFonts w:hint="eastAsia"/>
-        </w:rPr>
-        <w:t xml:space="preserve"> - </w:t>
-      </w:r>
-      <w:r>
-        <w:t xml:space="preserve"> 83.6]</w:t>
+        <w:rPr>
+          <w:highlight w:val="yellow"/>
+        </w:rPr>
+        <w:t xml:space="preserve"> [IQR: 49.</w:t>
+      </w:r>
+      <w:r>
+        <w:rPr>
+          <w:rFonts w:hint="eastAsia"/>
+          <w:highlight w:val="yellow"/>
+        </w:rPr>
+        <w:t>8-</w:t>
+      </w:r>
+      <w:r>
+        <w:rPr>
+          <w:highlight w:val="yellow"/>
+        </w:rPr>
+        <w:t>8</w:t>
+      </w:r>
+      <w:r>
+        <w:rPr>
+          <w:rFonts w:hint="eastAsia"/>
+          <w:highlight w:val="yellow"/>
+        </w:rPr>
+        <w:t>2</w:t>
+      </w:r>
+      <w:r>
+        <w:rPr>
+          <w:highlight w:val="yellow"/>
+        </w:rPr>
+        <w:t>.</w:t>
+      </w:r>
+      <w:r>
+        <w:rPr>
+          <w:rFonts w:hint="eastAsia"/>
+          <w:highlight w:val="yellow"/>
+        </w:rPr>
+        <w:t>5</w:t>
+      </w:r>
+      <w:r>
+        <w:rPr>
+          <w:highlight w:val="yellow"/>
+        </w:rPr>
+        <w:t>]</w:t>
       </w:r>
       <w:r>
         <w:rPr>
@@ -12225,7 +12280,50 @@
         <w:t>—</w:t>
       </w:r>
       <w:r>
-        <w:t xml:space="preserve">corresponding to 130 cases (IQR 41.5–377) averted when counted over the entire outbreak (that is, cases occurring before and after the trigger relative to a no-ORI counterfactual; </w:t>
+        <w:t>corresponding to 1</w:t>
+      </w:r>
+      <w:r>
+        <w:rPr>
+          <w:rFonts w:hint="eastAsia"/>
+        </w:rPr>
+        <w:t>29</w:t>
+      </w:r>
+      <w:r>
+        <w:t xml:space="preserve"> cases </w:t>
+      </w:r>
+      <w:r>
+        <w:rPr>
+          <w:rFonts w:hint="eastAsia"/>
+        </w:rPr>
+        <w:t>[</w:t>
+      </w:r>
+      <w:r>
+        <w:rPr>
+          <w:highlight w:val="yellow"/>
+          <w:lang w:val="en-US"/>
+        </w:rPr>
+        <w:t xml:space="preserve">IQR: </w:t>
+      </w:r>
+      <w:r>
+        <w:t>41</w:t>
+      </w:r>
+      <w:r>
+        <w:rPr>
+          <w:rFonts w:hint="eastAsia"/>
+        </w:rPr>
+        <w:t>-</w:t>
+      </w:r>
+      <w:r>
+        <w:t>37</w:t>
+      </w:r>
+      <w:r>
+        <w:rPr>
+          <w:rFonts w:hint="eastAsia"/>
+        </w:rPr>
+        <w:t>5]</w:t>
+      </w:r>
+      <w:r>
+        <w:t xml:space="preserve"> averted when counted over the entire outbreak (that is, cases occurring before and after the trigger relative to a no-ORI counterfactual; </w:t>
       </w:r>
       <w:r>
         <w:rPr>
@@ -12277,7 +12375,16 @@
         <w:t xml:space="preserve">numbers of </w:t>
       </w:r>
       <w:r>
-        <w:t>cases averted were 118, 130, and 136 for coverage levels of 60%, 75%, and 90%, respectively</w:t>
+        <w:t xml:space="preserve">cases averted were </w:t>
+      </w:r>
+      <w:r>
+        <w:rPr>
+          <w:highlight w:val="yellow"/>
+        </w:rPr>
+        <w:t>118, 130, and 136</w:t>
+      </w:r>
+      <w:r>
+        <w:t xml:space="preserve"> for coverage levels of 60%, 75%, and 90%, respectively</w:t>
       </w:r>
       <w:r>
         <w:rPr>
@@ -12286,7 +12393,25 @@
         <w:t xml:space="preserve">. </w:t>
       </w:r>
       <w:r>
-        <w:t>By week 9, these medians fell to 26, 28, and 30, and the median percent of cases averted dropped below 13% across all coverage levels.</w:t>
+        <w:t xml:space="preserve">By week 9, these medians fell to </w:t>
+      </w:r>
+      <w:r>
+        <w:rPr>
+          <w:highlight w:val="yellow"/>
+        </w:rPr>
+        <w:t>26, 28, and 30</w:t>
+      </w:r>
+      <w:r>
+        <w:t xml:space="preserve">, and the median percent cases averted dropped below </w:t>
+      </w:r>
+      <w:r>
+        <w:rPr>
+          <w:highlight w:val="yellow"/>
+        </w:rPr>
+        <w:t>13</w:t>
+      </w:r>
+      <w:r>
+        <w:t>% across all coverage levels.</w:t>
       </w:r>
       <w:r>
         <w:rPr>
@@ -12632,7 +12757,7 @@
           <w:highlight w:val="yellow"/>
           <w:lang w:val="en-US"/>
         </w:rPr>
-        <w:t xml:space="preserve">i.e., median reduction rate of </w:t>
+        <w:t xml:space="preserve">i.e., </w:t>
       </w:r>
       <w:r>
         <w:rPr>
@@ -12650,10 +12775,52 @@
       <w:r>
         <w:rPr>
           <w:rFonts w:hint="eastAsia"/>
-          <w:highlight w:val="yellow"/>
-          <w:lang w:val="en-US"/>
-        </w:rPr>
-        <w:t>compared to 0.166 per week)</w:t>
+          <w:lang w:val="en-US"/>
+        </w:rPr>
+        <w:t xml:space="preserve">among </w:t>
+      </w:r>
+      <w:r>
+        <w:rPr>
+          <w:rFonts w:hint="eastAsia"/>
+          <w:highlight w:val="yellow"/>
+        </w:rPr>
+        <w:t>o</w:t>
+      </w:r>
+      <w:r>
+        <w:rPr>
+          <w:rFonts w:hint="eastAsia"/>
+          <w:highlight w:val="yellow"/>
+        </w:rPr>
+        <w:t xml:space="preserve">utbreaks </w:t>
+      </w:r>
+      <w:r>
+        <w:rPr>
+          <w:rFonts w:hint="eastAsia"/>
+          <w:highlight w:val="yellow"/>
+        </w:rPr>
+        <w:t>lasting &gt;</w:t>
+      </w:r>
+      <w:r>
+        <w:rPr>
+          <w:rFonts w:hint="eastAsia"/>
+          <w:highlight w:val="yellow"/>
+        </w:rPr>
+        <w:t>5</w:t>
+      </w:r>
+      <w:r>
+        <w:rPr>
+          <w:rFonts w:hint="eastAsia"/>
+          <w:highlight w:val="yellow"/>
+        </w:rPr>
+        <w:t xml:space="preserve"> weeks</w:t>
+      </w:r>
+      <w:r>
+        <w:rPr>
+          <w:rFonts w:hint="eastAsia"/>
+          <w:highlight w:val="yellow"/>
+          <w:lang w:val="en-US"/>
+        </w:rPr>
+        <w:t>)</w:t>
       </w:r>
       <w:r>
         <w:rPr>
@@ -12675,7 +12842,7 @@
           <w:highlight w:val="yellow"/>
           <w:lang w:val="en-US"/>
         </w:rPr>
-        <w:t xml:space="preserve">Delay also causes some outbreaks to be missed </w:t>
+        <w:t xml:space="preserve">Delay also causes some outbreaks to be missed entirely because </w:t>
       </w:r>
       <w:r>
         <w:rPr>
@@ -12683,7 +12850,7 @@
           <w:lang w:val="en-US"/>
         </w:rPr>
         <w:lastRenderedPageBreak/>
-        <w:t>entirely because vaccination would not occur before the outbreak ends (</w:t>
+        <w:t>vaccination would not occur before the outbreak ends (</w:t>
       </w:r>
       <w:r>
         <w:rPr>
@@ -12699,7 +12866,22 @@
           <w:highlight w:val="yellow"/>
           <w:lang w:val="en-US"/>
         </w:rPr>
-        <w:t>). From week 5 onward, an additional 5.4% of outbreaks were missed per week of delay; by week 9, ~26.6% of potential ORIs would be missed.</w:t>
+        <w:t>). From week 5 onward, an additional 5.</w:t>
+      </w:r>
+      <w:r>
+        <w:rPr>
+          <w:rFonts w:hint="eastAsia"/>
+          <w:highlight w:val="yellow"/>
+          <w:lang w:val="en-US"/>
+        </w:rPr>
+        <w:t>3</w:t>
+      </w:r>
+      <w:r>
+        <w:rPr>
+          <w:highlight w:val="yellow"/>
+          <w:lang w:val="en-US"/>
+        </w:rPr>
+        <w:t>% of outbreaks were missed per week of delay; by week 9, ~26.6% of potential ORIs would be missed.</w:t>
       </w:r>
       <w:r>
         <w:rPr>

--- a/papers/Maintext_cholera_outbreak_modeling_28Oct2025.docx
+++ b/papers/Maintext_cholera_outbreak_modeling_28Oct2025.docx
@@ -465,6 +465,11 @@
       </w:r>
     </w:p>
     <w:p>
+      <w:pPr>
+        <w:rPr>
+          <w:lang w:val="en-US"/>
+        </w:rPr>
+      </w:pPr>
       <w:r>
         <w:rPr>
           <w:rFonts w:hint="eastAsia"/>
@@ -550,25 +555,42 @@
         <w:t xml:space="preserve">of </w:t>
       </w:r>
       <w:r>
-        <w:t>130</w:t>
-      </w:r>
-      <w:r>
-        <w:rPr>
-          <w:rFonts w:hint="eastAsia"/>
+        <w:rPr>
+          <w:highlight w:val="yellow"/>
+        </w:rPr>
+        <w:t>129</w:t>
+      </w:r>
+      <w:r>
+        <w:rPr>
+          <w:rFonts w:hint="eastAsia"/>
+          <w:highlight w:val="yellow"/>
         </w:rPr>
         <w:t xml:space="preserve"> cases</w:t>
       </w:r>
       <w:r>
-        <w:t xml:space="preserve"> [IQR: 41.5</w:t>
-      </w:r>
-      <w:r>
-        <w:rPr>
-          <w:rFonts w:hint="eastAsia"/>
-        </w:rPr>
-        <w:t>-</w:t>
-      </w:r>
-      <w:r>
-        <w:t>377]</w:t>
+        <w:rPr>
+          <w:highlight w:val="yellow"/>
+        </w:rPr>
+        <w:t xml:space="preserve"> [IQR: 41 </w:t>
+      </w:r>
+      <w:r>
+        <w:rPr>
+          <w:highlight w:val="yellow"/>
+        </w:rPr>
+        <w:t>–</w:t>
+      </w:r>
+      <w:r>
+        <w:rPr>
+          <w:highlight w:val="yellow"/>
+        </w:rPr>
+        <w:t xml:space="preserve"> 375</w:t>
+      </w:r>
+      <w:r>
+        <w:rPr>
+          <w:rFonts w:hint="eastAsia"/>
+          <w:highlight w:val="yellow"/>
+        </w:rPr>
+        <w:t>]</w:t>
       </w:r>
       <w:r>
         <w:rPr>
@@ -583,286 +605,470 @@
         <w:t xml:space="preserve">corresponding to </w:t>
       </w:r>
       <w:r>
-        <w:t>70.5</w:t>
-      </w:r>
-      <w:r>
-        <w:rPr>
-          <w:rFonts w:hint="eastAsia"/>
+        <w:rPr>
+          <w:highlight w:val="yellow"/>
+        </w:rPr>
+        <w:t>70</w:t>
+      </w:r>
+      <w:r>
+        <w:rPr>
+          <w:rFonts w:hint="eastAsia"/>
+          <w:highlight w:val="yellow"/>
         </w:rPr>
         <w:t>%</w:t>
       </w:r>
       <w:r>
-        <w:t xml:space="preserve"> </w:t>
-      </w:r>
-      <w:r>
-        <w:rPr>
-          <w:rFonts w:hint="eastAsia"/>
-        </w:rPr>
-        <w:t>[</w:t>
-      </w:r>
-      <w:r>
-        <w:rPr>
-          <w:rFonts w:hint="eastAsia"/>
+        <w:rPr>
+          <w:highlight w:val="yellow"/>
+        </w:rPr>
+        <w:t xml:space="preserve"> </w:t>
+      </w:r>
+      <w:r>
+        <w:rPr>
+          <w:rFonts w:hint="eastAsia"/>
+          <w:highlight w:val="yellow"/>
+        </w:rPr>
+        <w:t>[IQR:</w:t>
+      </w:r>
+      <w:r>
+        <w:rPr>
+          <w:highlight w:val="yellow"/>
+        </w:rPr>
+        <w:t>49.8 - 82.5</w:t>
+      </w:r>
+      <w:r>
+        <w:rPr>
+          <w:rFonts w:hint="eastAsia"/>
+          <w:highlight w:val="yellow"/>
+        </w:rPr>
+        <w:t>]</w:t>
+      </w:r>
+      <w:r>
+        <w:rPr>
+          <w:rFonts w:hint="eastAsia"/>
+        </w:rPr>
+        <w:t xml:space="preserve"> </w:t>
+      </w:r>
+      <w:r>
+        <w:rPr>
+          <w:rFonts w:hint="eastAsia"/>
+        </w:rPr>
+        <w:t>of outbreak cases</w:t>
+      </w:r>
+      <w:r>
+        <w:rPr>
+          <w:rFonts w:hint="eastAsia"/>
+        </w:rPr>
+        <w:t xml:space="preserve">, </w:t>
+      </w:r>
+      <w:r>
+        <w:rPr>
+          <w:rFonts w:hint="eastAsia"/>
+        </w:rPr>
+        <w:t xml:space="preserve">with </w:t>
+      </w:r>
+      <w:r>
+        <w:rPr>
+          <w:highlight w:val="yellow"/>
+          <w:lang w:val="en-US"/>
+        </w:rPr>
+        <w:t>0.</w:t>
+      </w:r>
+      <w:r>
+        <w:rPr>
+          <w:rFonts w:hint="eastAsia"/>
+          <w:highlight w:val="yellow"/>
+          <w:lang w:val="en-US"/>
+        </w:rPr>
+        <w:t>69</w:t>
+      </w:r>
+      <w:r>
+        <w:rPr>
+          <w:highlight w:val="yellow"/>
+          <w:lang w:val="en-US"/>
+        </w:rPr>
+        <w:t xml:space="preserve"> [</w:t>
+      </w:r>
+      <w:r>
+        <w:rPr>
+          <w:highlight w:val="yellow"/>
         </w:rPr>
         <w:t xml:space="preserve">IQR: </w:t>
       </w:r>
       <w:r>
-        <w:t>49.5</w:t>
-      </w:r>
-      <w:r>
-        <w:rPr>
-          <w:rFonts w:hint="eastAsia"/>
-        </w:rPr>
-        <w:t xml:space="preserve"> -</w:t>
-      </w:r>
-      <w:r>
-        <w:t xml:space="preserve"> 83.6</w:t>
-      </w:r>
-      <w:r>
-        <w:rPr>
-          <w:rFonts w:hint="eastAsia"/>
+        <w:rPr>
+          <w:highlight w:val="yellow"/>
+          <w:lang w:val="en-US"/>
+        </w:rPr>
+        <w:t>0.19 - 2.4</w:t>
+      </w:r>
+      <w:r>
+        <w:rPr>
+          <w:rFonts w:hint="eastAsia"/>
+          <w:highlight w:val="yellow"/>
+          <w:lang w:val="en-US"/>
+        </w:rPr>
+        <w:t>0</w:t>
+      </w:r>
+      <w:r>
+        <w:rPr>
+          <w:highlight w:val="yellow"/>
+          <w:lang w:val="en-US"/>
         </w:rPr>
         <w:t>]</w:t>
       </w:r>
       <w:r>
         <w:rPr>
           <w:rFonts w:hint="eastAsia"/>
-        </w:rPr>
-        <w:t xml:space="preserve"> </w:t>
-      </w:r>
-      <w:r>
-        <w:rPr>
-          <w:rFonts w:hint="eastAsia"/>
-        </w:rPr>
-        <w:t>of outbreak cases</w:t>
-      </w:r>
-      <w:r>
-        <w:rPr>
-          <w:rFonts w:hint="eastAsia"/>
-        </w:rPr>
-        <w:t xml:space="preserve">, </w:t>
-      </w:r>
-      <w:r>
-        <w:rPr>
-          <w:rFonts w:hint="eastAsia"/>
+          <w:lang w:val="en-US"/>
+        </w:rPr>
+        <w:t xml:space="preserve"> </w:t>
+      </w:r>
+      <w:r>
+        <w:t>cases averted per 1,000 doses</w:t>
+      </w:r>
+      <w:r>
+        <w:rPr>
+          <w:rFonts w:hint="eastAsia"/>
+        </w:rPr>
+        <w:t xml:space="preserve"> and a</w:t>
+      </w:r>
+      <w:r>
+        <w:t xml:space="preserve"> </w:t>
+      </w:r>
+      <w:r>
+        <w:rPr>
+          <w:rFonts w:hint="eastAsia"/>
+        </w:rPr>
+        <w:t xml:space="preserve">median </w:t>
+      </w:r>
+      <w:r>
+        <w:rPr>
+          <w:rFonts w:hint="eastAsia"/>
+        </w:rPr>
+        <w:t xml:space="preserve">cost of </w:t>
+      </w:r>
+      <w:r>
+        <w:t>US</w:t>
+      </w:r>
+      <w:r>
+        <w:rPr>
+          <w:rFonts w:hint="eastAsia"/>
+        </w:rPr>
+        <w:t xml:space="preserve">$ </w:t>
+      </w:r>
+      <w:r>
+        <w:rPr>
+          <w:lang w:val="en-US"/>
+        </w:rPr>
+        <w:t>4</w:t>
+      </w:r>
+      <w:r>
+        <w:rPr>
+          <w:highlight w:val="yellow"/>
+          <w:lang w:val="en-US"/>
+        </w:rPr>
+        <w:t>,6</w:t>
+      </w:r>
+      <w:r>
+        <w:rPr>
+          <w:rFonts w:hint="eastAsia"/>
+          <w:highlight w:val="yellow"/>
+          <w:lang w:val="en-US"/>
+        </w:rPr>
+        <w:t>59</w:t>
+      </w:r>
+      <w:r>
+        <w:rPr>
+          <w:highlight w:val="yellow"/>
+          <w:lang w:val="en-US"/>
+        </w:rPr>
+        <w:t xml:space="preserve"> [</w:t>
+      </w:r>
+      <w:r>
+        <w:rPr>
+          <w:highlight w:val="yellow"/>
+        </w:rPr>
+        <w:t xml:space="preserve">IQR: </w:t>
+      </w:r>
+      <w:r>
+        <w:rPr>
+          <w:highlight w:val="yellow"/>
+          <w:lang w:val="en-US"/>
+        </w:rPr>
+        <w:t>9</w:t>
+      </w:r>
+      <w:r>
+        <w:rPr>
+          <w:rFonts w:hint="eastAsia"/>
+          <w:highlight w:val="yellow"/>
+          <w:lang w:val="en-US"/>
+        </w:rPr>
+        <w:t>83</w:t>
+      </w:r>
+      <w:r>
+        <w:rPr>
+          <w:highlight w:val="yellow"/>
+          <w:lang w:val="en-US"/>
+        </w:rPr>
+        <w:t xml:space="preserve"> - 17,</w:t>
+      </w:r>
+      <w:r>
+        <w:rPr>
+          <w:rFonts w:hint="eastAsia"/>
+          <w:highlight w:val="yellow"/>
+          <w:lang w:val="en-US"/>
+        </w:rPr>
+        <w:t>915</w:t>
+      </w:r>
+      <w:r>
+        <w:rPr>
+          <w:highlight w:val="yellow"/>
+          <w:lang w:val="en-US"/>
+        </w:rPr>
+        <w:t>]</w:t>
+      </w:r>
+      <w:r>
+        <w:rPr>
+          <w:rFonts w:hint="eastAsia"/>
+          <w:lang w:val="en-US"/>
+        </w:rPr>
+        <w:t xml:space="preserve"> per</w:t>
+      </w:r>
+      <w:r>
+        <w:t xml:space="preserve"> case averted</w:t>
+      </w:r>
+      <w:r>
+        <w:t>.</w:t>
+      </w:r>
+      <w:r>
+        <w:rPr>
+          <w:rFonts w:hint="eastAsia"/>
+        </w:rPr>
+        <w:t xml:space="preserve"> </w:t>
+      </w:r>
+      <w:r>
+        <w:t xml:space="preserve">Impact declined exponentially with delays—by </w:t>
+      </w:r>
+      <w:r>
+        <w:rPr>
+          <w:highlight w:val="yellow"/>
+          <w:lang w:val="en-US"/>
+        </w:rPr>
+        <w:t>15.3</w:t>
+      </w:r>
+      <w:r>
+        <w:rPr>
+          <w:rFonts w:hint="eastAsia"/>
+          <w:highlight w:val="yellow"/>
+          <w:lang w:val="en-US"/>
+        </w:rPr>
+        <w:t>%</w:t>
+      </w:r>
+      <w:r>
+        <w:rPr>
+          <w:highlight w:val="yellow"/>
+          <w:lang w:val="en-US"/>
+        </w:rPr>
+        <w:t xml:space="preserve"> [IQR: 7.6 - 25.4]</w:t>
+      </w:r>
+      <w:r>
+        <w:rPr>
+          <w:rFonts w:hint="eastAsia"/>
+          <w:highlight w:val="yellow"/>
+          <w:lang w:val="en-US"/>
+        </w:rPr>
+        <w:t xml:space="preserve"> </w:t>
+      </w:r>
+      <w:r>
+        <w:rPr>
+          <w:rFonts w:hint="eastAsia"/>
+        </w:rPr>
+        <w:t>each</w:t>
+      </w:r>
+      <w:r>
+        <w:t xml:space="preserve"> week and by half every </w:t>
+      </w:r>
+      <w:r>
+        <w:rPr>
+          <w:highlight w:val="yellow"/>
+          <w:lang w:val="en-US"/>
+        </w:rPr>
+        <w:t>4.2</w:t>
+      </w:r>
+      <w:r>
+        <w:rPr>
+          <w:rFonts w:hint="eastAsia"/>
+          <w:highlight w:val="yellow"/>
+          <w:lang w:val="en-US"/>
+        </w:rPr>
+        <w:t xml:space="preserve"> weeks</w:t>
+      </w:r>
+      <w:r>
+        <w:rPr>
+          <w:highlight w:val="yellow"/>
+          <w:lang w:val="en-US"/>
+        </w:rPr>
+        <w:t xml:space="preserve"> [IQR: 2.4 - 8.8]</w:t>
+      </w:r>
+      <w:r>
+        <w:rPr>
+          <w:rFonts w:hint="eastAsia"/>
+          <w:highlight w:val="yellow"/>
+          <w:lang w:val="en-US"/>
+        </w:rPr>
+        <w:t xml:space="preserve"> for outbreaks that lasted longer than 9 weeks</w:t>
+      </w:r>
+      <w:r>
+        <w:t>.</w:t>
+      </w:r>
+      <w:r>
+        <w:rPr>
+          <w:rFonts w:hint="eastAsia"/>
+        </w:rPr>
+        <w:t xml:space="preserve"> </w:t>
+      </w:r>
+      <w:r>
+        <w:t>With a nine-week delay</w:t>
+      </w:r>
+      <w:r>
+        <w:t>—</w:t>
+      </w:r>
+      <w:r>
+        <w:t xml:space="preserve">comparable to historical median </w:t>
+      </w:r>
+      <w:r>
+        <w:rPr>
+          <w:rFonts w:hint="eastAsia"/>
+        </w:rPr>
+        <w:t>deployment</w:t>
+      </w:r>
+      <w:r>
+        <w:t xml:space="preserve"> </w:t>
+      </w:r>
+      <w:proofErr w:type="gramStart"/>
+      <w:r>
+        <w:rPr>
+          <w:rFonts w:hint="eastAsia"/>
+        </w:rPr>
+        <w:t>times</w:t>
+      </w:r>
+      <w:r>
+        <w:t>—</w:t>
+      </w:r>
+      <w:proofErr w:type="gramEnd"/>
+      <w:r>
+        <w:rPr>
+          <w:rFonts w:hint="eastAsia"/>
+        </w:rPr>
+        <w:t xml:space="preserve">the </w:t>
+      </w:r>
+      <w:r>
+        <w:t xml:space="preserve">median </w:t>
+      </w:r>
+      <w:r>
+        <w:rPr>
+          <w:rFonts w:hint="eastAsia"/>
+        </w:rPr>
+        <w:t xml:space="preserve">impact </w:t>
+      </w:r>
+      <w:r>
+        <w:t xml:space="preserve">dropped to </w:t>
+      </w:r>
+      <w:r>
+        <w:rPr>
+          <w:highlight w:val="yellow"/>
+          <w:lang w:val="en-US"/>
+        </w:rPr>
+        <w:t>2</w:t>
+      </w:r>
+      <w:r>
+        <w:rPr>
+          <w:rFonts w:hint="eastAsia"/>
+          <w:highlight w:val="yellow"/>
+          <w:lang w:val="en-US"/>
+        </w:rPr>
+        <w:t>2</w:t>
+      </w:r>
+      <w:r>
+        <w:rPr>
+          <w:highlight w:val="yellow"/>
+          <w:lang w:val="en-US"/>
+        </w:rPr>
+        <w:t xml:space="preserve"> </w:t>
+      </w:r>
+      <w:r>
+        <w:rPr>
+          <w:rFonts w:hint="eastAsia"/>
+          <w:highlight w:val="yellow"/>
+          <w:lang w:val="en-US"/>
+        </w:rPr>
+        <w:t xml:space="preserve">cases </w:t>
+      </w:r>
+      <w:r>
+        <w:rPr>
+          <w:highlight w:val="yellow"/>
+          <w:lang w:val="en-US"/>
+        </w:rPr>
+        <w:t xml:space="preserve">[IQR: </w:t>
+      </w:r>
+      <w:r>
+        <w:rPr>
+          <w:rFonts w:hint="eastAsia"/>
+          <w:highlight w:val="yellow"/>
+          <w:lang w:val="en-US"/>
+        </w:rPr>
+        <w:t>1</w:t>
+      </w:r>
+      <w:r>
+        <w:rPr>
+          <w:highlight w:val="yellow"/>
+          <w:lang w:val="en-US"/>
+        </w:rPr>
+        <w:t xml:space="preserve"> - 1</w:t>
+      </w:r>
+      <w:r>
+        <w:rPr>
+          <w:rFonts w:hint="eastAsia"/>
+          <w:highlight w:val="yellow"/>
+          <w:lang w:val="en-US"/>
+        </w:rPr>
+        <w:t>28</w:t>
+      </w:r>
+      <w:r>
+        <w:rPr>
+          <w:highlight w:val="yellow"/>
+          <w:lang w:val="en-US"/>
+        </w:rPr>
+        <w:t>]</w:t>
+      </w:r>
+      <w:r>
+        <w:rPr>
+          <w:rFonts w:hint="eastAsia"/>
+          <w:lang w:val="en-US"/>
+        </w:rPr>
+        <w:t xml:space="preserve"> </w:t>
+      </w:r>
+      <w:r>
+        <w:rPr>
+          <w:rFonts w:hint="eastAsia"/>
+          <w:lang w:val="en-US"/>
         </w:rPr>
         <w:t xml:space="preserve">with </w:t>
       </w:r>
       <w:r>
         <w:rPr>
-          <w:lang w:val="en-US"/>
-        </w:rPr>
-        <w:t>0.7 [</w:t>
-      </w:r>
-      <w:r>
-        <w:t xml:space="preserve">IQR: </w:t>
-      </w:r>
-      <w:r>
-        <w:rPr>
-          <w:lang w:val="en-US"/>
-        </w:rPr>
-        <w:t>0.19 - 2.41]</w:t>
-      </w:r>
-      <w:r>
-        <w:rPr>
-          <w:rFonts w:hint="eastAsia"/>
-          <w:lang w:val="en-US"/>
-        </w:rPr>
-        <w:t xml:space="preserve"> </w:t>
-      </w:r>
-      <w:r>
-        <w:t>cases averted per 1,000 doses</w:t>
-      </w:r>
-      <w:r>
-        <w:rPr>
-          <w:rFonts w:hint="eastAsia"/>
-        </w:rPr>
-        <w:t xml:space="preserve"> and a</w:t>
-      </w:r>
-      <w:r>
-        <w:t xml:space="preserve"> </w:t>
-      </w:r>
-      <w:r>
-        <w:rPr>
-          <w:rFonts w:hint="eastAsia"/>
+          <w:rFonts w:hint="eastAsia"/>
+          <w:lang w:val="en-US"/>
         </w:rPr>
         <w:t xml:space="preserve">median </w:t>
       </w:r>
       <w:r>
         <w:rPr>
           <w:rFonts w:hint="eastAsia"/>
-        </w:rPr>
-        <w:t xml:space="preserve">cost of </w:t>
-      </w:r>
-      <w:r>
-        <w:t>US</w:t>
-      </w:r>
-      <w:r>
-        <w:rPr>
-          <w:rFonts w:hint="eastAsia"/>
-        </w:rPr>
-        <w:t xml:space="preserve">$ </w:t>
-      </w:r>
-      <w:r>
-        <w:rPr>
-          <w:lang w:val="en-US"/>
-        </w:rPr>
-        <w:t>4,623 [</w:t>
-      </w:r>
-      <w:r>
-        <w:t xml:space="preserve">IQR: </w:t>
-      </w:r>
-      <w:r>
-        <w:rPr>
-          <w:lang w:val="en-US"/>
-        </w:rPr>
-        <w:t>972 - 17,853]</w:t>
-      </w:r>
-      <w:r>
-        <w:rPr>
-          <w:rFonts w:hint="eastAsia"/>
-          <w:lang w:val="en-US"/>
-        </w:rPr>
-        <w:t xml:space="preserve"> per</w:t>
-      </w:r>
-      <w:r>
-        <w:t xml:space="preserve"> case averted</w:t>
-      </w:r>
-      <w:r>
-        <w:t>.</w:t>
-      </w:r>
-      <w:r>
-        <w:rPr>
-          <w:rFonts w:hint="eastAsia"/>
-        </w:rPr>
-        <w:t xml:space="preserve"> </w:t>
-      </w:r>
-      <w:r>
-        <w:t>Impact declined exponentially with delays—by 17.5% [</w:t>
-      </w:r>
-      <w:r>
-        <w:t xml:space="preserve">IQR: </w:t>
-      </w:r>
-      <w:r>
-        <w:t>8.5</w:t>
-      </w:r>
-      <w:r>
-        <w:rPr>
-          <w:rFonts w:hint="eastAsia"/>
-        </w:rPr>
-        <w:t xml:space="preserve"> - </w:t>
-      </w:r>
-      <w:r>
-        <w:t xml:space="preserve">31.5] </w:t>
-      </w:r>
-      <w:r>
-        <w:rPr>
-          <w:rFonts w:hint="eastAsia"/>
-        </w:rPr>
-        <w:t>each</w:t>
-      </w:r>
-      <w:r>
-        <w:t xml:space="preserve"> week and by half every 3.6 [</w:t>
-      </w:r>
-      <w:r>
-        <w:rPr>
-          <w:rFonts w:hint="eastAsia"/>
-        </w:rPr>
-        <w:t>IQR:</w:t>
-      </w:r>
-      <w:r>
-        <w:t>1.8–7.8] weeks.</w:t>
-      </w:r>
-      <w:r>
-        <w:rPr>
-          <w:rFonts w:hint="eastAsia"/>
-        </w:rPr>
-        <w:t xml:space="preserve"> </w:t>
-      </w:r>
-      <w:r>
-        <w:t>With a nine-week delay</w:t>
-      </w:r>
-      <w:r>
-        <w:t>—</w:t>
-      </w:r>
-      <w:r>
-        <w:t xml:space="preserve">comparable to historical median </w:t>
-      </w:r>
-      <w:r>
-        <w:rPr>
-          <w:rFonts w:hint="eastAsia"/>
-        </w:rPr>
-        <w:t>deployment</w:t>
-      </w:r>
-      <w:r>
-        <w:t xml:space="preserve"> </w:t>
-      </w:r>
-      <w:r>
-        <w:rPr>
-          <w:rFonts w:hint="eastAsia"/>
-        </w:rPr>
-        <w:t>times</w:t>
-      </w:r>
-      <w:r>
-        <w:t>—</w:t>
-      </w:r>
-      <w:r>
-        <w:rPr>
-          <w:rFonts w:hint="eastAsia"/>
-        </w:rPr>
-        <w:t xml:space="preserve">the </w:t>
-      </w:r>
-      <w:r>
-        <w:t xml:space="preserve">median </w:t>
-      </w:r>
-      <w:r>
-        <w:rPr>
-          <w:rFonts w:hint="eastAsia"/>
-        </w:rPr>
-        <w:t xml:space="preserve">impact </w:t>
-      </w:r>
-      <w:r>
-        <w:t xml:space="preserve">dropped to </w:t>
-      </w:r>
-      <w:r>
-        <w:rPr>
-          <w:lang w:val="en-US"/>
-        </w:rPr>
-        <w:t xml:space="preserve">28.3 </w:t>
-      </w:r>
-      <w:r>
-        <w:rPr>
-          <w:rFonts w:hint="eastAsia"/>
-          <w:lang w:val="en-US"/>
-        </w:rPr>
-        <w:t xml:space="preserve">cases </w:t>
-      </w:r>
-      <w:r>
-        <w:rPr>
-          <w:lang w:val="en-US"/>
-        </w:rPr>
-        <w:t>[IQR: 2.5 - 146.7]</w:t>
-      </w:r>
-      <w:r>
-        <w:rPr>
-          <w:rFonts w:hint="eastAsia"/>
-          <w:lang w:val="en-US"/>
-        </w:rPr>
-        <w:t xml:space="preserve"> </w:t>
-      </w:r>
-      <w:r>
-        <w:rPr>
-          <w:rFonts w:hint="eastAsia"/>
-          <w:lang w:val="en-US"/>
-        </w:rPr>
-        <w:t xml:space="preserve">with </w:t>
-      </w:r>
-      <w:r>
-        <w:rPr>
-          <w:rFonts w:hint="eastAsia"/>
-          <w:lang w:val="en-US"/>
-        </w:rPr>
-        <w:t xml:space="preserve">median </w:t>
+          <w:lang w:val="en-US"/>
+        </w:rPr>
+        <w:t xml:space="preserve">ORI </w:t>
       </w:r>
       <w:r>
         <w:rPr>
@@ -896,13 +1102,38 @@
       </w:r>
       <w:r>
         <w:rPr>
-          <w:lang w:val="en-US"/>
-        </w:rPr>
-        <w:t>0.15 [IQR: 0.01 - 0.89</w:t>
-      </w:r>
-      <w:r>
-        <w:rPr>
-          <w:rFonts w:hint="eastAsia"/>
+          <w:highlight w:val="yellow"/>
+          <w:lang w:val="en-US"/>
+        </w:rPr>
+        <w:t>0.1</w:t>
+      </w:r>
+      <w:r>
+        <w:rPr>
+          <w:rFonts w:hint="eastAsia"/>
+          <w:highlight w:val="yellow"/>
+          <w:lang w:val="en-US"/>
+        </w:rPr>
+        <w:t>1</w:t>
+      </w:r>
+      <w:r>
+        <w:rPr>
+          <w:highlight w:val="yellow"/>
+          <w:lang w:val="en-US"/>
+        </w:rPr>
+        <w:t xml:space="preserve"> [IQR: 0 - 0.</w:t>
+      </w:r>
+      <w:r>
+        <w:rPr>
+          <w:rFonts w:hint="eastAsia"/>
+          <w:highlight w:val="yellow"/>
+          <w:lang w:val="en-US"/>
+        </w:rPr>
+        <w:t>76</w:t>
+      </w:r>
+      <w:r>
+        <w:rPr>
+          <w:rFonts w:hint="eastAsia"/>
+          <w:highlight w:val="yellow"/>
           <w:lang w:val="en-US"/>
         </w:rPr>
         <w:t>]</w:t>
@@ -925,11 +1156,87 @@
           <w:rFonts w:hint="eastAsia"/>
           <w:lang w:val="en-US"/>
         </w:rPr>
-        <w:t xml:space="preserve"> W</w:t>
+        <w:t xml:space="preserve"> </w:t>
+      </w:r>
+      <w:r>
+        <w:rPr>
+          <w:rFonts w:hint="eastAsia"/>
+          <w:lang w:val="en-US"/>
+        </w:rPr>
+        <w:t xml:space="preserve">The </w:t>
+      </w:r>
+      <w:r>
+        <w:rPr>
+          <w:lang w:val="en-US"/>
+        </w:rPr>
+        <w:t>impact, efficiency, and cost effectiveness</w:t>
+      </w:r>
+      <w:r>
+        <w:rPr>
+          <w:rFonts w:hint="eastAsia"/>
+          <w:lang w:val="en-US"/>
+        </w:rPr>
+        <w:t xml:space="preserve"> of the ORI</w:t>
+      </w:r>
+      <w:r>
+        <w:rPr>
+          <w:lang w:val="en-US"/>
+        </w:rPr>
+        <w:t xml:space="preserve"> were consistently greater </w:t>
+      </w:r>
+      <w:r>
+        <w:rPr>
+          <w:rFonts w:hint="eastAsia"/>
+          <w:lang w:val="en-US"/>
+        </w:rPr>
+        <w:t xml:space="preserve">when larger, longer, and high </w:t>
+      </w:r>
+      <w:r>
+        <w:rPr>
+          <w:lang w:val="en-US"/>
+        </w:rPr>
+        <w:t>attack</w:t>
+      </w:r>
+      <w:r>
+        <w:rPr>
+          <w:rFonts w:hint="eastAsia"/>
+          <w:lang w:val="en-US"/>
+        </w:rPr>
+        <w:t xml:space="preserve"> rate outbreaks were prioritized. The number of cases averted were most improved in larger outbreaks whereas </w:t>
+      </w:r>
+      <w:r>
+        <w:rPr>
+          <w:rFonts w:hint="eastAsia"/>
+          <w:lang w:val="en-US"/>
+        </w:rPr>
+        <w:lastRenderedPageBreak/>
+        <w:t xml:space="preserve">the normalized metrics such as the </w:t>
+      </w:r>
+      <w:r>
+        <w:rPr>
+          <w:lang w:val="en-US"/>
+        </w:rPr>
+        <w:t>efficiency</w:t>
+      </w:r>
+      <w:r>
+        <w:rPr>
+          <w:rFonts w:hint="eastAsia"/>
+          <w:lang w:val="en-US"/>
+        </w:rPr>
+        <w:t xml:space="preserve"> and cost effectiveness were most improved in high-attack-rate outbreaks.  </w:t>
+      </w:r>
+      <w:proofErr w:type="spellStart"/>
+      <w:r>
+        <w:rPr>
+          <w:rFonts w:hint="eastAsia"/>
+          <w:lang w:val="en-US"/>
+        </w:rPr>
+        <w:t>W</w:t>
       </w:r>
       <w:r>
         <w:t>hen</w:t>
       </w:r>
+      <w:proofErr w:type="spellEnd"/>
       <w:r>
         <w:rPr>
           <w:rFonts w:hint="eastAsia"/>
@@ -1006,45 +1313,52 @@
         <w:t xml:space="preserve"> </w:t>
       </w:r>
       <w:r>
-        <w:t>2,156.8 [IQR: 425.8 - 3,352.7]</w:t>
-      </w:r>
-      <w:r>
-        <w:rPr>
-          <w:rFonts w:hint="eastAsia"/>
-        </w:rPr>
-        <w:t xml:space="preserve"> (</w:t>
-      </w:r>
-      <w:r>
-        <w:rPr>
-          <w:lang w:val="en-US"/>
-        </w:rPr>
-        <w:t>29.9</w:t>
-      </w:r>
-      <w:r>
-        <w:rPr>
-          <w:rFonts w:hint="eastAsia"/>
-          <w:lang w:val="en-US"/>
-        </w:rPr>
-        <w:t>%</w:t>
-      </w:r>
-      <w:r>
-        <w:rPr>
-          <w:lang w:val="en-US"/>
-        </w:rPr>
-        <w:t xml:space="preserve"> [IQR: 19.7 - 36]</w:t>
-      </w:r>
-      <w:r>
-        <w:rPr>
-          <w:rFonts w:hint="eastAsia"/>
-          <w:lang w:val="en-US"/>
-        </w:rPr>
-        <w:t xml:space="preserve">) with efficiency of </w:t>
-      </w:r>
-      <w:r>
-        <w:rPr>
-          <w:lang w:val="en-US"/>
-        </w:rPr>
-        <w:t>0.48 [IQR: 0.34 - 0.68]</w:t>
+        <w:rPr>
+          <w:rFonts w:hint="eastAsia"/>
+        </w:rPr>
+        <w:t xml:space="preserve">cases at the ORI </w:t>
+      </w:r>
+      <w:r>
+        <w:rPr>
+          <w:rFonts w:hint="eastAsia"/>
+          <w:lang w:val="en-US"/>
+        </w:rPr>
+        <w:t>efficiency of</w:t>
+      </w:r>
+      <w:r>
+        <w:t xml:space="preserve"> </w:t>
+      </w:r>
+      <w:r>
+        <w:rPr>
+          <w:lang w:val="en-US"/>
+        </w:rPr>
+        <w:t>0.4</w:t>
+      </w:r>
+      <w:r>
+        <w:rPr>
+          <w:rFonts w:hint="eastAsia"/>
+          <w:lang w:val="en-US"/>
+        </w:rPr>
+        <w:t>4</w:t>
+      </w:r>
+      <w:r>
+        <w:rPr>
+          <w:lang w:val="en-US"/>
+        </w:rPr>
+        <w:t xml:space="preserve"> [IQR: 0.40 - 0.4</w:t>
+      </w:r>
+      <w:r>
+        <w:rPr>
+          <w:rFonts w:hint="eastAsia"/>
+          <w:lang w:val="en-US"/>
+        </w:rPr>
+        <w:t>7</w:t>
+      </w:r>
+      <w:r>
+        <w:rPr>
+          <w:lang w:val="en-US"/>
+        </w:rPr>
+        <w:t>]</w:t>
       </w:r>
       <w:r>
         <w:rPr>
@@ -1069,71 +1383,87 @@
         <w:rPr>
           <w:rFonts w:hint="eastAsia"/>
         </w:rPr>
-        <w:t xml:space="preserve">. </w:t>
-      </w:r>
-      <w:r>
-        <w:rPr>
-          <w:rFonts w:hint="eastAsia"/>
-        </w:rPr>
-        <w:t xml:space="preserve">Targeting </w:t>
-      </w:r>
-      <w:r>
-        <w:t xml:space="preserve">larger, prolonged </w:t>
-      </w:r>
-      <w:r>
-        <w:lastRenderedPageBreak/>
-        <w:t xml:space="preserve">outbreaks further </w:t>
-      </w:r>
-      <w:r>
-        <w:rPr>
-          <w:rFonts w:hint="eastAsia"/>
-        </w:rPr>
-        <w:t>improved</w:t>
-      </w:r>
-      <w:r>
-        <w:t xml:space="preserve"> impact, with delayed ORIs averting 3,740 </w:t>
-      </w:r>
-      <w:r>
-        <w:rPr>
-          <w:rFonts w:hint="eastAsia"/>
-        </w:rPr>
-        <w:t xml:space="preserve">cases </w:t>
-      </w:r>
-      <w:r>
-        <w:t>[</w:t>
-      </w:r>
-      <w:r>
-        <w:rPr>
-          <w:rFonts w:hint="eastAsia"/>
-        </w:rPr>
-        <w:t xml:space="preserve">IQR: </w:t>
-      </w:r>
-      <w:r>
-        <w:t>1,388–6,454] (38.6% [</w:t>
-      </w:r>
-      <w:r>
-        <w:rPr>
-          <w:rFonts w:hint="eastAsia"/>
-        </w:rPr>
-        <w:t xml:space="preserve">IQR: </w:t>
-      </w:r>
-      <w:r>
-        <w:t>30.8–44.3])</w:t>
-      </w:r>
-      <w:r>
-        <w:rPr>
-          <w:rFonts w:hint="eastAsia"/>
-        </w:rPr>
-        <w:t xml:space="preserve"> </w:t>
-      </w:r>
-      <w:r>
-        <w:t>when focused on the top quartile of outbreak duration</w:t>
-      </w:r>
-      <w:r>
-        <w:rPr>
-          <w:rFonts w:hint="eastAsia"/>
-        </w:rPr>
-        <w:t>.</w:t>
+        <w:t>, through disproportionate contribution of larger and longer outbreaks. This value further improves through shortening the delay (</w:t>
+      </w:r>
+      <w:r>
+        <w:t>0.9</w:t>
+      </w:r>
+      <w:r>
+        <w:rPr>
+          <w:rFonts w:hint="eastAsia"/>
+        </w:rPr>
+        <w:t>5</w:t>
+      </w:r>
+      <w:r>
+        <w:t xml:space="preserve"> [IQR: 0.9</w:t>
+      </w:r>
+      <w:r>
+        <w:rPr>
+          <w:rFonts w:hint="eastAsia"/>
+        </w:rPr>
+        <w:t>2</w:t>
+      </w:r>
+      <w:r>
+        <w:t xml:space="preserve"> - 0.99]</w:t>
+      </w:r>
+      <w:r>
+        <w:rPr>
+          <w:rFonts w:hint="eastAsia"/>
+        </w:rPr>
+        <w:t xml:space="preserve"> with ORIs initiated at week 1) or through prioritizing </w:t>
+      </w:r>
+      <w:proofErr w:type="gramStart"/>
+      <w:r>
+        <w:rPr>
+          <w:rFonts w:hint="eastAsia"/>
+        </w:rPr>
+        <w:t>outbreaks(</w:t>
+      </w:r>
+      <w:proofErr w:type="gramEnd"/>
+      <w:r>
+        <w:t>0.84 [IQR: 0.8</w:t>
+      </w:r>
+      <w:r>
+        <w:rPr>
+          <w:rFonts w:hint="eastAsia"/>
+        </w:rPr>
+        <w:t>3</w:t>
+      </w:r>
+      <w:r>
+        <w:t xml:space="preserve"> - 0.8</w:t>
+      </w:r>
+      <w:r>
+        <w:rPr>
+          <w:rFonts w:hint="eastAsia"/>
+        </w:rPr>
+        <w:t>6</w:t>
+      </w:r>
+      <w:r>
+        <w:t>]</w:t>
+      </w:r>
+      <w:r>
+        <w:rPr>
+          <w:rFonts w:hint="eastAsia"/>
+        </w:rPr>
+        <w:t xml:space="preserve"> in top 70% of outbreaks) and much further in combination (</w:t>
+      </w:r>
+      <w:r>
+        <w:t>2.13 [IQR: 2.0</w:t>
+      </w:r>
+      <w:r>
+        <w:rPr>
+          <w:rFonts w:hint="eastAsia"/>
+        </w:rPr>
+        <w:t>8</w:t>
+      </w:r>
+      <w:r>
+        <w:t xml:space="preserve"> - 2.15]</w:t>
+      </w:r>
+      <w:r>
+        <w:rPr>
+          <w:rFonts w:hint="eastAsia"/>
+        </w:rPr>
+        <w:t xml:space="preserve"> with ORIs initiated in week 1 among top 70% of outbreaks by attack rate).</w:t>
       </w:r>
     </w:p>
     <w:p/>
@@ -1229,22 +1559,19 @@
         <w:t xml:space="preserve">When ORI was implemented within one week of outbreak onset, </w:t>
       </w:r>
       <w:r>
-        <w:rPr>
-          <w:rFonts w:hint="eastAsia"/>
-        </w:rPr>
-        <w:t xml:space="preserve">a median of </w:t>
-      </w:r>
-      <w:r>
-        <w:t>7</w:t>
-      </w:r>
-      <w:r>
-        <w:rPr>
-          <w:rFonts w:hint="eastAsia"/>
-        </w:rPr>
-        <w:t>1</w:t>
-      </w:r>
-      <w:r>
-        <w:t>% of cases were averted; however, impact declined sharply, halving with each four-week delay.</w:t>
+        <w:t>129 cases [IQR: 41 – 375], corresponding to 70% [IQR:49.8 - 82.5]</w:t>
+      </w:r>
+      <w:r>
+        <w:rPr>
+          <w:rFonts w:hint="eastAsia"/>
+        </w:rPr>
+        <w:t xml:space="preserve">, </w:t>
+      </w:r>
+      <w:r>
+        <w:t>cases</w:t>
+      </w:r>
+      <w:r>
+        <w:t xml:space="preserve"> were averted; however, impact declined sharply, halving with each four-week delay.</w:t>
       </w:r>
     </w:p>
     <w:p>
@@ -1256,52 +1583,37 @@
         </w:numPr>
       </w:pPr>
       <w:r>
-        <w:t xml:space="preserve">When ORIs were simulated to reflect actual global OCV stockpile deployments, </w:t>
-      </w:r>
-      <w:r>
-        <w:rPr>
-          <w:rFonts w:hint="eastAsia"/>
-        </w:rPr>
-        <w:t xml:space="preserve">ORI even with a </w:t>
-      </w:r>
-      <w:r>
-        <w:t>9-week delay</w:t>
-      </w:r>
-      <w:r>
-        <w:rPr>
-          <w:rFonts w:hint="eastAsia"/>
-        </w:rPr>
-        <w:t xml:space="preserve"> still averted </w:t>
-      </w:r>
-      <w:r>
-        <w:t xml:space="preserve">cases were reduced by </w:t>
-      </w:r>
-      <w:r>
-        <w:rPr>
-          <w:rFonts w:hint="eastAsia"/>
-        </w:rPr>
-        <w:t>30</w:t>
-      </w:r>
-      <w:r>
-        <w:t>%</w:t>
-      </w:r>
-      <w:r>
-        <w:rPr>
-          <w:rFonts w:hint="eastAsia"/>
-        </w:rPr>
-        <w:t xml:space="preserve"> with a median efficiency of </w:t>
-      </w:r>
-      <w:r>
-        <w:rPr>
-          <w:lang w:val="en-US"/>
-        </w:rPr>
-        <w:t>0.48</w:t>
-      </w:r>
-      <w:r>
-        <w:rPr>
-          <w:rFonts w:hint="eastAsia"/>
-        </w:rPr>
-        <w:t xml:space="preserve"> per 1,000 OCVs</w:t>
+        <w:t>Strategically prioritizing large</w:t>
+      </w:r>
+      <w:r>
+        <w:rPr>
+          <w:rFonts w:hint="eastAsia"/>
+        </w:rPr>
+        <w:t>, prolonged</w:t>
+      </w:r>
+      <w:r>
+        <w:rPr>
+          <w:rFonts w:hint="eastAsia"/>
+        </w:rPr>
+        <w:t>, and high attack rate</w:t>
+      </w:r>
+      <w:r>
+        <w:t xml:space="preserve"> outbreaks led to markedly higher health impact</w:t>
+      </w:r>
+      <w:r>
+        <w:rPr>
+          <w:rFonts w:hint="eastAsia"/>
+        </w:rPr>
+        <w:t>, efficiency,</w:t>
+      </w:r>
+      <w:r>
+        <w:t xml:space="preserve"> and cost-effectiveness</w:t>
+      </w:r>
+      <w:r>
+        <w:rPr>
+          <w:rFonts w:hint="eastAsia"/>
+        </w:rPr>
+        <w:t xml:space="preserve"> of ORIs</w:t>
       </w:r>
       <w:r>
         <w:rPr>
@@ -1318,33 +1630,102 @@
           <w:numId w:val="10"/>
         </w:numPr>
       </w:pPr>
-      <w:bookmarkStart w:id="6" w:name="_Hlk182937165"/>
-      <w:r>
-        <w:t>Strategically prioritizing large</w:t>
-      </w:r>
-      <w:r>
-        <w:rPr>
-          <w:rFonts w:hint="eastAsia"/>
-        </w:rPr>
-        <w:t>, prolonged</w:t>
-      </w:r>
-      <w:r>
-        <w:t xml:space="preserve"> outbreaks for </w:t>
-      </w:r>
-      <w:r>
-        <w:rPr>
-          <w:rFonts w:hint="eastAsia"/>
-        </w:rPr>
-        <w:t>ORI</w:t>
-      </w:r>
-      <w:r>
-        <w:t xml:space="preserve"> led to markedly higher health impact and cost-effectiveness</w:t>
-      </w:r>
-      <w:r>
-        <w:rPr>
-          <w:rFonts w:hint="eastAsia"/>
-        </w:rPr>
-        <w:t>.</w:t>
+      <w:r>
+        <w:t xml:space="preserve">When ORIs were simulated to reflect actual global OCV stockpile deployments, </w:t>
+      </w:r>
+      <w:r>
+        <w:rPr>
+          <w:rFonts w:hint="eastAsia"/>
+        </w:rPr>
+        <w:t xml:space="preserve">ORI even with a </w:t>
+      </w:r>
+      <w:r>
+        <w:t>9-week delay</w:t>
+      </w:r>
+      <w:r>
+        <w:rPr>
+          <w:rFonts w:hint="eastAsia"/>
+        </w:rPr>
+        <w:t xml:space="preserve"> still averted </w:t>
+      </w:r>
+      <w:r>
+        <w:t>cases</w:t>
+      </w:r>
+      <w:r>
+        <w:rPr>
+          <w:rFonts w:hint="eastAsia"/>
+        </w:rPr>
+        <w:t xml:space="preserve"> at the ratio of approximately 0.</w:t>
+      </w:r>
+      <w:r>
+        <w:rPr>
+          <w:lang w:val="en-US"/>
+        </w:rPr>
+        <w:t>4</w:t>
+      </w:r>
+      <w:r>
+        <w:rPr>
+          <w:rFonts w:hint="eastAsia"/>
+          <w:lang w:val="en-US"/>
+        </w:rPr>
+        <w:t>4</w:t>
+      </w:r>
+      <w:r>
+        <w:rPr>
+          <w:lang w:val="en-US"/>
+        </w:rPr>
+        <w:t xml:space="preserve"> [IQR: 0.40 - 0.4</w:t>
+      </w:r>
+      <w:r>
+        <w:rPr>
+          <w:rFonts w:hint="eastAsia"/>
+          <w:lang w:val="en-US"/>
+        </w:rPr>
+        <w:t>7</w:t>
+      </w:r>
+      <w:r>
+        <w:rPr>
+          <w:lang w:val="en-US"/>
+        </w:rPr>
+        <w:t>]</w:t>
+      </w:r>
+      <w:r>
+        <w:rPr>
+          <w:rFonts w:hint="eastAsia"/>
+          <w:lang w:val="en-US"/>
+        </w:rPr>
+        <w:t xml:space="preserve"> cases </w:t>
+      </w:r>
+      <w:r>
+        <w:rPr>
+          <w:rFonts w:hint="eastAsia"/>
+        </w:rPr>
+        <w:t>per 1,000 doses</w:t>
+      </w:r>
+      <w:r>
+        <w:rPr>
+          <w:rFonts w:hint="eastAsia"/>
+        </w:rPr>
+        <w:t xml:space="preserve">. The values again can increase through shortening </w:t>
+      </w:r>
+      <w:r>
+        <w:rPr>
+          <w:rFonts w:hint="eastAsia"/>
+        </w:rPr>
+        <w:lastRenderedPageBreak/>
+        <w:t xml:space="preserve">the delays and prioritizing outbreaks, </w:t>
+      </w:r>
+      <w:r>
+        <w:t>which</w:t>
+      </w:r>
+      <w:r>
+        <w:rPr>
+          <w:rFonts w:hint="eastAsia"/>
+        </w:rPr>
+        <w:t xml:space="preserve"> for example could increase to </w:t>
+      </w:r>
+      <w:r>
+        <w:t>2.13 [IQR: 2.08 - 2.15] with ORIs initiated in week 1 among top 70% of outbreaks by attack rate.</w:t>
       </w:r>
     </w:p>
     <w:p>
@@ -1355,6 +1736,7 @@
           <w:numId w:val="10"/>
         </w:numPr>
       </w:pPr>
+      <w:bookmarkStart w:id="6" w:name="_Hlk182937165"/>
       <w:r>
         <w:t>These findings highlight the importance of timely, targeted ORI deployment—guided by robust surveillance and prioritization frameworks—to maximize the impact of the limited global OCV supply.</w:t>
       </w:r>
@@ -1372,7 +1754,6 @@
       <w:bookmarkEnd w:id="5"/>
       <w:bookmarkEnd w:id="6"/>
       <w:r>
-        <w:lastRenderedPageBreak/>
         <w:t>Research in context</w:t>
       </w:r>
       <w:bookmarkEnd w:id="7"/>
@@ -1664,7 +2045,11 @@
     </w:p>
     <w:p>
       <w:r>
-        <w:t xml:space="preserve">To our knowledge, this is the first study to model cholera vaccine impact across a large, diverse dataset of outbreaks from multiple temporal and geographic contexts in sub-Saharan Africa. By analyzing 1,406 unique outbreaks from 2010 to 2023—ranging in size, duration, </w:t>
+        <w:t>To our knowledge, this is the first study to model cholera vaccine impact across a large, diverse dataset of outbreaks from multiple temporal and geographic contexts in sub-</w:t>
+      </w:r>
+      <w:r>
+        <w:lastRenderedPageBreak/>
+        <w:t xml:space="preserve">Saharan Africa. By analyzing 1,406 unique outbreaks from 2010 to 2023—ranging in size, duration, </w:t>
       </w:r>
       <w:r>
         <w:rPr>
@@ -1673,11 +2058,7 @@
         <w:t xml:space="preserve">attack rate, </w:t>
       </w:r>
       <w:r>
-        <w:t xml:space="preserve">and population dynamics—our model offers a comprehensive and generalizable framework for evaluating oral cholera vaccine (OCV) impact in outbreak response immunizations (ORIs). Unlike previous studies focused on isolated large outbreaks, our approach captures the variability of outbreaks in their responses to vaccination timing and coverage. This broader modeling framework provides insights into </w:t>
-      </w:r>
-      <w:r>
-        <w:lastRenderedPageBreak/>
-        <w:t>cases and deaths averted and the cost-effectiveness of ORI campaigns across different outbreak characteristics and resource allocation strategies.</w:t>
+        <w:t>and population dynamics—our model offers a comprehensive and generalizable framework for evaluating oral cholera vaccine (OCV) impact in outbreak response immunizations (ORIs). Unlike previous studies focused on isolated large outbreaks, our approach captures the variability of outbreaks in their responses to vaccination timing and coverage. This broader modeling framework provides insights into cases and deaths averted and the cost-effectiveness of ORI campaigns across different outbreak characteristics and resource allocation strategies.</w:t>
       </w:r>
     </w:p>
     <w:p/>
@@ -1959,7 +2340,19 @@
         <w:t xml:space="preserve"> </w:t>
       </w:r>
       <w:r>
-        <w:t>It remains a significant concern in regions with inadequate water, sanitation, and hygiene (WaSH), particularly in low- and middle-income countries (LMICs).</w:t>
+        <w:t xml:space="preserve">It </w:t>
+      </w:r>
+      <w:r>
+        <w:lastRenderedPageBreak/>
+        <w:t>remains a significant concern in regions with inadequate water, sanitation, and hygiene (</w:t>
+      </w:r>
+      <w:proofErr w:type="spellStart"/>
+      <w:r>
+        <w:t>WaSH</w:t>
+      </w:r>
+      <w:proofErr w:type="spellEnd"/>
+      <w:r>
+        <w:t>), particularly in low- and middle-income countries (LMICs).</w:t>
       </w:r>
       <w:r>
         <w:fldChar w:fldCharType="begin"/>
@@ -2183,11 +2576,7 @@
         <w:t>A</w:t>
       </w:r>
       <w:r>
-        <w:t xml:space="preserve">nalysis of cholera incidence time series from 2010 to 2016 in sub-Saharan Africa identified approximately 1,000 outbreaks of varying scale across </w:t>
-      </w:r>
-      <w:r>
-        <w:lastRenderedPageBreak/>
-        <w:t>different administrative units.</w:t>
+        <w:t>nalysis of cholera incidence time series from 2010 to 2016 in sub-Saharan Africa identified approximately 1,000 outbreaks of varying scale across different administrative units.</w:t>
       </w:r>
       <w:r>
         <w:fldChar w:fldCharType="begin"/>
@@ -2215,7 +2604,15 @@
     <w:p/>
     <w:p>
       <w:r>
-        <w:t>Sustainable access to adequate WaSH, alongside case management and surveillance, remains the foundation of cholera control. However, the oral cholera vaccine (OCV) serves as a critical supplementary tool, especially in areas where other interventions are challenging to implement. The WHO recommends OCV use for controlling endemic cholera and during outbreaks, establishing a global OCV stockpile in 2013 with Gavi’s financial support</w:t>
+        <w:t xml:space="preserve">Sustainable access to adequate </w:t>
+      </w:r>
+      <w:proofErr w:type="spellStart"/>
+      <w:r>
+        <w:t>WaSH</w:t>
+      </w:r>
+      <w:proofErr w:type="spellEnd"/>
+      <w:r>
+        <w:t>, alongside case management and surveillance, remains the foundation of cholera control. However, the oral cholera vaccine (OCV) serves as a critical supplementary tool, especially in areas where other interventions are challenging to implement. The WHO recommends OCV use for controlling endemic cholera and during outbreaks, establishing a global OCV stockpile in 2013 with Gavi’s financial support</w:t>
       </w:r>
       <w:r>
         <w:rPr>
@@ -2581,7 +2978,14 @@
         <w:rPr>
           <w:lang w:val="en-US"/>
         </w:rPr>
-        <w:t xml:space="preserve"> These factors can diminish the effectiveness of targeting, even in areas with a high average risk, particularly when vaccine availability covers only a small fraction of at-risk populations. In contrast, outbreak-response immunizations (ORIs)—vaccinating populations where outbreaks are detected—reduce uncertainties tied to preemptive targeting. In practice, the OCV stockpile has primarily supported ORIs, with over </w:t>
+        <w:t xml:space="preserve"> These factors can diminish the effectiveness of targeting, even in </w:t>
+      </w:r>
+      <w:r>
+        <w:rPr>
+          <w:lang w:val="en-US"/>
+        </w:rPr>
+        <w:lastRenderedPageBreak/>
+        <w:t xml:space="preserve">areas with a high average risk, particularly when vaccine availability covers only a small fraction of at-risk populations. In contrast, outbreak-response immunizations (ORIs)—vaccinating populations where outbreaks are detected—reduce uncertainties tied to preemptive targeting. In practice, the OCV stockpile has primarily supported ORIs, with over </w:t>
       </w:r>
       <w:r>
         <w:rPr>
@@ -2657,14 +3061,7 @@
         <w:rPr>
           <w:lang w:val="en-US"/>
         </w:rPr>
-        <w:t xml:space="preserve"> Understanding the impact of ORIs, which dominate </w:t>
-      </w:r>
-      <w:r>
-        <w:rPr>
-          <w:lang w:val="en-US"/>
-        </w:rPr>
-        <w:lastRenderedPageBreak/>
-        <w:t>vaccination efforts, and identifying strategies to enhance their effectiveness are thus critical.</w:t>
+        <w:t xml:space="preserve"> Understanding the impact of ORIs, which dominate vaccination efforts, and identifying strategies to enhance their effectiveness are thus critical.</w:t>
       </w:r>
     </w:p>
     <w:p/>
@@ -2980,14 +3377,14 @@
         <w:rPr>
           <w:highlight w:val="yellow"/>
         </w:rPr>
-        <w:t xml:space="preserve">Our analysis was guided by two key questions. First, how effective are reactive OCV campaigns when implemented during individual outbreaks, particularly under varying delays and levels of vaccination coverage? Second, what has been the overall impact of OCV deployments since the establishment of the global stockpile, when campaigns are considered collectively across multiple outbreaks? To address these questions, we conducted two complementary analyses: one estimating per-outbreak vaccine impact across a range of implementation scenarios, and another estimating overall impact by simulating vaccine deployments across a subset of outbreaks </w:t>
+        <w:t xml:space="preserve">Our analysis was guided by two key questions. First, how effective are reactive OCV campaigns when implemented during individual outbreaks, particularly under varying delays and levels of vaccination coverage? Second, what has </w:t>
       </w:r>
       <w:r>
         <w:rPr>
           <w:highlight w:val="yellow"/>
         </w:rPr>
         <w:lastRenderedPageBreak/>
-        <w:t>whose combined population size matched the number of OCV doses deployed globally between 2013 and 2020.</w:t>
+        <w:t>been the overall impact of OCV deployments since the establishment of the global stockpile, when campaigns are considered collectively across multiple outbreaks? To address these questions, we conducted two complementary analyses: one estimating per-outbreak vaccine impact across a range of implementation scenarios, and another estimating overall impact by simulating vaccine deployments across a subset of outbreaks whose combined population size matched the number of OCV doses deployed globally between 2013 and 2020.</w:t>
       </w:r>
     </w:p>
     <w:p>
@@ -3420,7 +3817,14 @@
         <w:rPr>
           <w:highlight w:val="yellow"/>
         </w:rPr>
-        <w:t>Third, we excluded outbreaks that may have already been influenced by OCVs, defined as those where vaccination campaigns occurred within the three years prior to or during the outbreak.</w:t>
+        <w:t xml:space="preserve">Third, we excluded outbreaks that may have already been influenced by OCVs, defined as those where vaccination campaigns occurred within the </w:t>
+      </w:r>
+      <w:r>
+        <w:rPr>
+          <w:highlight w:val="yellow"/>
+        </w:rPr>
+        <w:lastRenderedPageBreak/>
+        <w:t>three years prior to or during the outbreak.</w:t>
       </w:r>
       <w:r>
         <w:rPr>
@@ -3576,11 +3980,7 @@
         <w:t xml:space="preserve"> metrics (e.g., cases,</w:t>
       </w:r>
       <w:r>
-        <w:t xml:space="preserve"> </w:t>
-      </w:r>
-      <w:r>
-        <w:lastRenderedPageBreak/>
-        <w:t xml:space="preserve">deaths, </w:t>
+        <w:t xml:space="preserve"> deaths, </w:t>
       </w:r>
       <w:r>
         <w:rPr>
@@ -3862,7 +4262,14 @@
         <w:rPr>
           <w:rFonts w:hint="eastAsia"/>
         </w:rPr>
-        <w:t xml:space="preserve"> before the outbreak ended</w:t>
+        <w:t xml:space="preserve"> before the outbreak </w:t>
+      </w:r>
+      <w:proofErr w:type="gramStart"/>
+      <w:r>
+        <w:rPr>
+          <w:rFonts w:hint="eastAsia"/>
+        </w:rPr>
+        <w:t>ended</w:t>
       </w:r>
       <w:r>
         <w:rPr>
@@ -3876,6 +4283,7 @@
         </w:rPr>
         <w:t>t</w:t>
       </w:r>
+      <w:proofErr w:type="gramEnd"/>
       <w:r>
         <w:rPr>
           <w:rFonts w:hint="eastAsia"/>
@@ -4193,6 +4601,7 @@
         <w:t xml:space="preserve"> </w:t>
       </w:r>
       <w:r>
+        <w:lastRenderedPageBreak/>
         <w:t>The</w:t>
       </w:r>
       <w:r>
@@ -6228,7 +6637,11 @@
         <w:t xml:space="preserve"> </w:t>
       </w:r>
       <w:r>
-        <w:t xml:space="preserve">globally from the creation of the stockpile through 2020, based on the </w:t>
+        <w:t xml:space="preserve">globally from </w:t>
+      </w:r>
+      <w:r>
+        <w:lastRenderedPageBreak/>
+        <w:t xml:space="preserve">the creation of the stockpile through 2020, based on the </w:t>
       </w:r>
       <w:r>
         <w:rPr>
@@ -6285,11 +6698,7 @@
         <w:t xml:space="preserve"> </w:t>
       </w:r>
       <w:r>
-        <w:t xml:space="preserve">Because this supply was insufficient to cover all outbreaks in the dataset, we simulated historical vaccine allocation by year. Specifically, for each year, we randomly sampled outbreaks (without replacement) that began in that year and assigned each enough vaccine to cover its target population, continuing this process until </w:t>
-      </w:r>
-      <w:r>
-        <w:lastRenderedPageBreak/>
-        <w:t xml:space="preserve">the annual number of doses deployed was matched. This sampling procedure was repeated for all years, and the entire process was iterated 200 times. For each iteration, we calculated the overall health impact by aggregating the effect across sampled outbreaks. These results were then summarized to estimate the </w:t>
+        <w:t xml:space="preserve">Because this supply was insufficient to cover all outbreaks in the dataset, we simulated historical vaccine allocation by year. Specifically, for each year, we randomly sampled outbreaks (without replacement) that began in that year and assigned each enough vaccine to cover its target population, continuing this process until the annual number of doses deployed was matched. This sampling procedure was repeated for all years, and the entire process was iterated 200 times. For each iteration, we calculated the overall health impact by aggregating the effect across sampled outbreaks. These results were then summarized to estimate the </w:t>
       </w:r>
       <w:r>
         <w:rPr>
@@ -7131,7 +7540,11 @@
               <w:t xml:space="preserve"> 99.6</w:t>
             </w:r>
             <w:r>
-              <w:t>] at 60% and 90% vaccine coverage</w:t>
+              <w:t xml:space="preserve">] at 60% </w:t>
+            </w:r>
+            <w:r>
+              <w:lastRenderedPageBreak/>
+              <w:t>and 90% vaccine coverage</w:t>
             </w:r>
             <w:r>
               <w:t>s</w:t>
@@ -7470,7 +7883,6 @@
               </w:rPr>
             </w:pPr>
             <w:r>
-              <w:lastRenderedPageBreak/>
               <w:t>Vaccine coverage</w:t>
             </w:r>
           </w:p>
@@ -9331,6 +9743,7 @@
               <w:spacing w:line="240" w:lineRule="auto"/>
             </w:pPr>
             <w:r>
+              <w:lastRenderedPageBreak/>
               <w:t>Gross Domestic Product (GDP)</w:t>
             </w:r>
           </w:p>
@@ -9662,7 +10075,6 @@
       </w:pPr>
       <w:bookmarkStart w:id="21" w:name="_Toc184909202"/>
       <w:r>
-        <w:lastRenderedPageBreak/>
         <w:t>Campaign triggers and assumptions</w:t>
       </w:r>
       <w:bookmarkEnd w:id="21"/>
@@ -9897,11 +10309,19 @@
       <w:r>
         <w:t xml:space="preserve"> </w:t>
       </w:r>
-      <w:r>
-        <w:rPr>
-          <w:rFonts w:hint="eastAsia"/>
-        </w:rPr>
-        <w:t xml:space="preserve">in which </w:t>
+      <w:proofErr w:type="gramStart"/>
+      <w:r>
+        <w:rPr>
+          <w:rFonts w:hint="eastAsia"/>
+        </w:rPr>
+        <w:t>in</w:t>
+      </w:r>
+      <w:proofErr w:type="gramEnd"/>
+      <w:r>
+        <w:rPr>
+          <w:rFonts w:hint="eastAsia"/>
+        </w:rPr>
+        <w:t xml:space="preserve"> which </w:t>
       </w:r>
       <w:r>
         <w:rPr>
@@ -10785,6 +11205,7 @@
               <w:spacing w:line="240" w:lineRule="auto"/>
             </w:pPr>
             <w:r>
+              <w:lastRenderedPageBreak/>
               <w:t>OCV campaign feature</w:t>
             </w:r>
           </w:p>
@@ -10854,7 +11275,15 @@
               <w:spacing w:line="240" w:lineRule="auto"/>
             </w:pPr>
             <w:r>
-              <w:t>Targeted the entire population of the affected administrative area. Coverage ranged from 60% to 90% in 5% increments. Main text presents results for 60%, 75%, and 90%.</w:t>
+              <w:t xml:space="preserve">Targeted the entire population of the affected administrative area. Coverage ranged from 60% to 90% in 5% increments. Main text presents </w:t>
+            </w:r>
+            <w:proofErr w:type="gramStart"/>
+            <w:r>
+              <w:t>results</w:t>
+            </w:r>
+            <w:proofErr w:type="gramEnd"/>
+            <w:r>
+              <w:t xml:space="preserve"> for 60%, 75%, and 90%.</w:t>
             </w:r>
           </w:p>
         </w:tc>
@@ -10881,7 +11310,6 @@
               </w:rPr>
             </w:pPr>
             <w:r>
-              <w:lastRenderedPageBreak/>
               <w:t>Campaign triggers</w:t>
             </w:r>
           </w:p>
@@ -10904,7 +11332,21 @@
               <w:rPr>
                 <w:rFonts w:hint="eastAsia"/>
               </w:rPr>
-              <w:t xml:space="preserve">(i) </w:t>
+              <w:t>(</w:t>
+            </w:r>
+            <w:proofErr w:type="spellStart"/>
+            <w:r>
+              <w:rPr>
+                <w:rFonts w:hint="eastAsia"/>
+              </w:rPr>
+              <w:t>i</w:t>
+            </w:r>
+            <w:proofErr w:type="spellEnd"/>
+            <w:r>
+              <w:rPr>
+                <w:rFonts w:hint="eastAsia"/>
+              </w:rPr>
+              <w:t xml:space="preserve">) </w:t>
             </w:r>
             <w:r>
               <w:t>Outbreak onset–triggered: Initiated 1–20 weeks after outbreak onset, in 1-week increments; implementation set at the midpoint of the specified week.</w:t>
@@ -10924,7 +11366,15 @@
               <w:t xml:space="preserve">(ii) </w:t>
             </w:r>
             <w:r>
-              <w:t>Case-triggered: Initiated once cumulative cases reached a predefined threshold (1, 10, 20, …, 100, 200, …, 1,000), followed by an additional 1–20 week implementation delay.</w:t>
+              <w:t>Case-triggered: Initiated once cumulative cases reached a predefined threshold (1, 10, 20, …, 100, 200, …, 1,000), followed by an additional 1–</w:t>
+            </w:r>
+            <w:proofErr w:type="gramStart"/>
+            <w:r>
+              <w:t>20 week</w:t>
+            </w:r>
+            <w:proofErr w:type="gramEnd"/>
+            <w:r>
+              <w:t xml:space="preserve"> implementation delay.</w:t>
             </w:r>
           </w:p>
         </w:tc>
@@ -11441,7 +11891,14 @@
         <w:rPr>
           <w:rFonts w:hint="eastAsia"/>
         </w:rPr>
-        <w:t xml:space="preserve"> heterogeneity</w:t>
+        <w:t xml:space="preserve"> </w:t>
+      </w:r>
+      <w:r>
+        <w:rPr>
+          <w:rFonts w:hint="eastAsia"/>
+        </w:rPr>
+        <w:lastRenderedPageBreak/>
+        <w:t>heterogeneity</w:t>
       </w:r>
       <w:r>
         <w:rPr>
@@ -11548,7 +12005,6 @@
         <w:rPr>
           <w:rFonts w:hint="eastAsia"/>
         </w:rPr>
-        <w:lastRenderedPageBreak/>
         <w:t>geographic scales, such as at the country level</w:t>
       </w:r>
       <w:r>
@@ -12110,11 +12566,19 @@
         </w:rPr>
         <w:t xml:space="preserve"> </w:t>
       </w:r>
-      <w:r>
-        <w:rPr>
-          <w:rFonts w:hint="eastAsia"/>
-        </w:rPr>
-        <w:t xml:space="preserve">in </w:t>
+      <w:proofErr w:type="gramStart"/>
+      <w:r>
+        <w:rPr>
+          <w:rFonts w:hint="eastAsia"/>
+        </w:rPr>
+        <w:t>in</w:t>
+      </w:r>
+      <w:proofErr w:type="gramEnd"/>
+      <w:r>
+        <w:rPr>
+          <w:rFonts w:hint="eastAsia"/>
+        </w:rPr>
+        <w:t xml:space="preserve"> </w:t>
       </w:r>
       <w:r>
         <w:rPr>
@@ -12402,7 +12866,15 @@
         <w:t>26, 28, and 30</w:t>
       </w:r>
       <w:r>
-        <w:t xml:space="preserve">, and the median percent cases averted dropped below </w:t>
+        <w:t xml:space="preserve">, and the median </w:t>
+      </w:r>
+      <w:proofErr w:type="gramStart"/>
+      <w:r>
+        <w:t>percent</w:t>
+      </w:r>
+      <w:proofErr w:type="gramEnd"/>
+      <w:r>
+        <w:t xml:space="preserve"> cases averted dropped below </w:t>
       </w:r>
       <w:r>
         <w:rPr>
@@ -12505,7 +12977,14 @@
         <w:rPr>
           <w:highlight w:val="yellow"/>
         </w:rPr>
-        <w:t xml:space="preserve"> 0.942 [IQR: 0.882 - 0.975]</w:t>
+        <w:t xml:space="preserve"> </w:t>
+      </w:r>
+      <w:r>
+        <w:rPr>
+          <w:highlight w:val="yellow"/>
+        </w:rPr>
+        <w:lastRenderedPageBreak/>
+        <w:t>0.942 [IQR: 0.882 - 0.975]</w:t>
       </w:r>
       <w:r>
         <w:rPr>
@@ -12798,14 +13277,7 @@
           <w:rFonts w:hint="eastAsia"/>
           <w:highlight w:val="yellow"/>
         </w:rPr>
-        <w:t>lasting &gt;</w:t>
-      </w:r>
-      <w:r>
-        <w:rPr>
-          <w:rFonts w:hint="eastAsia"/>
-          <w:highlight w:val="yellow"/>
-        </w:rPr>
-        <w:t>5</w:t>
+        <w:t>lasting &gt;5</w:t>
       </w:r>
       <w:r>
         <w:rPr>
@@ -12842,15 +13314,7 @@
           <w:highlight w:val="yellow"/>
           <w:lang w:val="en-US"/>
         </w:rPr>
-        <w:t xml:space="preserve">Delay also causes some outbreaks to be missed entirely because </w:t>
-      </w:r>
-      <w:r>
-        <w:rPr>
-          <w:highlight w:val="yellow"/>
-          <w:lang w:val="en-US"/>
-        </w:rPr>
-        <w:lastRenderedPageBreak/>
-        <w:t>vaccination would not occur before the outbreak ends (</w:t>
+        <w:t>Delay also causes some outbreaks to be missed entirely because vaccination would not occur before the outbreak ends (</w:t>
       </w:r>
       <w:r>
         <w:rPr>
@@ -12905,11 +13369,6 @@
       </w:pPr>
     </w:p>
     <w:p>
-      <w:pPr>
-        <w:rPr>
-          <w:highlight w:val="yellow"/>
-        </w:rPr>
-      </w:pPr>
       <w:r>
         <w:rPr>
           <w:rFonts w:hint="eastAsia"/>
@@ -13047,7 +13506,28 @@
           <w:rFonts w:hint="eastAsia"/>
           <w:highlight w:val="yellow"/>
         </w:rPr>
-        <w:t xml:space="preserve"> or people as a single-dose regimen</w:t>
+        <w:t xml:space="preserve"> </w:t>
+      </w:r>
+      <w:r>
+        <w:rPr>
+          <w:rFonts w:hint="eastAsia"/>
+          <w:highlight w:val="yellow"/>
+        </w:rPr>
+        <w:t>(</w:t>
+      </w:r>
+      <w:r>
+        <w:rPr>
+          <w:rFonts w:hint="eastAsia"/>
+          <w:highlight w:val="yellow"/>
+        </w:rPr>
+        <w:t>or people as a single-dose regimen</w:t>
+      </w:r>
+      <w:r>
+        <w:rPr>
+          <w:rFonts w:hint="eastAsia"/>
+          <w:highlight w:val="yellow"/>
+        </w:rPr>
+        <w:t>)</w:t>
       </w:r>
       <w:r>
         <w:rPr>
@@ -13143,10 +13623,35 @@
       <w:r>
         <w:rPr>
           <w:rFonts w:hint="eastAsia"/>
-          <w:highlight w:val="yellow"/>
-          <w:lang w:val="en-US"/>
-        </w:rPr>
-        <w:t xml:space="preserve">691 case </w:t>
+          <w:lang w:val="en-US"/>
+        </w:rPr>
+        <w:t>691</w:t>
+      </w:r>
+      <w:r>
+        <w:rPr>
+          <w:rFonts w:hint="eastAsia"/>
+          <w:highlight w:val="yellow"/>
+          <w:lang w:val="en-US"/>
+        </w:rPr>
+        <w:t xml:space="preserve"> </w:t>
+      </w:r>
+      <w:proofErr w:type="gramStart"/>
+      <w:r>
+        <w:rPr>
+          <w:rFonts w:hint="eastAsia"/>
+          <w:highlight w:val="yellow"/>
+          <w:lang w:val="en-US"/>
+        </w:rPr>
+        <w:t>case</w:t>
+      </w:r>
+      <w:proofErr w:type="gramEnd"/>
+      <w:r>
+        <w:rPr>
+          <w:rFonts w:hint="eastAsia"/>
+          <w:highlight w:val="yellow"/>
+          <w:lang w:val="en-US"/>
+        </w:rPr>
+        <w:t xml:space="preserve"> </w:t>
       </w:r>
       <w:r>
         <w:rPr>
@@ -13191,7 +13696,31 @@
           <w:highlight w:val="yellow"/>
           <w:lang w:val="en-US"/>
         </w:rPr>
-        <w:t xml:space="preserve"> with 9 week delay in ORI implementation. This value increases to</w:t>
+        <w:t xml:space="preserve"> with ORI i</w:t>
+      </w:r>
+      <w:r>
+        <w:rPr>
+          <w:rFonts w:hint="eastAsia"/>
+          <w:highlight w:val="yellow"/>
+          <w:lang w:val="en-US"/>
+        </w:rPr>
+        <w:t xml:space="preserve">nitiated </w:t>
+      </w:r>
+      <w:r>
+        <w:rPr>
+          <w:rFonts w:hint="eastAsia"/>
+          <w:highlight w:val="yellow"/>
+          <w:lang w:val="en-US"/>
+        </w:rPr>
+        <w:t>at week 9</w:t>
+      </w:r>
+      <w:r>
+        <w:rPr>
+          <w:rFonts w:hint="eastAsia"/>
+          <w:highlight w:val="yellow"/>
+          <w:lang w:val="en-US"/>
+        </w:rPr>
+        <w:t>. This value increases to</w:t>
       </w:r>
       <w:r>
         <w:rPr>
@@ -13229,7 +13758,23 @@
           <w:highlight w:val="yellow"/>
           <w:lang w:val="en-US"/>
         </w:rPr>
-        <w:t xml:space="preserve"> cases if ORI could be implemented in the first week.</w:t>
+        <w:t xml:space="preserve"> cases if ORI could b</w:t>
+      </w:r>
+      <w:r>
+        <w:rPr>
+          <w:rFonts w:hint="eastAsia"/>
+          <w:highlight w:val="yellow"/>
+          <w:lang w:val="en-US"/>
+        </w:rPr>
+        <w:t xml:space="preserve">e initiated </w:t>
+      </w:r>
+      <w:r>
+        <w:rPr>
+          <w:rFonts w:hint="eastAsia"/>
+          <w:highlight w:val="yellow"/>
+          <w:lang w:val="en-US"/>
+        </w:rPr>
+        <w:t>in the first week.</w:t>
       </w:r>
       <w:r>
         <w:rPr>
@@ -13282,20 +13827,150 @@
           <w:rFonts w:hint="eastAsia"/>
           <w:highlight w:val="yellow"/>
         </w:rPr>
-        <w:t xml:space="preserve">the vaccination efficiency close to </w:t>
-      </w:r>
-      <w:r>
-        <w:rPr>
-          <w:rFonts w:hint="eastAsia"/>
-          <w:highlight w:val="yellow"/>
-        </w:rPr>
-        <w:t>0.112</w:t>
-      </w:r>
-      <w:r>
-        <w:rPr>
-          <w:highlight w:val="yellow"/>
-        </w:rPr>
-        <w:t xml:space="preserve"> cases averted per 1,000 doses (</w:t>
+        <w:t xml:space="preserve">the vaccination efficiency </w:t>
+      </w:r>
+      <w:r>
+        <w:rPr>
+          <w:rFonts w:hint="eastAsia"/>
+          <w:highlight w:val="yellow"/>
+        </w:rPr>
+        <w:t>approximately</w:t>
+      </w:r>
+      <w:r>
+        <w:rPr>
+          <w:rFonts w:hint="eastAsia"/>
+          <w:highlight w:val="yellow"/>
+        </w:rPr>
+        <w:t xml:space="preserve"> to</w:t>
+      </w:r>
+      <w:r>
+        <w:rPr>
+          <w:rFonts w:hint="eastAsia"/>
+          <w:highlight w:val="yellow"/>
+        </w:rPr>
+        <w:t xml:space="preserve"> </w:t>
+      </w:r>
+      <w:r>
+        <w:rPr>
+          <w:rFonts w:hint="eastAsia"/>
+          <w:highlight w:val="yellow"/>
+        </w:rPr>
+        <w:t>2</w:t>
+      </w:r>
+      <w:r>
+        <w:rPr>
+          <w:rFonts w:hint="eastAsia"/>
+          <w:highlight w:val="yellow"/>
+        </w:rPr>
+        <w:t>.</w:t>
+      </w:r>
+      <w:r>
+        <w:rPr>
+          <w:rFonts w:hint="eastAsia"/>
+          <w:highlight w:val="yellow"/>
+        </w:rPr>
+        <w:t>5</w:t>
+      </w:r>
+      <w:r>
+        <w:rPr>
+          <w:rFonts w:hint="eastAsia"/>
+          <w:highlight w:val="yellow"/>
+        </w:rPr>
+        <w:t xml:space="preserve"> </w:t>
+      </w:r>
+      <w:r>
+        <w:rPr>
+          <w:rFonts w:hint="eastAsia"/>
+          <w:highlight w:val="yellow"/>
+        </w:rPr>
+        <w:t xml:space="preserve">(or 0.07 DALYs) </w:t>
+      </w:r>
+      <w:r>
+        <w:rPr>
+          <w:rFonts w:hint="eastAsia"/>
+          <w:highlight w:val="yellow"/>
+        </w:rPr>
+        <w:t>and 9.6</w:t>
+      </w:r>
+      <w:r>
+        <w:rPr>
+          <w:highlight w:val="yellow"/>
+        </w:rPr>
+        <w:t xml:space="preserve"> </w:t>
+      </w:r>
+      <w:r>
+        <w:rPr>
+          <w:rFonts w:hint="eastAsia"/>
+          <w:highlight w:val="yellow"/>
+        </w:rPr>
+        <w:t>cases</w:t>
+      </w:r>
+      <w:r>
+        <w:rPr>
+          <w:rFonts w:hint="eastAsia"/>
+          <w:highlight w:val="yellow"/>
+        </w:rPr>
+        <w:t xml:space="preserve"> (1.3 DALYs)</w:t>
+      </w:r>
+      <w:r>
+        <w:rPr>
+          <w:rFonts w:hint="eastAsia"/>
+          <w:highlight w:val="yellow"/>
+        </w:rPr>
+        <w:t xml:space="preserve"> </w:t>
+      </w:r>
+      <w:r>
+        <w:rPr>
+          <w:highlight w:val="yellow"/>
+        </w:rPr>
+        <w:t xml:space="preserve">averted per 1,000 doses </w:t>
+      </w:r>
+      <w:r>
+        <w:rPr>
+          <w:rFonts w:hint="eastAsia"/>
+          <w:highlight w:val="yellow"/>
+        </w:rPr>
+        <w:t xml:space="preserve">with ORIs initiated </w:t>
+      </w:r>
+      <w:r>
+        <w:rPr>
+          <w:rFonts w:hint="eastAsia"/>
+          <w:highlight w:val="yellow"/>
+        </w:rPr>
+        <w:t>in</w:t>
+      </w:r>
+      <w:r>
+        <w:rPr>
+          <w:rFonts w:hint="eastAsia"/>
+          <w:highlight w:val="yellow"/>
+        </w:rPr>
+        <w:t xml:space="preserve"> week 9 and 1, respectively</w:t>
+      </w:r>
+      <w:r>
+        <w:rPr>
+          <w:highlight w:val="yellow"/>
+        </w:rPr>
+        <w:t>.</w:t>
+      </w:r>
+      <w:r>
+        <w:rPr>
+          <w:rFonts w:hint="eastAsia"/>
+          <w:highlight w:val="yellow"/>
+        </w:rPr>
+        <w:t xml:space="preserve"> </w:t>
+      </w:r>
+      <w:r>
+        <w:rPr>
+          <w:rFonts w:hint="eastAsia"/>
+          <w:highlight w:val="yellow"/>
+        </w:rPr>
+        <w:t xml:space="preserve"> Prioritizing </w:t>
+      </w:r>
+      <w:r>
+        <w:rPr>
+          <w:highlight w:val="yellow"/>
+        </w:rPr>
+        <w:t>by size or duration also improved efficiency, although gains were smaller than targeting by attack rate (</w:t>
       </w:r>
       <w:r>
         <w:rPr>
@@ -13303,64 +13978,96 @@
           <w:bCs/>
           <w:highlight w:val="yellow"/>
         </w:rPr>
-        <w:t>Figure 3</w:t>
-      </w:r>
-      <w:r>
-        <w:rPr>
+        <w:t xml:space="preserve">Figure </w:t>
+      </w:r>
+      <w:r>
+        <w:rPr>
+          <w:rFonts w:hint="eastAsia"/>
           <w:b/>
           <w:bCs/>
           <w:highlight w:val="yellow"/>
         </w:rPr>
-        <w:t>E</w:t>
-      </w:r>
-      <w:r>
-        <w:rPr>
-          <w:highlight w:val="yellow"/>
-        </w:rPr>
-        <w:t xml:space="preserve">). </w:t>
-      </w:r>
-    </w:p>
-    <w:p>
-      <w:pPr>
-        <w:rPr>
-          <w:highlight w:val="yellow"/>
-        </w:rPr>
-      </w:pPr>
-    </w:p>
-    <w:p>
-      <w:pPr>
-        <w:rPr>
-          <w:highlight w:val="yellow"/>
-        </w:rPr>
-      </w:pPr>
-    </w:p>
-    <w:p>
-      <w:pPr>
-        <w:rPr>
-          <w:highlight w:val="yellow"/>
-        </w:rPr>
-      </w:pPr>
-    </w:p>
-    <w:p>
-      <w:r>
-        <w:rPr>
-          <w:highlight w:val="yellow"/>
-        </w:rPr>
-        <w:t>Targeting by size or duration also improved efficiency, although gains were smaller than targeting by attack rate (</w:t>
-      </w:r>
-      <w:r>
-        <w:rPr>
-          <w:b/>
-          <w:bCs/>
-          <w:highlight w:val="yellow"/>
-        </w:rPr>
-        <w:t>Figures 3E–F</w:t>
-      </w:r>
-      <w:r>
-        <w:rPr>
-          <w:highlight w:val="yellow"/>
-        </w:rPr>
-        <w:t>). In contrast, the percent of cases averted (which is not normalized by doses) was most sensitive to targeting by duration and size. When ORIs were implemented in week 1, the median percent of cases averted exceeded 83</w:t>
+        <w:t>S3</w:t>
+      </w:r>
+      <w:r>
+        <w:rPr>
+          <w:highlight w:val="yellow"/>
+        </w:rPr>
+        <w:t xml:space="preserve">). In contrast, the </w:t>
+      </w:r>
+      <w:proofErr w:type="gramStart"/>
+      <w:r>
+        <w:rPr>
+          <w:highlight w:val="yellow"/>
+        </w:rPr>
+        <w:t>percent</w:t>
+      </w:r>
+      <w:proofErr w:type="gramEnd"/>
+      <w:r>
+        <w:rPr>
+          <w:highlight w:val="yellow"/>
+        </w:rPr>
+        <w:t xml:space="preserve"> cases averted (which is not normalized by doses) was most sensitive to </w:t>
+      </w:r>
+      <w:r>
+        <w:rPr>
+          <w:rFonts w:hint="eastAsia"/>
+          <w:highlight w:val="yellow"/>
+        </w:rPr>
+        <w:t xml:space="preserve">prioritizing </w:t>
+      </w:r>
+      <w:r>
+        <w:rPr>
+          <w:highlight w:val="yellow"/>
+        </w:rPr>
+        <w:t xml:space="preserve">by duration. When ORIs were </w:t>
+      </w:r>
+      <w:r>
+        <w:rPr>
+          <w:rFonts w:hint="eastAsia"/>
+          <w:highlight w:val="yellow"/>
+        </w:rPr>
+        <w:t xml:space="preserve">initiated </w:t>
+      </w:r>
+      <w:r>
+        <w:rPr>
+          <w:highlight w:val="yellow"/>
+        </w:rPr>
+        <w:t xml:space="preserve">in week 1, the median </w:t>
+      </w:r>
+      <w:proofErr w:type="gramStart"/>
+      <w:r>
+        <w:rPr>
+          <w:highlight w:val="yellow"/>
+        </w:rPr>
+        <w:t>percent</w:t>
+      </w:r>
+      <w:proofErr w:type="gramEnd"/>
+      <w:r>
+        <w:rPr>
+          <w:rFonts w:hint="eastAsia"/>
+          <w:highlight w:val="yellow"/>
+        </w:rPr>
+        <w:t xml:space="preserve"> </w:t>
+      </w:r>
+      <w:r>
+        <w:rPr>
+          <w:highlight w:val="yellow"/>
+        </w:rPr>
+        <w:t xml:space="preserve">cases averted </w:t>
+      </w:r>
+      <w:r>
+        <w:rPr>
+          <w:rFonts w:hint="eastAsia"/>
+          <w:highlight w:val="yellow"/>
+        </w:rPr>
+        <w:t>were approximately</w:t>
+      </w:r>
+      <w:r>
+        <w:rPr>
+          <w:highlight w:val="yellow"/>
+        </w:rPr>
+        <w:t xml:space="preserve"> 83</w:t>
       </w:r>
       <w:r>
         <w:rPr>
@@ -13412,7 +14119,20 @@
         <w:rPr>
           <w:highlight w:val="yellow"/>
         </w:rPr>
-        <w:t xml:space="preserve"> 28.2</w:t>
+        <w:t xml:space="preserve"> 2</w:t>
+      </w:r>
+      <w:r>
+        <w:rPr>
+          <w:rFonts w:hint="eastAsia"/>
+          <w:highlight w:val="yellow"/>
+        </w:rPr>
+        <w:t>7</w:t>
+      </w:r>
+      <w:r>
+        <w:rPr>
+          <w:highlight w:val="yellow"/>
+        </w:rPr>
+        <w:t>.2</w:t>
       </w:r>
       <w:r>
         <w:rPr>
@@ -13439,55 +14159,53 @@
           <w:highlight w:val="yellow"/>
           <w:lang w:val="en-US"/>
         </w:rPr>
-        <w:t>19.</w:t>
-      </w:r>
-      <w:r>
-        <w:rPr>
-          <w:rFonts w:hint="eastAsia"/>
-          <w:highlight w:val="yellow"/>
-          <w:lang w:val="en-US"/>
-        </w:rPr>
-        <w:t>6%, respectively, by week 9.</w:t>
-      </w:r>
-      <w:r>
-        <w:rPr>
-          <w:rFonts w:hint="eastAsia"/>
-          <w:highlight w:val="yellow"/>
-        </w:rPr>
-        <w:t xml:space="preserve"> </w:t>
-      </w:r>
-      <w:r>
-        <w:rPr>
-          <w:highlight w:val="yellow"/>
-        </w:rPr>
-        <w:t>(</w:t>
-      </w:r>
-      <w:r>
-        <w:rPr>
-          <w:rFonts w:hint="eastAsia"/>
-          <w:b/>
-          <w:bCs/>
-          <w:highlight w:val="yellow"/>
-        </w:rPr>
-        <w:t xml:space="preserve">Supplement; </w:t>
-      </w:r>
-      <w:r>
-        <w:rPr>
-          <w:b/>
-          <w:bCs/>
-          <w:highlight w:val="yellow"/>
-        </w:rPr>
-        <w:t>Figure S</w:t>
-      </w:r>
-      <w:r>
-        <w:rPr>
-          <w:highlight w:val="yellow"/>
-        </w:rPr>
-        <w:t>).</w:t>
+        <w:t>1</w:t>
+      </w:r>
+      <w:r>
+        <w:rPr>
+          <w:rFonts w:hint="eastAsia"/>
+          <w:highlight w:val="yellow"/>
+          <w:lang w:val="en-US"/>
+        </w:rPr>
+        <w:t>8</w:t>
+      </w:r>
+      <w:r>
+        <w:rPr>
+          <w:highlight w:val="yellow"/>
+          <w:lang w:val="en-US"/>
+        </w:rPr>
+        <w:t>.</w:t>
+      </w:r>
+      <w:r>
+        <w:rPr>
+          <w:rFonts w:hint="eastAsia"/>
+          <w:highlight w:val="yellow"/>
+          <w:lang w:val="en-US"/>
+        </w:rPr>
+        <w:t>3</w:t>
+      </w:r>
+      <w:r>
+        <w:rPr>
+          <w:rFonts w:hint="eastAsia"/>
+          <w:highlight w:val="yellow"/>
+          <w:lang w:val="en-US"/>
+        </w:rPr>
+        <w:t>%, respectively, by week 9</w:t>
+      </w:r>
+      <w:r>
+        <w:rPr>
+          <w:highlight w:val="yellow"/>
+        </w:rPr>
+        <w:t>.</w:t>
       </w:r>
     </w:p>
     <w:p/>
     <w:p>
+      <w:pPr>
+        <w:rPr>
+          <w:highlight w:val="yellow"/>
+        </w:rPr>
+      </w:pPr>
       <w:r>
         <w:rPr>
           <w:b/>
@@ -13648,6 +14366,7 @@
         <w:rPr>
           <w:highlight w:val="yellow"/>
         </w:rPr>
+        <w:lastRenderedPageBreak/>
         <w:t xml:space="preserve">Consistent with the pattern of cases averted shown in </w:t>
       </w:r>
       <w:r>
@@ -13670,118 +14389,328 @@
         <w:rPr>
           <w:highlight w:val="yellow"/>
         </w:rPr>
-        <w:t xml:space="preserve"> the impact of ORI </w:t>
-      </w:r>
-      <w:r>
-        <w:rPr>
-          <w:highlight w:val="yellow"/>
-        </w:rPr>
-        <w:lastRenderedPageBreak/>
-        <w:t>diminished across other health and economic metrics, including deaths averted, DALYs averted, and efficiency measured as outcomes averted per 1,000 OCV doses, while the cost per case, death, or DALY averted increased with longer delays.</w:t>
-      </w:r>
-      <w:r>
-        <w:rPr>
-          <w:rFonts w:hint="eastAsia"/>
-          <w:highlight w:val="yellow"/>
-        </w:rPr>
-        <w:t xml:space="preserve"> </w:t>
-      </w:r>
-      <w:r>
-        <w:rPr>
-          <w:highlight w:val="yellow"/>
-        </w:rPr>
-        <w:t>ORI efficiency</w:t>
-      </w:r>
-      <w:r>
-        <w:rPr>
-          <w:rFonts w:hint="eastAsia"/>
-          <w:highlight w:val="yellow"/>
-        </w:rPr>
-        <w:t xml:space="preserve"> </w:t>
-      </w:r>
-      <w:r>
-        <w:rPr>
-          <w:highlight w:val="yellow"/>
-        </w:rPr>
-        <w:t>declined from 0.695 [IQR: 0.188</w:t>
-      </w:r>
-      <w:r>
-        <w:rPr>
-          <w:rFonts w:hint="eastAsia"/>
-          <w:highlight w:val="yellow"/>
-        </w:rPr>
-        <w:t xml:space="preserve"> - </w:t>
-      </w:r>
-      <w:r>
-        <w:rPr>
-          <w:highlight w:val="yellow"/>
-        </w:rPr>
-        <w:t xml:space="preserve">2.411] </w:t>
-      </w:r>
-      <w:r>
-        <w:rPr>
-          <w:rFonts w:hint="eastAsia"/>
-          <w:highlight w:val="yellow"/>
-        </w:rPr>
-        <w:t xml:space="preserve">to </w:t>
-      </w:r>
-      <w:r>
-        <w:rPr>
-          <w:highlight w:val="yellow"/>
-        </w:rPr>
-        <w:t>0.118 [IQR: 0.008</w:t>
-      </w:r>
-      <w:r>
-        <w:rPr>
-          <w:rFonts w:hint="eastAsia"/>
-          <w:highlight w:val="yellow"/>
-        </w:rPr>
-        <w:t xml:space="preserve"> - </w:t>
-      </w:r>
-      <w:r>
-        <w:rPr>
-          <w:highlight w:val="yellow"/>
-        </w:rPr>
-        <w:t xml:space="preserve">0.744] when initiated in </w:t>
-      </w:r>
-      <w:r>
-        <w:rPr>
-          <w:rFonts w:hint="eastAsia"/>
-          <w:highlight w:val="yellow"/>
-        </w:rPr>
-        <w:t xml:space="preserve">week 1 and </w:t>
-      </w:r>
-      <w:r>
-        <w:rPr>
-          <w:highlight w:val="yellow"/>
-        </w:rPr>
-        <w:t>week 13</w:t>
-      </w:r>
-      <w:r>
-        <w:rPr>
-          <w:rFonts w:hint="eastAsia"/>
-          <w:highlight w:val="yellow"/>
-        </w:rPr>
-        <w:t>, respectively</w:t>
-      </w:r>
-      <w:r>
-        <w:rPr>
-          <w:highlight w:val="yellow"/>
-        </w:rPr>
-        <w:t>. The cost per case averted was approximately $4,623 [IQR: 972</w:t>
-      </w:r>
-      <w:r>
-        <w:rPr>
-          <w:rFonts w:hint="eastAsia"/>
-          <w:highlight w:val="yellow"/>
-        </w:rPr>
-        <w:t xml:space="preserve"> - </w:t>
-      </w:r>
-      <w:r>
-        <w:rPr>
-          <w:highlight w:val="yellow"/>
-        </w:rPr>
-        <w:t>17,853] for ORIs initiated in the first week, remaining below the benchmark cost-effectiveness threshold of three times the GDP per capita in sub-Saharan Africa (≈$1,636</w:t>
+        <w:t xml:space="preserve"> the impact of ORI diminished across other health and economic metrics, including DALYs averted, and efficiency measured as </w:t>
+      </w:r>
+      <w:r>
+        <w:rPr>
+          <w:rFonts w:hint="eastAsia"/>
+          <w:highlight w:val="yellow"/>
+        </w:rPr>
+        <w:t>cases and DALYs</w:t>
+      </w:r>
+      <w:r>
+        <w:rPr>
+          <w:highlight w:val="yellow"/>
+        </w:rPr>
+        <w:t xml:space="preserve"> averted per 1,000 OCV doses, while the cost per case, </w:t>
+      </w:r>
+      <w:r>
+        <w:rPr>
+          <w:rFonts w:hint="eastAsia"/>
+          <w:highlight w:val="yellow"/>
+        </w:rPr>
+        <w:t>or</w:t>
+      </w:r>
+      <w:r>
+        <w:rPr>
+          <w:highlight w:val="yellow"/>
+        </w:rPr>
+        <w:t xml:space="preserve"> DALY averted increased with longer delays.</w:t>
+      </w:r>
+      <w:r>
+        <w:rPr>
+          <w:rFonts w:hint="eastAsia"/>
+          <w:highlight w:val="yellow"/>
+        </w:rPr>
+        <w:t xml:space="preserve"> </w:t>
+      </w:r>
+      <w:r>
+        <w:rPr>
+          <w:highlight w:val="yellow"/>
+        </w:rPr>
+        <w:t xml:space="preserve">The cost per case averted was approximately </w:t>
+      </w:r>
+      <w:r>
+        <w:t>4,65</w:t>
+      </w:r>
+      <w:r>
+        <w:rPr>
+          <w:rFonts w:hint="eastAsia"/>
+        </w:rPr>
+        <w:t>9</w:t>
+      </w:r>
+      <w:r>
+        <w:rPr>
+          <w:highlight w:val="yellow"/>
+        </w:rPr>
+        <w:t xml:space="preserve"> [IQR: </w:t>
+      </w:r>
+      <w:r>
+        <w:t>98</w:t>
+      </w:r>
+      <w:r>
+        <w:rPr>
+          <w:rFonts w:hint="eastAsia"/>
+        </w:rPr>
+        <w:t>3</w:t>
+      </w:r>
+      <w:r>
+        <w:t xml:space="preserve"> - 17,915</w:t>
+      </w:r>
+      <w:r>
+        <w:rPr>
+          <w:rFonts w:hint="eastAsia"/>
+        </w:rPr>
+        <w:t>]</w:t>
+      </w:r>
+      <w:r>
+        <w:rPr>
+          <w:highlight w:val="yellow"/>
+        </w:rPr>
+        <w:t xml:space="preserve"> for ORIs </w:t>
+      </w:r>
+      <w:r>
+        <w:rPr>
+          <w:rFonts w:hint="eastAsia"/>
+          <w:highlight w:val="yellow"/>
+        </w:rPr>
+        <w:t xml:space="preserve">that were </w:t>
+      </w:r>
+      <w:r>
+        <w:rPr>
+          <w:rFonts w:hint="eastAsia"/>
+          <w:highlight w:val="yellow"/>
+        </w:rPr>
+        <w:t>randomly targeted</w:t>
+      </w:r>
+      <w:r>
+        <w:rPr>
+          <w:rFonts w:hint="eastAsia"/>
+          <w:highlight w:val="yellow"/>
+        </w:rPr>
+        <w:t xml:space="preserve">, </w:t>
+      </w:r>
+      <w:r>
+        <w:rPr>
+          <w:highlight w:val="yellow"/>
+        </w:rPr>
+        <w:t xml:space="preserve">initiated in the first week, </w:t>
+      </w:r>
+      <w:r>
+        <w:rPr>
+          <w:rFonts w:hint="eastAsia"/>
+          <w:highlight w:val="yellow"/>
+        </w:rPr>
+        <w:t>this cost rose markedly</w:t>
+      </w:r>
+      <w:r>
+        <w:rPr>
+          <w:highlight w:val="yellow"/>
+        </w:rPr>
+        <w:t xml:space="preserve"> to $</w:t>
+      </w:r>
+      <w:r>
+        <w:t>15,74</w:t>
+      </w:r>
+      <w:r>
+        <w:rPr>
+          <w:rFonts w:hint="eastAsia"/>
+        </w:rPr>
+        <w:t>4</w:t>
+      </w:r>
+      <w:r>
+        <w:t xml:space="preserve"> </w:t>
+      </w:r>
+      <w:r>
+        <w:rPr>
+          <w:rFonts w:hint="eastAsia"/>
+          <w:highlight w:val="yellow"/>
+        </w:rPr>
+        <w:t xml:space="preserve">[IQR: </w:t>
+      </w:r>
+      <w:r>
+        <w:t>2,911 - 75,908</w:t>
+      </w:r>
+      <w:r>
+        <w:rPr>
+          <w:rFonts w:hint="eastAsia"/>
+          <w:highlight w:val="yellow"/>
+        </w:rPr>
+        <w:t>]</w:t>
+      </w:r>
+      <w:r>
+        <w:rPr>
+          <w:rFonts w:hint="eastAsia"/>
+          <w:highlight w:val="yellow"/>
+        </w:rPr>
+        <w:t xml:space="preserve">. </w:t>
+      </w:r>
+      <w:r>
+        <w:rPr>
+          <w:rFonts w:hint="eastAsia"/>
+          <w:highlight w:val="yellow"/>
+        </w:rPr>
+        <w:t>As expected in increased OCV efficiency under high AR prioritized targeting,</w:t>
+      </w:r>
+      <w:r>
+        <w:rPr>
+          <w:rFonts w:hint="eastAsia"/>
+          <w:highlight w:val="yellow"/>
+        </w:rPr>
+        <w:t xml:space="preserve"> the cost per case averted </w:t>
+      </w:r>
+      <w:proofErr w:type="gramStart"/>
+      <w:r>
+        <w:rPr>
+          <w:rFonts w:hint="eastAsia"/>
+          <w:highlight w:val="yellow"/>
+        </w:rPr>
+        <w:t xml:space="preserve">was </w:t>
+      </w:r>
+      <w:r>
+        <w:rPr>
+          <w:rFonts w:hint="eastAsia"/>
+          <w:highlight w:val="yellow"/>
+        </w:rPr>
+        <w:t xml:space="preserve"> </w:t>
+      </w:r>
+      <w:r>
+        <w:t>41</w:t>
+      </w:r>
+      <w:r>
+        <w:rPr>
+          <w:rFonts w:hint="eastAsia"/>
+        </w:rPr>
+        <w:t>4</w:t>
+      </w:r>
+      <w:proofErr w:type="gramEnd"/>
+      <w:r>
+        <w:t xml:space="preserve"> </w:t>
+      </w:r>
+      <w:r>
+        <w:rPr>
+          <w:highlight w:val="yellow"/>
+        </w:rPr>
+        <w:t xml:space="preserve"> [IQR:</w:t>
+      </w:r>
+      <w:r>
+        <w:t xml:space="preserve"> </w:t>
+      </w:r>
+      <w:r>
+        <w:t xml:space="preserve">-17 </w:t>
+      </w:r>
+      <w:r>
+        <w:rPr>
+          <w:rFonts w:hint="eastAsia"/>
+        </w:rPr>
+        <w:t>-</w:t>
+      </w:r>
+      <w:r>
+        <w:t xml:space="preserve"> 871</w:t>
+      </w:r>
+      <w:r>
+        <w:rPr>
+          <w:rFonts w:hint="eastAsia"/>
+        </w:rPr>
+        <w:t>]</w:t>
+      </w:r>
+      <w:r>
+        <w:t xml:space="preserve"> </w:t>
+      </w:r>
+      <w:r>
+        <w:rPr>
+          <w:rFonts w:hint="eastAsia"/>
+        </w:rPr>
+        <w:t xml:space="preserve">and </w:t>
+      </w:r>
+      <w:proofErr w:type="gramStart"/>
+      <w:r>
+        <w:t xml:space="preserve">1,733 </w:t>
+      </w:r>
+      <w:r>
+        <w:rPr>
+          <w:highlight w:val="yellow"/>
+        </w:rPr>
+        <w:t xml:space="preserve"> [</w:t>
+      </w:r>
+      <w:proofErr w:type="gramEnd"/>
+      <w:r>
+        <w:rPr>
+          <w:highlight w:val="yellow"/>
+        </w:rPr>
+        <w:t>IQR:</w:t>
+      </w:r>
+      <w:r>
+        <w:t>68</w:t>
+      </w:r>
+      <w:r>
+        <w:rPr>
+          <w:rFonts w:hint="eastAsia"/>
+        </w:rPr>
+        <w:t>9</w:t>
+      </w:r>
+      <w:r>
+        <w:t xml:space="preserve"> - 5,22</w:t>
+      </w:r>
+      <w:r>
+        <w:rPr>
+          <w:rFonts w:hint="eastAsia"/>
+        </w:rPr>
+        <w:t>9] for ORI initiated at week 1 and 9, respectively.  The cost per DALY averted were $</w:t>
+      </w:r>
+      <w:r>
+        <w:t>24,76</w:t>
+      </w:r>
+      <w:r>
+        <w:rPr>
+          <w:rFonts w:hint="eastAsia"/>
+        </w:rPr>
+        <w:t>3</w:t>
+      </w:r>
+      <w:r>
+        <w:t xml:space="preserve"> </w:t>
+      </w:r>
+      <w:r>
+        <w:rPr>
+          <w:rFonts w:hint="eastAsia"/>
+        </w:rPr>
+        <w:t xml:space="preserve">[IQR: </w:t>
+      </w:r>
+      <w:r>
+        <w:t>4,05</w:t>
+      </w:r>
+      <w:r>
+        <w:rPr>
+          <w:rFonts w:hint="eastAsia"/>
+        </w:rPr>
+        <w:t>9</w:t>
+      </w:r>
+      <w:r>
+        <w:t xml:space="preserve"> - 4,67</w:t>
+      </w:r>
+      <w:r>
+        <w:rPr>
+          <w:rFonts w:hint="eastAsia"/>
+        </w:rPr>
+        <w:t>6],</w:t>
+      </w:r>
+      <w:r>
+        <w:rPr>
+          <w:rFonts w:hint="eastAsia"/>
+        </w:rPr>
+        <w:t xml:space="preserve"> much higher than </w:t>
+      </w:r>
+      <w:r>
+        <w:rPr>
+          <w:rFonts w:hint="eastAsia"/>
+        </w:rPr>
+        <w:t xml:space="preserve">approximate </w:t>
+      </w:r>
+      <w:r>
+        <w:rPr>
+          <w:highlight w:val="yellow"/>
+        </w:rPr>
+        <w:t>GDP per capita in sub-Saharan Africa (≈$1,636</w:t>
       </w:r>
       <w:r>
         <w:rPr>
@@ -13829,372 +14758,40 @@
           <w:rFonts w:hint="eastAsia"/>
           <w:highlight w:val="yellow"/>
         </w:rPr>
-        <w:t xml:space="preserve">. </w:t>
-      </w:r>
-      <w:r>
-        <w:rPr>
-          <w:rFonts w:hint="eastAsia"/>
-          <w:highlight w:val="yellow"/>
-        </w:rPr>
-        <w:t xml:space="preserve">However, this </w:t>
-      </w:r>
-      <w:r>
-        <w:rPr>
-          <w:rFonts w:hint="eastAsia"/>
-          <w:highlight w:val="yellow"/>
-        </w:rPr>
-        <w:t xml:space="preserve">cost </w:t>
-      </w:r>
-      <w:r>
-        <w:rPr>
-          <w:rFonts w:hint="eastAsia"/>
-          <w:highlight w:val="yellow"/>
-        </w:rPr>
-        <w:t>rose markedly</w:t>
-      </w:r>
-      <w:r>
-        <w:rPr>
-          <w:highlight w:val="yellow"/>
-        </w:rPr>
-        <w:t xml:space="preserve"> to $</w:t>
-      </w:r>
-      <w:r>
-        <w:rPr>
-          <w:highlight w:val="yellow"/>
-        </w:rPr>
-        <w:t>15,53</w:t>
-      </w:r>
-      <w:r>
-        <w:rPr>
-          <w:rFonts w:hint="eastAsia"/>
-          <w:highlight w:val="yellow"/>
-        </w:rPr>
-        <w:t>0</w:t>
-      </w:r>
-      <w:r>
-        <w:rPr>
-          <w:highlight w:val="yellow"/>
-        </w:rPr>
-        <w:t xml:space="preserve"> </w:t>
-      </w:r>
-      <w:r>
-        <w:rPr>
-          <w:rFonts w:hint="eastAsia"/>
-          <w:highlight w:val="yellow"/>
-        </w:rPr>
-        <w:t xml:space="preserve">[IQR: </w:t>
-      </w:r>
-      <w:r>
-        <w:rPr>
-          <w:highlight w:val="yellow"/>
-        </w:rPr>
-        <w:t>2,885 - 75,590</w:t>
-      </w:r>
-      <w:r>
-        <w:rPr>
-          <w:rFonts w:hint="eastAsia"/>
-          <w:highlight w:val="yellow"/>
-        </w:rPr>
-        <w:t xml:space="preserve">] </w:t>
-      </w:r>
-      <w:r>
-        <w:rPr>
-          <w:rFonts w:hint="eastAsia"/>
-          <w:highlight w:val="yellow"/>
-        </w:rPr>
-        <w:t xml:space="preserve">when </w:t>
-      </w:r>
-      <w:r>
-        <w:rPr>
-          <w:rFonts w:hint="eastAsia"/>
-          <w:highlight w:val="yellow"/>
-        </w:rPr>
-        <w:t>the ORI</w:t>
-      </w:r>
-      <w:r>
-        <w:rPr>
-          <w:rFonts w:hint="eastAsia"/>
-          <w:highlight w:val="yellow"/>
-        </w:rPr>
-        <w:t xml:space="preserve"> implementation</w:t>
-      </w:r>
-      <w:r>
-        <w:rPr>
-          <w:rFonts w:hint="eastAsia"/>
-          <w:highlight w:val="yellow"/>
-        </w:rPr>
-        <w:t xml:space="preserve"> was</w:t>
-      </w:r>
-      <w:r>
-        <w:rPr>
-          <w:highlight w:val="yellow"/>
-        </w:rPr>
-        <w:t xml:space="preserve"> delayed </w:t>
-      </w:r>
-      <w:r>
-        <w:rPr>
-          <w:rFonts w:hint="eastAsia"/>
-          <w:highlight w:val="yellow"/>
-        </w:rPr>
-        <w:t xml:space="preserve">until week </w:t>
-      </w:r>
-      <w:r>
-        <w:rPr>
-          <w:highlight w:val="yellow"/>
-        </w:rPr>
-        <w:t>13.</w:t>
-      </w:r>
-      <w:r>
-        <w:rPr>
-          <w:rFonts w:hint="eastAsia"/>
-          <w:highlight w:val="yellow"/>
-        </w:rPr>
-        <w:t xml:space="preserve"> </w:t>
-      </w:r>
-      <w:r>
+        <w:t xml:space="preserve"> in 2010 - 2020</w:t>
+      </w:r>
+      <w:r>
+        <w:rPr>
+          <w:rFonts w:hint="eastAsia"/>
+          <w:highlight w:val="yellow"/>
+        </w:rPr>
+        <w:t>.</w:t>
+      </w:r>
+      <w:r>
+        <w:rPr>
+          <w:rFonts w:hint="eastAsia"/>
+          <w:highlight w:val="yellow"/>
+        </w:rPr>
+        <w:t xml:space="preserve"> </w:t>
+      </w:r>
+    </w:p>
+    <w:p>
+      <w:pPr>
         <w:rPr>
           <w:b/>
           <w:bCs/>
           <w:highlight w:val="yellow"/>
         </w:rPr>
-        <w:t>Table 3</w:t>
-      </w:r>
-      <w:r>
-        <w:rPr>
-          <w:rFonts w:hint="eastAsia"/>
+      </w:pPr>
+    </w:p>
+    <w:p>
+      <w:r>
+        <w:rPr>
           <w:b/>
           <w:bCs/>
           <w:highlight w:val="yellow"/>
         </w:rPr>
-        <w:t xml:space="preserve"> </w:t>
-      </w:r>
-      <w:r>
-        <w:rPr>
-          <w:rFonts w:hint="eastAsia"/>
-          <w:highlight w:val="yellow"/>
-        </w:rPr>
-        <w:t xml:space="preserve">also shows that the number of outbreaks </w:t>
-      </w:r>
-      <w:r>
-        <w:rPr>
-          <w:rFonts w:hint="eastAsia"/>
-          <w:highlight w:val="yellow"/>
-        </w:rPr>
-        <w:t xml:space="preserve">eligible for vaccination </w:t>
-      </w:r>
-      <w:r>
-        <w:rPr>
-          <w:rFonts w:hint="eastAsia"/>
-          <w:highlight w:val="yellow"/>
-        </w:rPr>
-        <w:t>de</w:t>
-      </w:r>
-      <w:r>
-        <w:rPr>
-          <w:rFonts w:hint="eastAsia"/>
-          <w:highlight w:val="yellow"/>
-        </w:rPr>
-        <w:t>clined steadily w</w:t>
-      </w:r>
-      <w:r>
-        <w:rPr>
-          <w:rFonts w:hint="eastAsia"/>
-          <w:highlight w:val="yellow"/>
-        </w:rPr>
-        <w:t>ith increasing delays</w:t>
-      </w:r>
-      <w:r>
-        <w:rPr>
-          <w:rFonts w:hint="eastAsia"/>
-          <w:highlight w:val="yellow"/>
-        </w:rPr>
-        <w:t>.</w:t>
-      </w:r>
-      <w:r>
-        <w:rPr>
-          <w:rFonts w:hint="eastAsia"/>
-          <w:highlight w:val="yellow"/>
-        </w:rPr>
-        <w:t xml:space="preserve"> </w:t>
-      </w:r>
-      <w:r>
-        <w:rPr>
-          <w:highlight w:val="yellow"/>
-        </w:rPr>
-        <w:t xml:space="preserve">ORI impact was consistently greater in the top quartile of outbreaks by attack rate, duration, or size. For example, case reduction in the </w:t>
-      </w:r>
-      <w:r>
-        <w:rPr>
-          <w:rFonts w:hint="eastAsia"/>
-          <w:highlight w:val="yellow"/>
-        </w:rPr>
-        <w:t>top quartile of o</w:t>
-      </w:r>
-      <w:r>
-        <w:rPr>
-          <w:highlight w:val="yellow"/>
-        </w:rPr>
-        <w:t>utbreaks</w:t>
-      </w:r>
-      <w:r>
-        <w:rPr>
-          <w:rFonts w:hint="eastAsia"/>
-          <w:highlight w:val="yellow"/>
-        </w:rPr>
-        <w:t xml:space="preserve"> by duration</w:t>
-      </w:r>
-      <w:r>
-        <w:rPr>
-          <w:highlight w:val="yellow"/>
-        </w:rPr>
-        <w:t xml:space="preserve"> </w:t>
-      </w:r>
-      <w:r>
-        <w:rPr>
-          <w:highlight w:val="yellow"/>
-        </w:rPr>
-        <w:t xml:space="preserve">reached </w:t>
-      </w:r>
-      <w:r>
-        <w:rPr>
-          <w:highlight w:val="yellow"/>
-        </w:rPr>
-        <w:t xml:space="preserve">84% </w:t>
-      </w:r>
-      <w:r>
-        <w:rPr>
-          <w:rFonts w:hint="eastAsia"/>
-          <w:highlight w:val="yellow"/>
-        </w:rPr>
-        <w:t xml:space="preserve">[IQR: </w:t>
-      </w:r>
-      <w:r>
-        <w:rPr>
-          <w:highlight w:val="yellow"/>
-        </w:rPr>
-        <w:t>67.1 - 93.6</w:t>
-      </w:r>
-      <w:r>
-        <w:rPr>
-          <w:highlight w:val="yellow"/>
-        </w:rPr>
-        <w:t xml:space="preserve">] when </w:t>
-      </w:r>
-      <w:r>
-        <w:rPr>
-          <w:highlight w:val="yellow"/>
-        </w:rPr>
-        <w:t xml:space="preserve">ORI was launched in week 1 but fell to </w:t>
-      </w:r>
-      <w:r>
-        <w:rPr>
-          <w:highlight w:val="yellow"/>
-          <w:lang w:val="en-US"/>
-        </w:rPr>
-        <w:t>19</w:t>
-      </w:r>
-      <w:r>
-        <w:rPr>
-          <w:rFonts w:hint="eastAsia"/>
-          <w:highlight w:val="yellow"/>
-          <w:lang w:val="en-US"/>
-        </w:rPr>
-        <w:t>%</w:t>
-      </w:r>
-      <w:r>
-        <w:rPr>
-          <w:highlight w:val="yellow"/>
-          <w:lang w:val="en-US"/>
-        </w:rPr>
-        <w:t xml:space="preserve"> </w:t>
-      </w:r>
-      <w:r>
-        <w:rPr>
-          <w:rFonts w:hint="eastAsia"/>
-          <w:highlight w:val="yellow"/>
-          <w:lang w:val="en-US"/>
-        </w:rPr>
-        <w:t xml:space="preserve">[IQR: </w:t>
-      </w:r>
-      <w:r>
-        <w:rPr>
-          <w:highlight w:val="yellow"/>
-          <w:lang w:val="en-US"/>
-        </w:rPr>
-        <w:t>0 - 47.8</w:t>
-      </w:r>
-      <w:r>
-        <w:rPr>
-          <w:rFonts w:hint="eastAsia"/>
-          <w:highlight w:val="yellow"/>
-          <w:lang w:val="en-US"/>
-        </w:rPr>
-        <w:t xml:space="preserve">] </w:t>
-      </w:r>
-      <w:r>
-        <w:rPr>
-          <w:highlight w:val="yellow"/>
-        </w:rPr>
-        <w:t>when delayed until week 15.</w:t>
-      </w:r>
-      <w:r>
-        <w:rPr>
-          <w:rFonts w:hint="eastAsia"/>
-          <w:highlight w:val="yellow"/>
-        </w:rPr>
-        <w:t xml:space="preserve"> For the case-triggered scenario</w:t>
-      </w:r>
-      <w:r>
-        <w:rPr>
-          <w:rFonts w:hint="eastAsia"/>
-        </w:rPr>
-        <w:t>,</w:t>
-      </w:r>
-      <w:r>
-        <w:rPr>
-          <w:rFonts w:hint="eastAsia"/>
-          <w:highlight w:val="yellow"/>
-        </w:rPr>
-        <w:t xml:space="preserve"> </w:t>
-      </w:r>
-      <w:r>
-        <w:rPr>
-          <w:highlight w:val="yellow"/>
-        </w:rPr>
-        <w:t xml:space="preserve">the impact of ORI </w:t>
-      </w:r>
-      <w:r>
-        <w:rPr>
-          <w:rFonts w:hint="eastAsia"/>
-          <w:highlight w:val="yellow"/>
-        </w:rPr>
-        <w:t>declined</w:t>
-      </w:r>
-      <w:r>
-        <w:rPr>
-          <w:highlight w:val="yellow"/>
-        </w:rPr>
-        <w:t xml:space="preserve"> with longer delays</w:t>
-      </w:r>
-      <w:r>
-        <w:rPr>
-          <w:rFonts w:hint="eastAsia"/>
-        </w:rPr>
-        <w:t xml:space="preserve"> after the trigger and </w:t>
-      </w:r>
-      <w:r>
-        <w:rPr>
-          <w:rFonts w:hint="eastAsia"/>
-          <w:highlight w:val="yellow"/>
-        </w:rPr>
-        <w:t>higher thresholds</w:t>
-      </w:r>
-      <w:r>
-        <w:rPr>
-          <w:rFonts w:hint="eastAsia"/>
-          <w:highlight w:val="yellow"/>
-        </w:rPr>
-        <w:t xml:space="preserve"> (</w:t>
+        <w:t>Table 3</w:t>
       </w:r>
       <w:r>
         <w:rPr>
@@ -14203,130 +14800,523 @@
           <w:bCs/>
           <w:highlight w:val="yellow"/>
         </w:rPr>
+        <w:t xml:space="preserve"> </w:t>
+      </w:r>
+      <w:r>
+        <w:rPr>
+          <w:rFonts w:hint="eastAsia"/>
+          <w:highlight w:val="yellow"/>
+        </w:rPr>
+        <w:t xml:space="preserve">also shows that </w:t>
+      </w:r>
+      <w:r>
+        <w:rPr>
+          <w:highlight w:val="yellow"/>
+        </w:rPr>
+        <w:t>ORI impact</w:t>
+      </w:r>
+      <w:r>
+        <w:rPr>
+          <w:rFonts w:hint="eastAsia"/>
+          <w:highlight w:val="yellow"/>
+        </w:rPr>
+        <w:t>, OCV efficiency, and cost effectiveness</w:t>
+      </w:r>
+      <w:r>
+        <w:rPr>
+          <w:highlight w:val="yellow"/>
+        </w:rPr>
+        <w:t xml:space="preserve"> w</w:t>
+      </w:r>
+      <w:r>
+        <w:rPr>
+          <w:rFonts w:hint="eastAsia"/>
+          <w:highlight w:val="yellow"/>
+        </w:rPr>
+        <w:t>ere</w:t>
+      </w:r>
+      <w:r>
+        <w:rPr>
+          <w:highlight w:val="yellow"/>
+        </w:rPr>
+        <w:t xml:space="preserve"> consistently greater in the top quartile of outbreaks by attack rate, duration, or size. </w:t>
+      </w:r>
+      <w:r>
+        <w:rPr>
+          <w:rFonts w:hint="eastAsia"/>
+          <w:highlight w:val="yellow"/>
+        </w:rPr>
+        <w:t>Percent case averted</w:t>
+      </w:r>
+      <w:r>
+        <w:rPr>
+          <w:highlight w:val="yellow"/>
+        </w:rPr>
+        <w:t xml:space="preserve"> in the </w:t>
+      </w:r>
+      <w:r>
+        <w:rPr>
+          <w:rFonts w:hint="eastAsia"/>
+          <w:highlight w:val="yellow"/>
+        </w:rPr>
+        <w:t>top quartile of</w:t>
+      </w:r>
+      <w:r>
+        <w:rPr>
+          <w:rFonts w:hint="eastAsia"/>
+          <w:highlight w:val="yellow"/>
+        </w:rPr>
+        <w:t xml:space="preserve"> </w:t>
+      </w:r>
+      <w:r>
+        <w:rPr>
+          <w:rFonts w:hint="eastAsia"/>
+          <w:highlight w:val="yellow"/>
+        </w:rPr>
+        <w:t>o</w:t>
+      </w:r>
+      <w:r>
+        <w:rPr>
+          <w:highlight w:val="yellow"/>
+        </w:rPr>
+        <w:t>utbreaks</w:t>
+      </w:r>
+      <w:r>
+        <w:rPr>
+          <w:rFonts w:hint="eastAsia"/>
+          <w:highlight w:val="yellow"/>
+        </w:rPr>
+        <w:t xml:space="preserve"> by duration</w:t>
+      </w:r>
+      <w:r>
+        <w:rPr>
+          <w:highlight w:val="yellow"/>
+        </w:rPr>
+        <w:t xml:space="preserve"> </w:t>
+      </w:r>
+      <w:r>
+        <w:rPr>
+          <w:highlight w:val="yellow"/>
+        </w:rPr>
+        <w:t xml:space="preserve">reached </w:t>
+      </w:r>
+      <w:r>
+        <w:t>82</w:t>
+      </w:r>
+      <w:r>
+        <w:rPr>
+          <w:highlight w:val="yellow"/>
+        </w:rPr>
+        <w:t xml:space="preserve">% </w:t>
+      </w:r>
+      <w:r>
+        <w:rPr>
+          <w:rFonts w:hint="eastAsia"/>
+          <w:highlight w:val="yellow"/>
+        </w:rPr>
+        <w:t xml:space="preserve">[IQR: </w:t>
+      </w:r>
+      <w:r>
+        <w:t xml:space="preserve">72.9 </w:t>
+      </w:r>
+      <w:r>
+        <w:t>–</w:t>
+      </w:r>
+      <w:r>
+        <w:t xml:space="preserve"> 88</w:t>
+      </w:r>
+      <w:r>
+        <w:rPr>
+          <w:rFonts w:hint="eastAsia"/>
+        </w:rPr>
+        <w:t>]</w:t>
+      </w:r>
+      <w:r>
+        <w:rPr>
+          <w:highlight w:val="yellow"/>
+        </w:rPr>
+        <w:t xml:space="preserve"> </w:t>
+      </w:r>
+      <w:r>
+        <w:rPr>
+          <w:rFonts w:hint="eastAsia"/>
+        </w:rPr>
+        <w:t xml:space="preserve">and </w:t>
+      </w:r>
+      <w:r>
+        <w:t>24.6</w:t>
+      </w:r>
+      <w:r>
+        <w:rPr>
+          <w:rFonts w:hint="eastAsia"/>
+          <w:highlight w:val="yellow"/>
+          <w:lang w:val="en-US"/>
+        </w:rPr>
+        <w:t>%</w:t>
+      </w:r>
+      <w:r>
+        <w:rPr>
+          <w:highlight w:val="yellow"/>
+          <w:lang w:val="en-US"/>
+        </w:rPr>
+        <w:t xml:space="preserve"> </w:t>
+      </w:r>
+      <w:r>
+        <w:rPr>
+          <w:rFonts w:hint="eastAsia"/>
+          <w:highlight w:val="yellow"/>
+          <w:lang w:val="en-US"/>
+        </w:rPr>
+        <w:t>[IQR:</w:t>
+      </w:r>
+      <w:r>
+        <w:t>12.9 - 44.1</w:t>
+      </w:r>
+      <w:r>
+        <w:rPr>
+          <w:rFonts w:hint="eastAsia"/>
+          <w:highlight w:val="yellow"/>
+          <w:lang w:val="en-US"/>
+        </w:rPr>
+        <w:t xml:space="preserve">] </w:t>
+      </w:r>
+      <w:r>
+        <w:rPr>
+          <w:highlight w:val="yellow"/>
+        </w:rPr>
+        <w:t xml:space="preserve">when </w:t>
+      </w:r>
+      <w:r>
+        <w:rPr>
+          <w:highlight w:val="yellow"/>
+        </w:rPr>
+        <w:t>ORI was launched in week 1</w:t>
+      </w:r>
+      <w:r>
+        <w:rPr>
+          <w:rFonts w:hint="eastAsia"/>
+          <w:highlight w:val="yellow"/>
+        </w:rPr>
+        <w:t xml:space="preserve"> and</w:t>
+      </w:r>
+      <w:r>
+        <w:rPr>
+          <w:highlight w:val="yellow"/>
+        </w:rPr>
+        <w:t xml:space="preserve"> week 1</w:t>
+      </w:r>
+      <w:r>
+        <w:rPr>
+          <w:rFonts w:hint="eastAsia"/>
+          <w:highlight w:val="yellow"/>
+        </w:rPr>
+        <w:t>3</w:t>
+      </w:r>
+      <w:r>
+        <w:rPr>
+          <w:rFonts w:hint="eastAsia"/>
+          <w:highlight w:val="yellow"/>
+        </w:rPr>
+        <w:t>, respectively</w:t>
+      </w:r>
+      <w:r>
+        <w:rPr>
+          <w:highlight w:val="yellow"/>
+        </w:rPr>
+        <w:t>.</w:t>
+      </w:r>
+      <w:r>
+        <w:rPr>
+          <w:rFonts w:hint="eastAsia"/>
+          <w:highlight w:val="yellow"/>
+        </w:rPr>
+        <w:t xml:space="preserve"> </w:t>
+      </w:r>
+      <w:r>
+        <w:rPr>
+          <w:rFonts w:hint="eastAsia"/>
+          <w:highlight w:val="yellow"/>
+        </w:rPr>
+        <w:t xml:space="preserve">OCV efficiency and cost effectiveness were </w:t>
+      </w:r>
+      <w:r>
+        <w:rPr>
+          <w:rFonts w:hint="eastAsia"/>
+          <w:highlight w:val="yellow"/>
+        </w:rPr>
+        <w:t xml:space="preserve">more </w:t>
+      </w:r>
+      <w:r>
+        <w:rPr>
+          <w:rFonts w:hint="eastAsia"/>
+          <w:highlight w:val="yellow"/>
+        </w:rPr>
+        <w:t xml:space="preserve">pronounced </w:t>
+      </w:r>
+      <w:r>
+        <w:rPr>
+          <w:rFonts w:hint="eastAsia"/>
+          <w:highlight w:val="yellow"/>
+        </w:rPr>
+        <w:t xml:space="preserve">in the top quartile of outbreaks by attack rate. </w:t>
+      </w:r>
+      <w:r>
+        <w:rPr>
+          <w:rFonts w:hint="eastAsia"/>
+          <w:highlight w:val="yellow"/>
+        </w:rPr>
+        <w:t xml:space="preserve">Focusing on outbreaks of top </w:t>
+      </w:r>
+      <w:r>
+        <w:rPr>
+          <w:rFonts w:hint="eastAsia"/>
+          <w:highlight w:val="yellow"/>
+        </w:rPr>
+        <w:t>quartile</w:t>
+      </w:r>
+      <w:r>
+        <w:rPr>
+          <w:rFonts w:hint="eastAsia"/>
+          <w:highlight w:val="yellow"/>
+        </w:rPr>
+        <w:t xml:space="preserve"> of </w:t>
+      </w:r>
+      <w:r>
+        <w:rPr>
+          <w:rFonts w:hint="eastAsia"/>
+          <w:highlight w:val="yellow"/>
+        </w:rPr>
+        <w:t>attach rate</w:t>
+      </w:r>
+      <w:r>
+        <w:rPr>
+          <w:rFonts w:hint="eastAsia"/>
+          <w:highlight w:val="yellow"/>
+        </w:rPr>
+        <w:t xml:space="preserve"> can achieve </w:t>
+      </w:r>
+      <w:r>
+        <w:t xml:space="preserve">2,967 </w:t>
+      </w:r>
+      <w:r>
+        <w:rPr>
+          <w:rFonts w:hint="eastAsia"/>
+        </w:rPr>
+        <w:t xml:space="preserve">[IQR: </w:t>
+      </w:r>
+      <w:r>
+        <w:t>-37 - 45,357</w:t>
+      </w:r>
+      <w:r>
+        <w:rPr>
+          <w:rFonts w:hint="eastAsia"/>
+        </w:rPr>
+        <w:t xml:space="preserve">] and </w:t>
+      </w:r>
+      <w:r>
+        <w:t>8,53</w:t>
+      </w:r>
+      <w:r>
+        <w:rPr>
+          <w:rFonts w:hint="eastAsia"/>
+        </w:rPr>
+        <w:t>3</w:t>
+      </w:r>
+      <w:r>
+        <w:t xml:space="preserve"> </w:t>
+      </w:r>
+      <w:r>
+        <w:rPr>
+          <w:rFonts w:hint="eastAsia"/>
+        </w:rPr>
+        <w:t xml:space="preserve">[IQR: </w:t>
+      </w:r>
+      <w:r>
+        <w:t>1,292 - 1,186,542</w:t>
+      </w:r>
+      <w:r>
+        <w:rPr>
+          <w:rFonts w:hint="eastAsia"/>
+        </w:rPr>
+        <w:t xml:space="preserve">] for ORIs implemented in week 1 and 9, respectively. </w:t>
+      </w:r>
+      <w:r>
+        <w:rPr>
+          <w:rFonts w:hint="eastAsia"/>
+        </w:rPr>
+        <w:t xml:space="preserve">The median values were comparable to approximately 1.8 and 5.2 times the GDP per capita values. </w:t>
+      </w:r>
+      <w:r>
+        <w:rPr>
+          <w:rFonts w:hint="eastAsia"/>
+          <w:highlight w:val="lightGray"/>
+        </w:rPr>
+        <w:t>Fo</w:t>
+      </w:r>
+      <w:r>
+        <w:rPr>
+          <w:rFonts w:hint="eastAsia"/>
+          <w:highlight w:val="lightGray"/>
+        </w:rPr>
+        <w:t xml:space="preserve">r the case-triggered scenario, </w:t>
+      </w:r>
+      <w:r>
+        <w:rPr>
+          <w:highlight w:val="lightGray"/>
+        </w:rPr>
+        <w:t xml:space="preserve">the impact of ORI </w:t>
+      </w:r>
+      <w:r>
+        <w:rPr>
+          <w:rFonts w:hint="eastAsia"/>
+          <w:highlight w:val="lightGray"/>
+        </w:rPr>
+        <w:t>declined</w:t>
+      </w:r>
+      <w:r>
+        <w:rPr>
+          <w:highlight w:val="lightGray"/>
+        </w:rPr>
+        <w:t xml:space="preserve"> with longer delays</w:t>
+      </w:r>
+      <w:r>
+        <w:rPr>
+          <w:rFonts w:hint="eastAsia"/>
+          <w:highlight w:val="lightGray"/>
+        </w:rPr>
+        <w:t xml:space="preserve"> after the trigger and higher thresholds (</w:t>
+      </w:r>
+      <w:r>
+        <w:rPr>
+          <w:rFonts w:hint="eastAsia"/>
+          <w:b/>
+          <w:bCs/>
+          <w:highlight w:val="lightGray"/>
+        </w:rPr>
         <w:t>Table S2</w:t>
       </w:r>
       <w:r>
         <w:rPr>
           <w:rFonts w:hint="eastAsia"/>
-          <w:highlight w:val="yellow"/>
-        </w:rPr>
-        <w:t>)</w:t>
-      </w:r>
-      <w:r>
-        <w:rPr>
-          <w:rFonts w:hint="eastAsia"/>
-          <w:highlight w:val="yellow"/>
-        </w:rPr>
-        <w:t>.</w:t>
-      </w:r>
-      <w:r>
-        <w:rPr>
-          <w:rFonts w:hint="eastAsia"/>
-          <w:highlight w:val="yellow"/>
-        </w:rPr>
-        <w:t xml:space="preserve"> </w:t>
-      </w:r>
-      <w:r>
-        <w:rPr>
-          <w:highlight w:val="yellow"/>
+          <w:highlight w:val="lightGray"/>
+        </w:rPr>
+        <w:t xml:space="preserve">). </w:t>
+      </w:r>
+      <w:r>
+        <w:rPr>
+          <w:highlight w:val="lightGray"/>
         </w:rPr>
         <w:t>Efficiency also decreased with higher thresholds and longer delays</w:t>
       </w:r>
       <w:r>
         <w:rPr>
           <w:rFonts w:hint="eastAsia"/>
-          <w:highlight w:val="yellow"/>
+          <w:highlight w:val="lightGray"/>
         </w:rPr>
         <w:t xml:space="preserve">. </w:t>
       </w:r>
       <w:r>
         <w:rPr>
-          <w:highlight w:val="yellow"/>
+          <w:highlight w:val="lightGray"/>
         </w:rPr>
         <w:t>Accordingly, the median cost per case</w:t>
       </w:r>
       <w:r>
         <w:rPr>
           <w:rFonts w:hint="eastAsia"/>
-          <w:highlight w:val="yellow"/>
+          <w:highlight w:val="lightGray"/>
         </w:rPr>
         <w:t>, death,</w:t>
       </w:r>
       <w:r>
         <w:rPr>
-          <w:highlight w:val="yellow"/>
+          <w:highlight w:val="lightGray"/>
         </w:rPr>
         <w:t xml:space="preserve"> and DALY averted </w:t>
       </w:r>
       <w:r>
         <w:rPr>
           <w:rFonts w:hint="eastAsia"/>
-          <w:highlight w:val="yellow"/>
+          <w:highlight w:val="lightGray"/>
         </w:rPr>
         <w:t>rose with higher</w:t>
       </w:r>
       <w:r>
         <w:rPr>
-          <w:highlight w:val="yellow"/>
+          <w:highlight w:val="lightGray"/>
         </w:rPr>
         <w:t xml:space="preserve"> thresholds</w:t>
       </w:r>
       <w:r>
         <w:rPr>
           <w:rFonts w:hint="eastAsia"/>
-          <w:highlight w:val="yellow"/>
-        </w:rPr>
-        <w:t xml:space="preserve"> and longer delays</w:t>
-      </w:r>
-      <w:r>
-        <w:rPr>
-          <w:rFonts w:hint="eastAsia"/>
-          <w:highlight w:val="yellow"/>
-        </w:rPr>
-        <w:t xml:space="preserve">, </w:t>
-      </w:r>
-      <w:r>
-        <w:rPr>
-          <w:highlight w:val="yellow"/>
+          <w:highlight w:val="lightGray"/>
+        </w:rPr>
+        <w:t xml:space="preserve"> and longer delays, </w:t>
+      </w:r>
+      <w:r>
+        <w:rPr>
+          <w:highlight w:val="lightGray"/>
         </w:rPr>
         <w:t xml:space="preserve">remaining below </w:t>
       </w:r>
       <w:r>
         <w:rPr>
           <w:rFonts w:hint="eastAsia"/>
-          <w:highlight w:val="yellow"/>
+          <w:highlight w:val="lightGray"/>
         </w:rPr>
         <w:t xml:space="preserve">conventional </w:t>
       </w:r>
       <w:r>
         <w:rPr>
-          <w:highlight w:val="yellow"/>
+          <w:highlight w:val="lightGray"/>
         </w:rPr>
         <w:t xml:space="preserve">cost-effectiveness </w:t>
       </w:r>
       <w:r>
         <w:rPr>
           <w:rFonts w:hint="eastAsia"/>
-          <w:highlight w:val="yellow"/>
+          <w:highlight w:val="lightGray"/>
         </w:rPr>
         <w:t>benchmark</w:t>
       </w:r>
       <w:r>
         <w:rPr>
-          <w:highlight w:val="yellow"/>
+          <w:highlight w:val="lightGray"/>
         </w:rPr>
         <w:t>s</w:t>
       </w:r>
       <w:r>
         <w:rPr>
           <w:rFonts w:hint="eastAsia"/>
-          <w:highlight w:val="yellow"/>
+          <w:highlight w:val="lightGray"/>
         </w:rPr>
         <w:t>.</w:t>
       </w:r>
     </w:p>
     <w:p>
       <w:pPr>
+        <w:rPr>
+          <w:highlight w:val="yellow"/>
+        </w:rPr>
+      </w:pPr>
+    </w:p>
+    <w:p>
+      <w:pPr>
+        <w:rPr>
+          <w:highlight w:val="yellow"/>
+        </w:rPr>
+      </w:pPr>
+    </w:p>
+    <w:p>
+      <w:pPr>
+        <w:rPr>
+          <w:highlight w:val="yellow"/>
+        </w:rPr>
+      </w:pPr>
+    </w:p>
+    <w:p>
+      <w:pPr>
         <w:pStyle w:val="Heading3"/>
       </w:pPr>
       <w:bookmarkStart w:id="29" w:name="_Toc184909208"/>
@@ -14334,6 +15324,7 @@
         <w:rPr>
           <w:rFonts w:hint="eastAsia"/>
         </w:rPr>
+        <w:lastRenderedPageBreak/>
         <w:t xml:space="preserve">Impact of ORIs </w:t>
       </w:r>
       <w:r>
@@ -14423,11 +15414,7 @@
         <w:t>:</w:t>
       </w:r>
       <w:r>
-        <w:t xml:space="preserve"> 65,900–75,800] under random targeting, compared with 87,000 [78,100–95,700], 97,000 [89,900–103,800], and 156,000 [154,100–158,300] when </w:t>
-      </w:r>
-      <w:r>
-        <w:lastRenderedPageBreak/>
-        <w:t>prioritizing outbreaks with larger size, longer duration, and higher AR, respectively. When the delay was shortened to 1 week, the corresponding numbers increased to 194,000 [184,400–202,500], 244,000 [236,200–253,700], 259,000 [243,000–276,200], and 420,000 [418,200–423,600] for the same four strategies.</w:t>
+        <w:t xml:space="preserve"> 65,900–75,800] under random targeting, compared with 87,000 [78,100–95,700], 97,000 [89,900–103,800], and 156,000 [154,100–158,300] when prioritizing outbreaks with larger size, longer duration, and higher AR, respectively. When the delay was shortened to 1 week, the corresponding numbers increased to 194,000 [184,400–202,500], 244,000 [236,200–253,700], 259,000 [243,000–276,200], and 420,000 [418,200–423,600] for the same four strategies.</w:t>
       </w:r>
       <w:r>
         <w:rPr>
@@ -14561,13 +15548,7 @@
           <w:bCs/>
           <w:lang w:val="en-US"/>
         </w:rPr>
-        <w:t>Figure 4E</w:t>
-      </w:r>
-      <w:r>
-        <w:rPr>
-          <w:lang w:val="en-US"/>
-        </w:rPr>
-        <w:t>). Similarly, cost per DALY averted decreased from US$31,248 [28,347–36,212] to US$16,621 [16,279–16,812] with a 9-week delay, and from US$10,997 [10,253–11,610] to US$4,695 [4,602–4,753] with a 1-week delay (</w:t>
+        <w:t xml:space="preserve">Figure </w:t>
       </w:r>
       <w:r>
         <w:rPr>
@@ -14575,6 +15556,21 @@
           <w:bCs/>
           <w:lang w:val="en-US"/>
         </w:rPr>
+        <w:lastRenderedPageBreak/>
+        <w:t>4E</w:t>
+      </w:r>
+      <w:r>
+        <w:rPr>
+          <w:lang w:val="en-US"/>
+        </w:rPr>
+        <w:t>). Similarly, cost per DALY averted decreased from US$31,248 [28,347–36,212] to US$16,621 [16,279–16,812] with a 9-week delay, and from US$10,997 [10,253–11,610] to US$4,695 [4,602–4,753] with a 1-week delay (</w:t>
+      </w:r>
+      <w:r>
+        <w:rPr>
+          <w:b/>
+          <w:bCs/>
+          <w:lang w:val="en-US"/>
+        </w:rPr>
         <w:t>Figure 4F</w:t>
       </w:r>
       <w:r>
@@ -14597,13 +15593,7 @@
         <w:t>Together, these results indicate that targeting outbreaks with high attack rates offers the largest gains in both health and economic outcomes, and that timeliness of ORI implementation remains a critical determinant of OCV impact.</w:t>
       </w:r>
     </w:p>
-    <w:p>
-      <w:pPr>
-        <w:rPr>
-          <w:rFonts w:hint="eastAsia"/>
-        </w:rPr>
-      </w:pPr>
-    </w:p>
+    <w:p/>
     <w:p/>
     <w:p>
       <w:r>
@@ -14763,7 +15753,6 @@
           <w:rFonts w:hint="eastAsia"/>
           <w:highlight w:val="lightGray"/>
         </w:rPr>
-        <w:lastRenderedPageBreak/>
         <w:t xml:space="preserve">of OCVs deployed </w:t>
       </w:r>
       <w:r>
@@ -15169,7 +16158,23 @@
           <w:rFonts w:hint="eastAsia"/>
           <w:highlight w:val="lightGray"/>
         </w:rPr>
-        <w:t>, assuming a 9-week delay in ORI implementation</w:t>
+        <w:t xml:space="preserve">, assuming a 9-week delay </w:t>
+      </w:r>
+      <w:proofErr w:type="gramStart"/>
+      <w:r>
+        <w:rPr>
+          <w:rFonts w:hint="eastAsia"/>
+          <w:highlight w:val="lightGray"/>
+        </w:rPr>
+        <w:t>in ORI</w:t>
+      </w:r>
+      <w:proofErr w:type="gramEnd"/>
+      <w:r>
+        <w:rPr>
+          <w:rFonts w:hint="eastAsia"/>
+          <w:highlight w:val="lightGray"/>
+        </w:rPr>
+        <w:t xml:space="preserve"> implementation</w:t>
       </w:r>
       <w:r>
         <w:rPr>
@@ -15646,18 +16651,42 @@
           <w:rFonts w:hint="eastAsia"/>
           <w:highlight w:val="lightGray"/>
         </w:rPr>
-        <w:t>the estimated c</w:t>
+        <w:t xml:space="preserve">the estimated </w:t>
       </w:r>
       <w:r>
         <w:rPr>
           <w:rFonts w:hint="eastAsia"/>
           <w:highlight w:val="lightGray"/>
         </w:rPr>
-        <w:t xml:space="preserve">ase averted per 1,000 OCVs were </w:t>
-      </w:r>
-      <w:r>
-        <w:rPr>
+        <w:lastRenderedPageBreak/>
+        <w:t>c</w:t>
+      </w:r>
+      <w:r>
+        <w:rPr>
+          <w:rFonts w:hint="eastAsia"/>
           <w:highlight w:val="lightGray"/>
+        </w:rPr>
+        <w:t xml:space="preserve">ase averted per 1,000 OCVs </w:t>
+      </w:r>
+      <w:proofErr w:type="gramStart"/>
+      <w:r>
+        <w:rPr>
+          <w:rFonts w:hint="eastAsia"/>
+          <w:highlight w:val="lightGray"/>
+        </w:rPr>
+        <w:t>were</w:t>
+      </w:r>
+      <w:proofErr w:type="gramEnd"/>
+      <w:r>
+        <w:rPr>
+          <w:rFonts w:hint="eastAsia"/>
+          <w:highlight w:val="lightGray"/>
+        </w:rPr>
+        <w:t xml:space="preserve"> </w:t>
+      </w:r>
+      <w:r>
+        <w:rPr>
+          <w:highlight w:val="lightGray"/>
           <w:lang w:val="en-US"/>
         </w:rPr>
         <w:t>0.409 [IQR: 0.374 - 0.451]</w:t>
@@ -15797,15 +16826,32 @@
           <w:highlight w:val="lightGray"/>
           <w:lang w:val="en-US"/>
         </w:rPr>
-        <w:t>9,035 [IQR: 8,142 - 9,945]</w:t>
-      </w:r>
-      <w:r>
-        <w:rPr>
-          <w:rFonts w:hint="eastAsia"/>
+        <w:t>9,035 [IQR: 8,142 - 9,945</w:t>
+      </w:r>
+      <w:proofErr w:type="gramStart"/>
+      <w:r>
+        <w:rPr>
           <w:highlight w:val="lightGray"/>
           <w:lang w:val="en-US"/>
         </w:rPr>
-        <w:t>,which could be reduced to</w:t>
+        <w:t>]</w:t>
+      </w:r>
+      <w:r>
+        <w:rPr>
+          <w:rFonts w:hint="eastAsia"/>
+          <w:highlight w:val="lightGray"/>
+          <w:lang w:val="en-US"/>
+        </w:rPr>
+        <w:t>,which</w:t>
+      </w:r>
+      <w:proofErr w:type="gramEnd"/>
+      <w:r>
+        <w:rPr>
+          <w:rFonts w:hint="eastAsia"/>
+          <w:highlight w:val="lightGray"/>
+          <w:lang w:val="en-US"/>
+        </w:rPr>
+        <w:t xml:space="preserve"> could be reduced to</w:t>
       </w:r>
       <w:r>
         <w:rPr>
@@ -16340,10 +17386,7 @@
         <w:t xml:space="preserve"> weeks.</w:t>
       </w:r>
       <w:r>
-        <w:t xml:space="preserve"> </w:t>
-      </w:r>
-      <w:r>
-        <w:t xml:space="preserve">Vaccine efficiency showed a similar decline, dropping from roughly </w:t>
+        <w:t xml:space="preserve"> Vaccine efficiency showed a similar decline, dropping from roughly </w:t>
       </w:r>
       <w:r>
         <w:rPr>
@@ -16430,7 +17473,14 @@
         <w:rPr>
           <w:rFonts w:hint="eastAsia"/>
         </w:rPr>
-        <w:t>is comparable to that of a 13-week delay in outbreaks in the top quartile by duration (</w:t>
+        <w:t xml:space="preserve">is comparable to that of a 13-week delay in </w:t>
+      </w:r>
+      <w:r>
+        <w:rPr>
+          <w:rFonts w:hint="eastAsia"/>
+        </w:rPr>
+        <w:lastRenderedPageBreak/>
+        <w:t>outbreaks in the top quartile by duration (</w:t>
       </w:r>
       <w:r>
         <w:t>2</w:t>
@@ -16463,31 +17513,21 @@
         <w:rPr>
           <w:rFonts w:hint="eastAsia"/>
         </w:rPr>
-        <w:t xml:space="preserve"> Similarly, OCV efficiency was 0.2 for a</w:t>
-      </w:r>
-      <w:r>
-        <w:rPr>
-          <w:rFonts w:hint="eastAsia"/>
-        </w:rPr>
-        <w:t>n ORI with 5-week delay across all outbreaks</w:t>
-      </w:r>
-      <w:r>
-        <w:rPr>
-          <w:rFonts w:hint="eastAsia"/>
-        </w:rPr>
-        <w:t xml:space="preserve"> whereas it was 0.5 </w:t>
-      </w:r>
-      <w:r>
-        <w:rPr>
-          <w:rFonts w:hint="eastAsia"/>
-        </w:rPr>
-        <w:t xml:space="preserve">in the top quartile by </w:t>
-      </w:r>
-      <w:r>
-        <w:rPr>
-          <w:rFonts w:hint="eastAsia"/>
-        </w:rPr>
-        <w:t>AR.</w:t>
+        <w:t xml:space="preserve"> Similarly, OCV efficiency was 0.2 for an ORI with 5-week delay across all outbreaks whereas it was 0.5 in the top </w:t>
+      </w:r>
+      <w:proofErr w:type="gramStart"/>
+      <w:r>
+        <w:rPr>
+          <w:rFonts w:hint="eastAsia"/>
+        </w:rPr>
+        <w:t>quartile</w:t>
+      </w:r>
+      <w:proofErr w:type="gramEnd"/>
+      <w:r>
+        <w:rPr>
+          <w:rFonts w:hint="eastAsia"/>
+        </w:rPr>
+        <w:t xml:space="preserve"> by AR.</w:t>
       </w:r>
       <w:r>
         <w:t xml:space="preserve"> This underscores the value of strategic prioritization: </w:t>
@@ -16678,11 +17718,7 @@
         <w:t xml:space="preserve"> highly targeted interventions such as</w:t>
       </w:r>
       <w:r>
-        <w:t xml:space="preserve"> </w:t>
-      </w:r>
-      <w:r>
-        <w:lastRenderedPageBreak/>
-        <w:t>case-area targeted interventions have demonstrated enhanced OCV efficiency.</w:t>
+        <w:t xml:space="preserve"> case-area targeted interventions have demonstrated enhanced OCV efficiency.</w:t>
       </w:r>
       <w:r>
         <w:fldChar w:fldCharType="begin"/>
@@ -16774,19 +17810,21 @@
         <w:rPr>
           <w:rFonts w:hint="eastAsia"/>
         </w:rPr>
-        <w:t>ur stud</w:t>
-      </w:r>
-      <w:r>
-        <w:rPr>
-          <w:rFonts w:hint="eastAsia"/>
-        </w:rPr>
-        <w:t>y</w:t>
-      </w:r>
-      <w:r>
-        <w:rPr>
-          <w:rFonts w:hint="eastAsia"/>
-        </w:rPr>
-        <w:t xml:space="preserve"> also illustrate </w:t>
+        <w:t xml:space="preserve">ur study also </w:t>
+      </w:r>
+      <w:proofErr w:type="gramStart"/>
+      <w:r>
+        <w:rPr>
+          <w:rFonts w:hint="eastAsia"/>
+        </w:rPr>
+        <w:t>illustrate</w:t>
+      </w:r>
+      <w:proofErr w:type="gramEnd"/>
+      <w:r>
+        <w:rPr>
+          <w:rFonts w:hint="eastAsia"/>
+        </w:rPr>
+        <w:t xml:space="preserve"> </w:t>
       </w:r>
       <w:r>
         <w:t>the</w:t>
@@ -16804,13 +17842,7 @@
         <w:rPr>
           <w:rFonts w:hint="eastAsia"/>
         </w:rPr>
-        <w:t xml:space="preserve">o the overall impact if multiple outbreaks of different characteristics are targeted over time. </w:t>
-      </w:r>
-      <w:r>
-        <w:rPr>
-          <w:rFonts w:hint="eastAsia"/>
-        </w:rPr>
-        <w:t>T</w:t>
+        <w:t>o the overall impact if multiple outbreaks of different characteristics are targeted over time. T</w:t>
       </w:r>
       <w:r>
         <w:rPr>
@@ -16846,10 +17878,7 @@
         <w:t>the overall impact</w:t>
       </w:r>
       <w:r>
-        <w:t>.</w:t>
-      </w:r>
-      <w:r>
-        <w:t xml:space="preserve"> </w:t>
+        <w:t xml:space="preserve">. </w:t>
       </w:r>
       <w:r>
         <w:rPr>
@@ -16858,7 +17887,11 @@
         <w:t xml:space="preserve">Assuming </w:t>
       </w:r>
       <w:r>
-        <w:t xml:space="preserve">200 million OCV doses—comparable to the total stockpile deployed globally between 2013 and 2024—our model estimated </w:t>
+        <w:t xml:space="preserve">200 million OCV doses—comparable to </w:t>
+      </w:r>
+      <w:r>
+        <w:lastRenderedPageBreak/>
+        <w:t xml:space="preserve">the total stockpile deployed globally between 2013 and 2024—our model estimated </w:t>
       </w:r>
       <w:r>
         <w:rPr>
@@ -16890,10 +17923,22 @@
           <w:rFonts w:hint="eastAsia"/>
           <w:lang w:val="en-US"/>
         </w:rPr>
-        <w:t xml:space="preserve"> 0.1 at the individual outbreak level). With prioritization in favor of attack rates, our model estimated u</w:t>
-      </w:r>
-      <w:r>
-        <w:t xml:space="preserve">p to </w:t>
+        <w:t xml:space="preserve"> 0.1 at the individual outbreak level). With prioritization in favor of attack rates, our model estimated </w:t>
+      </w:r>
+      <w:proofErr w:type="spellStart"/>
+      <w:r>
+        <w:rPr>
+          <w:rFonts w:hint="eastAsia"/>
+          <w:lang w:val="en-US"/>
+        </w:rPr>
+        <w:t>u</w:t>
+      </w:r>
+      <w:r>
+        <w:t>p</w:t>
+      </w:r>
+      <w:proofErr w:type="spellEnd"/>
+      <w:r>
+        <w:t xml:space="preserve"> to </w:t>
       </w:r>
       <w:r>
         <w:rPr>
@@ -17029,11 +18074,7 @@
         <w:t xml:space="preserve">. </w:t>
       </w:r>
       <w:r>
-        <w:t xml:space="preserve">For example, a preemptive vaccination campaign in Matlab, Bangladesh with 50% coverage </w:t>
-      </w:r>
-      <w:r>
-        <w:lastRenderedPageBreak/>
-        <w:t>was associated with a 93% reduction in cholera cases</w:t>
+        <w:t>For example, a preemptive vaccination campaign in Matlab, Bangladesh with 50% coverage was associated with a 93% reduction in cholera cases</w:t>
       </w:r>
       <w:r>
         <w:t xml:space="preserve"> </w:t>
@@ -17447,11 +18488,6 @@
     </w:p>
     <w:p/>
     <w:p>
-      <w:pPr>
-        <w:rPr>
-          <w:rFonts w:hint="eastAsia"/>
-        </w:rPr>
-      </w:pPr>
       <w:r>
         <w:rPr>
           <w:rFonts w:hint="eastAsia"/>
@@ -17528,7 +18564,28 @@
         <w:rPr>
           <w:rFonts w:hint="eastAsia"/>
         </w:rPr>
-        <w:t xml:space="preserve">prior studies focused on single or few relative larger, high AR outbreaks that tend to produce high OCV efficiency. They also employ two dose schedule with higher vaccine efficacy. They also employ pre-emptive vaccination strategies or with reactive vaccination while not incorporating the delay in the </w:t>
+        <w:t xml:space="preserve">prior studies focused on single or few relative larger, high AR outbreaks that tend to produce high OCV efficiency. They also employ two dose </w:t>
+      </w:r>
+      <w:proofErr w:type="gramStart"/>
+      <w:r>
+        <w:rPr>
+          <w:rFonts w:hint="eastAsia"/>
+        </w:rPr>
+        <w:t>schedule</w:t>
+      </w:r>
+      <w:proofErr w:type="gramEnd"/>
+      <w:r>
+        <w:rPr>
+          <w:rFonts w:hint="eastAsia"/>
+        </w:rPr>
+        <w:t xml:space="preserve"> with higher vaccine efficacy. They also employ pre-emptive </w:t>
+      </w:r>
+      <w:r>
+        <w:rPr>
+          <w:rFonts w:hint="eastAsia"/>
+        </w:rPr>
+        <w:lastRenderedPageBreak/>
+        <w:t xml:space="preserve">vaccination strategies or with reactive vaccination while not incorporating the delay in the </w:t>
       </w:r>
       <w:r>
         <w:t>development</w:t>
@@ -17543,7 +18600,21 @@
         <w:rPr>
           <w:rFonts w:hint="eastAsia"/>
         </w:rPr>
-        <w:t xml:space="preserve">setting that other previous studies by incorporating heteroneities in cholera transmission (while not focusing on outbreaks) in sub-Saharan Africa. The study </w:t>
+        <w:t xml:space="preserve">setting that other previous studies by incorporating </w:t>
+      </w:r>
+      <w:proofErr w:type="spellStart"/>
+      <w:r>
+        <w:rPr>
+          <w:rFonts w:hint="eastAsia"/>
+        </w:rPr>
+        <w:t>heteroneities</w:t>
+      </w:r>
+      <w:proofErr w:type="spellEnd"/>
+      <w:r>
+        <w:rPr>
+          <w:rFonts w:hint="eastAsia"/>
+        </w:rPr>
+        <w:t xml:space="preserve"> in cholera transmission (while not focusing on outbreaks) in sub-Saharan Africa. The study </w:t>
       </w:r>
       <w:r>
         <w:rPr>
@@ -17645,20 +18716,55 @@
         <w:rPr>
           <w:rFonts w:hint="eastAsia"/>
         </w:rPr>
-        <w:t xml:space="preserve"> Also, our estimates shows cumulative effect of 200,000 million doses</w:t>
-      </w:r>
-      <w:r>
-        <w:rPr>
-          <w:rFonts w:hint="eastAsia"/>
-        </w:rPr>
-        <w:t xml:space="preserve"> which include around 800 outbreaks (although OCV efficiency of this magnitude is already observed with 1 million doses) and not all outbreaks has AR as high as the incidence rate that Lee et al. study used. In other </w:t>
-      </w:r>
-      <w:r>
-        <w:rPr>
-          <w:rFonts w:hint="eastAsia"/>
-        </w:rPr>
-        <w:lastRenderedPageBreak/>
-        <w:t>words, i</w:t>
+        <w:t xml:space="preserve"> Also, our estimates </w:t>
+      </w:r>
+      <w:proofErr w:type="gramStart"/>
+      <w:r>
+        <w:rPr>
+          <w:rFonts w:hint="eastAsia"/>
+        </w:rPr>
+        <w:t>shows</w:t>
+      </w:r>
+      <w:proofErr w:type="gramEnd"/>
+      <w:r>
+        <w:rPr>
+          <w:rFonts w:hint="eastAsia"/>
+        </w:rPr>
+        <w:t xml:space="preserve"> cumulative </w:t>
+      </w:r>
+      <w:proofErr w:type="gramStart"/>
+      <w:r>
+        <w:rPr>
+          <w:rFonts w:hint="eastAsia"/>
+        </w:rPr>
+        <w:t>effect</w:t>
+      </w:r>
+      <w:proofErr w:type="gramEnd"/>
+      <w:r>
+        <w:rPr>
+          <w:rFonts w:hint="eastAsia"/>
+        </w:rPr>
+        <w:t xml:space="preserve"> of 200,000 million doses</w:t>
+      </w:r>
+      <w:r>
+        <w:rPr>
+          <w:rFonts w:hint="eastAsia"/>
+        </w:rPr>
+        <w:t xml:space="preserve"> which include around 800 outbreaks (although OCV efficiency of this magnitude is already observed with 1 million doses) and not all outbreaks </w:t>
+      </w:r>
+      <w:proofErr w:type="gramStart"/>
+      <w:r>
+        <w:rPr>
+          <w:rFonts w:hint="eastAsia"/>
+        </w:rPr>
+        <w:t>has</w:t>
+      </w:r>
+      <w:proofErr w:type="gramEnd"/>
+      <w:r>
+        <w:rPr>
+          <w:rFonts w:hint="eastAsia"/>
+        </w:rPr>
+        <w:t xml:space="preserve"> AR as high as the incidence rate that Lee et al. study used. In other words, i</w:t>
       </w:r>
       <w:r>
         <w:rPr>
@@ -17682,7 +18788,21 @@
         <w:rPr>
           <w:rFonts w:hint="eastAsia"/>
         </w:rPr>
-        <w:t xml:space="preserve">the highest estiamtes by Lee et al. </w:t>
+        <w:t xml:space="preserve">the highest </w:t>
+      </w:r>
+      <w:proofErr w:type="spellStart"/>
+      <w:r>
+        <w:rPr>
+          <w:rFonts w:hint="eastAsia"/>
+        </w:rPr>
+        <w:t>estiamtes</w:t>
+      </w:r>
+      <w:proofErr w:type="spellEnd"/>
+      <w:r>
+        <w:rPr>
+          <w:rFonts w:hint="eastAsia"/>
+        </w:rPr>
+        <w:t xml:space="preserve"> by Lee et al. </w:t>
       </w:r>
       <w:r>
         <w:rPr>
@@ -17700,7 +18820,21 @@
         <w:rPr>
           <w:rFonts w:hint="eastAsia"/>
         </w:rPr>
-        <w:t xml:space="preserve">Simiarly, cost effectiveness measures, measured as cost per DALY averted, is comparable to existing estimates. </w:t>
+        <w:t xml:space="preserve">Simiarly, cost effectiveness measures, measured as cost per DALY averted, </w:t>
+      </w:r>
+      <w:proofErr w:type="gramStart"/>
+      <w:r>
+        <w:rPr>
+          <w:rFonts w:hint="eastAsia"/>
+        </w:rPr>
+        <w:t>is</w:t>
+      </w:r>
+      <w:proofErr w:type="gramEnd"/>
+      <w:r>
+        <w:rPr>
+          <w:rFonts w:hint="eastAsia"/>
+        </w:rPr>
+        <w:t xml:space="preserve"> comparable to existing estimates. </w:t>
       </w:r>
       <w:r>
         <w:t>T</w:t>
@@ -17750,11 +18884,6 @@
     </w:p>
     <w:p/>
     <w:p>
-      <w:pPr>
-        <w:rPr>
-          <w:rFonts w:hint="eastAsia"/>
-        </w:rPr>
-      </w:pPr>
       <w:r>
         <w:rPr>
           <w:rFonts w:hint="eastAsia"/>
@@ -17768,28 +18897,46 @@
         <w:rPr>
           <w:rFonts w:hint="eastAsia"/>
         </w:rPr>
-        <w:t xml:space="preserve"> reported may be a larger </w:t>
+        <w:t xml:space="preserve"> reported may be </w:t>
+      </w:r>
+      <w:proofErr w:type="gramStart"/>
+      <w:r>
+        <w:rPr>
+          <w:rFonts w:hint="eastAsia"/>
+        </w:rPr>
+        <w:t>a larger</w:t>
+      </w:r>
+      <w:proofErr w:type="gramEnd"/>
+      <w:r>
+        <w:rPr>
+          <w:rFonts w:hint="eastAsia"/>
+        </w:rPr>
+        <w:t xml:space="preserve"> </w:t>
       </w:r>
     </w:p>
     <w:p>
-      <w:pPr>
-        <w:rPr>
-          <w:rFonts w:hint="eastAsia"/>
-        </w:rPr>
-      </w:pPr>
-      <w:r>
-        <w:rPr>
-          <w:rFonts w:hint="eastAsia"/>
-        </w:rPr>
-        <w:t xml:space="preserve">And most studies do not account for the delays in vaccination response as we incorporated in our </w:t>
+      <w:r>
+        <w:rPr>
+          <w:rFonts w:hint="eastAsia"/>
+        </w:rPr>
+        <w:t xml:space="preserve">And most studies do not account for the delays in vaccination response as we incorporated in </w:t>
+      </w:r>
+      <w:proofErr w:type="gramStart"/>
+      <w:r>
+        <w:rPr>
+          <w:rFonts w:hint="eastAsia"/>
+        </w:rPr>
+        <w:t>our</w:t>
+      </w:r>
+      <w:proofErr w:type="gramEnd"/>
+      <w:r>
+        <w:rPr>
+          <w:rFonts w:hint="eastAsia"/>
+        </w:rPr>
+        <w:t xml:space="preserve"> </w:t>
       </w:r>
     </w:p>
     <w:p>
-      <w:pPr>
-        <w:rPr>
-          <w:rFonts w:hint="eastAsia"/>
-        </w:rPr>
-      </w:pPr>
       <w:r>
         <w:rPr>
           <w:rFonts w:hint="eastAsia"/>
@@ -17804,797 +18951,787 @@
       </w:r>
     </w:p>
     <w:p>
-      <w:pPr>
-        <w:rPr>
-          <w:rFonts w:hint="eastAsia"/>
-        </w:rPr>
-      </w:pPr>
-      <w:r>
-        <w:rPr>
-          <w:rFonts w:hint="eastAsia"/>
-        </w:rPr>
-        <w:t xml:space="preserve"> </w:t>
-      </w:r>
-    </w:p>
-    <w:p>
-      <w:pPr>
-        <w:rPr>
-          <w:rFonts w:hint="eastAsia"/>
-        </w:rPr>
-      </w:pPr>
-    </w:p>
-    <w:p>
-      <w:r>
-        <w:t xml:space="preserve">Despite its </w:t>
-      </w:r>
-      <w:r>
-        <w:rPr>
-          <w:rFonts w:hint="eastAsia"/>
-        </w:rPr>
-        <w:t>strengths</w:t>
-      </w:r>
-      <w:r>
-        <w:t xml:space="preserve">, our </w:t>
-      </w:r>
-      <w:r>
-        <w:rPr>
-          <w:rFonts w:hint="eastAsia"/>
-        </w:rPr>
-        <w:t>study</w:t>
-      </w:r>
-      <w:r>
-        <w:t xml:space="preserve"> </w:t>
-      </w:r>
-      <w:r>
-        <w:rPr>
-          <w:rFonts w:hint="eastAsia"/>
-        </w:rPr>
-        <w:t xml:space="preserve">has </w:t>
-      </w:r>
-      <w:r>
-        <w:t xml:space="preserve">several limitations. </w:t>
-      </w:r>
-      <w:r>
-        <w:t>First, we assumed uniform vaccine coverage within administrative units, which may underestimate the benefits of more spatially focused strategies such as case-area targeted interventions</w:t>
-      </w:r>
-      <w:r>
-        <w:fldChar w:fldCharType="begin"/>
-      </w:r>
-      <w:r>
-        <w:instrText xml:space="preserve"> ADDIN ZOTERO_ITEM CSL_CITATION {"citationID":"TnNKrFWO","properties":{"formattedCitation":"\\super 1,77\\uc0\\u8211{}79\\nosupersub{}","plainCitation":"1,77–79","noteIndex":0},"citationItems":[{"id":"ybNQHeeS/FsjA11A9","uris":["http://zotero.org/users/local/xDVOxgbN/items/3KCFPCDX"],"itemData":{"id":"uzNuC9xx/prXsVH16","type":"article-journal","container-title":"PLOS Medicine","DOI":"10.1371/journal.pmed.1002509","ISSN":"1549-1676","issue":"2","journalAbbreviation":"PLoS Med","language":"en","page":"e1002509","source":"DOI.org (Crossref)","title":"The potential impact of case-area targeted interventions in response to cholera outbreaks: A modeling study","title-short":"The potential impact of case-area targeted interventions in response to cholera outbreaks","volume":"15","author":[{"family":"Finger","given":"Flavio"},{"family":"Bertuzzo","given":"Enrico"},{"family":"Luquero","given":"Francisco J."},{"family":"Naibei","given":"Nathan"},{"family":"Touré","given":"Brahima"},{"family":"Allan","given":"Maya"},{"family":"Porten","given":"Klaudia"},{"family":"Lessler","given":"Justin"},{"family":"Rinaldo","given":"Andrea"},{"family":"Azman","given":"Andrew S."}],"editor":[{"family":"Von Seidlein","given":"Lorenz"}],"issued":{"date-parts":[["2018",2,27]]}}},{"id":15178,"uris":["http://zotero.org/users/7663102/items/ZIFQRHRQ"],"itemData":{"id":15178,"type":"article-journal","abstract":"BACKGROUND: Cholera is a major cause of mortality and morbidity in low-resource and humanitarian settings. It is transmitted by fecal-oral route, and the infection risk is higher to those living in and near cholera cases. Rapid identification of cholera cases and implementation of measures to prevent subsequent transmission around cases may be an efficient strategy to reduce the size and scale of cholera outbreaks.\nMETHODOLOGY/PRINCIPLE FINDINGS: We investigated implementation of cholera case-area targeted interventions (CATIs) using systematic reviews and case studies. We identified 11 peer-reviewed and eight grey literature articles documenting CATIs and completed 30 key informant interviews in case studies in Democratic Republic of Congo, Haiti, Yemen, and Zimbabwe. We documented 15 outbreaks in 12 countries where CATIs were used. The team composition and the interventions varied, with water, sanitation, and hygiene interventions implemented more commonly than those of health. Alert systems triggering interventions were diverse ranging from suspected cholera cases to culture confirmed cases. Selection of high-risk households around the case household was inconsistent and ranged from only one case to approximately 100 surrounding households with different methods of selecting them. Coordination among actors and integration between sectors were consistently reported as challenging. Delays in sharing case information impeded rapid implementation of this approach, while evaluation of the effectiveness of interventions varied.\nCONCLUSIONS/SIGNIFICANCE: CATIs appear effective in reducing cholera outbreaks, but there is limited and context specific evidence of their effectiveness in reducing the incidence of cholera cases and lack of guidance for their consistent implementation. We propose to 1) use uniform cholera case definitions considering a local capacity to trigger alert; 2) evaluate the effectiveness of individual or sets of interventions to interrupt cholera, and establish a set of evidence-based interventions; 3) establish criteria to select high-risk households; and 4) improve coordination and data sharing amongst actors and facilitate integration among sectors to strengthen CATI approaches in cholera outbreaks.","container-title":"PLoS neglected tropical diseases","DOI":"10.1371/journal.pntd.0010042","ISSN":"1935-2735","issue":"12","journalAbbreviation":"PLoS Negl Trop Dis","language":"eng","note":"PMID: 34919551\nPMCID: PMC8719662","page":"e0010042","source":"PubMed","title":"Case-area targeted preventive interventions to interrupt cholera transmission: Current implementation practices and lessons learned","title-short":"Case-area targeted preventive interventions to interrupt cholera transmission","volume":"15","author":[{"family":"Sikder","given":"Mustafa"},{"family":"Altare","given":"Chiara"},{"family":"Doocy","given":"Shannon"},{"family":"Trowbridge","given":"Daniella"},{"family":"Kaur","given":"Gurpreet"},{"family":"Kaushal","given":"Natasha"},{"family":"Lyles","given":"Emily"},{"family":"Lantagne","given":"Daniele"},{"family":"Azman","given":"Andrew S."},{"family":"Spiegel","given":"Paul"}],"issued":{"date-parts":[["2021",12]]},"citation-key":"sikderCaseareaTargetedPreventive2021"}},{"id":15166,"uris":["http://zotero.org/users/7663102/items/HLFJ79SF"],"itemData":{"id":15166,"type":"article-journal","abstract":"BACKGROUND: Cholera outbreaks are on the rise globally, with conflict-affected settings particularly at risk. Case-area targeted interventions (CATIs), a strategy whereby teams provide a package of interventions to case and neighboring households within a predefined \"ring,\" are increasingly employed in cholera responses. However, evidence on their ability to attenuate incidence is limited.\nMETHODS AND FINDINGS: We conducted a prospective observational cohort study in 3 conflict-affected states in Nigeria in 2021. Enumerators within rapid response teams observed CATI implementation during a cholera outbreak and collected data on household demographics; existing water, sanitation, and hygiene (WASH) infrastructure; and CATI interventions. Descriptive statistics showed that CATIs were delivered to 46,864 case and neighbor households, with 80.0% of cases and 33.5% of neighbors receiving all intended supplies and activities, in a context with operational challenges of population density, supply stock outs, and security constraints. We then applied prospective Poisson space-time scan statistics (STSS) across 3 models for each state: (1) an unadjusted model with case and population data; (2) an environmentally adjusted model adjusting for distance to cholera treatment centers and existing WASH infrastructure (improved water source, improved latrine, and handwashing station); and (3) a fully adjusted model adjusting for environmental and CATI variables (supply of Aquatabs and soap, hygiene promotion, bedding and latrine disinfection activities, ring coverage, and response timeliness). We ran the STSS each day of our study period to evaluate the space-time dynamics of the cholera outbreaks. Compared to the unadjusted model, significant cholera clustering was attenuated in the environmentally adjusted model (from 572 to 18 clusters) but there was still risk of cholera transmission. Two states still yielded significant clusters (range 8-10 total clusters, relative risk of 2.2-5.5, 16.6-19.9 day duration, including 11.1-56.8 cholera cases). Cholera clustering was completely attenuated in the fully adjusted model, with no significant anomalous clusters across time and space. Associated measures including quantity, relative risk, significance, likelihood of recurrence, size, and duration of clusters reinforced the results. Key limitations include selection bias, remote data monitoring, and the lack of a control group.\nCONCLUSIONS: CATIs were associated with significant reductions in cholera clustering in Northeast Nigeria despite operational challenges. Our results provide a strong justification for rapid implementation and scale-up CATIs in cholera-response, particularly in conflict settings where WASH access is often limited.","container-title":"PLoS medicine","DOI":"10.1371/journal.pmed.1004404","ISSN":"1549-1676","issue":"5","journalAbbreviation":"PLoS Med","language":"eng","note":"PMID: 38728366\nPMCID: PMC11149837","page":"e1004404","source":"PubMed","title":"Case-area targeted interventions during a large-scale cholera epidemic: A prospective cohort study in Northeast Nigeria","title-short":"Case-area targeted interventions during a large-scale cholera epidemic","volume":"21","author":[{"family":"OKeeffe","given":"Jennifer"},{"family":"Salem-Bango","given":"Lindsay"},{"family":"Desjardins","given":"Michael R."},{"family":"Lantagne","given":"Daniele"},{"family":"Altare","given":"Chiara"},{"family":"Kaur","given":"Gurpreet"},{"family":"Heath","given":"Thomas"},{"family":"Rangaiya","given":"Kanaganathan"},{"family":"Obroh","given":"Patricia Oke-Oghene"},{"family":"Audu","given":"Ahmadu"},{"family":"Lecuyot","given":"Baptiste"},{"family":"Zoungrana","given":"Timothée"},{"family":"Ihemezue","given":"Emmanuel Emeka"},{"family":"Aye","given":"Solomon"},{"family":"Sikder","given":"Mustafa"},{"family":"Doocy","given":"Shannon"},{"family":"Wang","given":"Qiulin"},{"family":"Xiao","given":"Melody"},{"family":"Spiegel","given":"Paul B."}],"issued":{"date-parts":[["2024",5]]},"citation-key":"okeeffeCaseareaTargetedInterventions2024"}},{"id":15172,"uris":["http://zotero.org/users/7663102/items/YDFYAS8X"],"itemData":{"id":15172,"type":"article-journal","abstract":"Cholera outbreaks primarily occur in areas lacking adequate water, sanitation, and hygiene (WASH), and infection can cause severe dehydration and death. As individuals living near cholera cases are more likely to contract cholera, case-area targeted interventions (CATI), where a response team visits case and neighbor households and conducts WASH and/or epidemiological interventions, are increasingly implemented to interrupt cholera transmission. As part of a multi-pronged evaluation on whether CATIs reduce cholera transmission, we compared two organizations' standard operating procedures (SOPs) with information from key informant interviews with 26 staff at national/headquarters and field levels who implemented CATIs in Nigeria in 2021. While organizations generally adhered to SOPs during implementation, deviations related to accessing case household and neighbor household selection were made due to incomplete line lists, high population density, and insufficient staffing and materials. We recommend reducing the CATI radius, providing more explicit context-specific guidance in SOPs, adopting more measures to ensure sufficient staffing and supplies, improving surveillance and data management, and strengthening risk communication and community engagement. The qualitative results herein will inform future quantitative analysis to provide recommendations for overall CATI implementation in future cholera responses in fragile contexts.","container-title":"PLoS neglected tropical diseases","DOI":"10.1371/journal.pntd.0011298","ISSN":"1935-2735","issue":"4","journalAbbreviation":"PLoS Negl Trop Dis","language":"eng","note":"PMID: 37115769\nPMCID: PMC10171589","page":"e0011298","source":"PubMed","title":"Implementation considerations in case-area targeted interventions to prevent cholera transmission in Northeast Nigeria: A qualitative analysis","title-short":"Implementation considerations in case-area targeted interventions to prevent cholera transmission in Northeast Nigeria","volume":"17","author":[{"family":"Kaur","given":"Gurpreet"},{"family":"Salem-Bango","given":"Lindsay"},{"family":"Nery","given":"Ana Leticia Melquiades Dos Santos"},{"family":"Solomon","given":"Emmanuel Chimda"},{"family":"Ihemezue","given":"Emmanuel"},{"family":"Kelly","given":"Christine"},{"family":"Altare","given":"Chiara"},{"family":"Azman","given":"Andrew S."},{"family":"Spiegel","given":"Paul B."},{"family":"Lantagne","given":"Daniele"}],"issued":{"date-parts":[["2023",4]]},"citation-key":"kaurImplementationConsiderationsCasearea2023"}}],"schema":"https://github.com/citation-style-language/schema/raw/master/csl-citation.json"} </w:instrText>
-      </w:r>
-      <w:r>
-        <w:fldChar w:fldCharType="separate"/>
-      </w:r>
-      <w:r>
-        <w:rPr>
-          <w:rFonts w:cs="Times New Roman"/>
-          <w:vertAlign w:val="superscript"/>
-        </w:rPr>
-        <w:t>1,77–79</w:t>
-      </w:r>
-      <w:r>
-        <w:fldChar w:fldCharType="end"/>
-      </w:r>
-      <w:r>
-        <w:t xml:space="preserve"> or geographic targeting.</w:t>
-      </w:r>
-      <w:r>
-        <w:fldChar w:fldCharType="begin"/>
-      </w:r>
-      <w:r>
-        <w:instrText xml:space="preserve"> ADDIN ZOTERO_ITEM CSL_CITATION {"citationID":"1vq5fwhU","properties":{"formattedCitation":"\\super 75\\nosupersub{}","plainCitation":"75","noteIndex":0},"citationItems":[{"id":"ybNQHeeS/013Y0n2v","uris":["http://zotero.org/users/local/xDVOxgbN/items/9SKJXDU4"],"itemData":{"id":"uzNuC9xx/LKQ0djug","type":"article-journal","container-title":"PLOS Medicine","DOI":"10.1371/journal.pmed.1003003","ISSN":"1549-1676","issue":"12","journalAbbreviation":"PLoS Med","language":"en","page":"e1003003","source":"DOI.org (Crossref)","title":"The projected impact of geographic targeting of oral cholera vaccination in sub-Saharan Africa: A modeling study","title-short":"The projected impact of geographic targeting of oral cholera vaccination in sub-Saharan Africa","volume":"16","author":[{"family":"Lee","given":"Elizabeth C."},{"family":"Azman","given":"Andrew S."},{"family":"Kaminsky","given":"Joshua"},{"family":"Moore","given":"Sean M."},{"family":"McKay","given":"Heather S."},{"family":"Lessler","given":"Justin"}],"editor":[{"family":"Kretzschmar","given":"Mirjam E. E."}],"issued":{"date-parts":[["2019",12,11]]}}}],"schema":"https://github.com/citation-style-language/schema/raw/master/csl-citation.json"} </w:instrText>
-      </w:r>
-      <w:r>
-        <w:fldChar w:fldCharType="separate"/>
-      </w:r>
-      <w:r>
-        <w:rPr>
-          <w:rFonts w:cs="Times New Roman"/>
-          <w:vertAlign w:val="superscript"/>
-        </w:rPr>
-        <w:t>75</w:t>
-      </w:r>
-      <w:r>
-        <w:fldChar w:fldCharType="end"/>
-      </w:r>
-      <w:r>
-        <w:t xml:space="preserve"> Conversely, vaccine wastage</w:t>
-      </w:r>
-      <w:r>
-        <w:t>—</w:t>
-      </w:r>
-      <w:r>
-        <w:rPr>
-          <w:rFonts w:hint="eastAsia"/>
-        </w:rPr>
-        <w:t xml:space="preserve">documented in </w:t>
-      </w:r>
-      <w:r>
-        <w:rPr>
-          <w:rFonts w:hint="eastAsia"/>
-        </w:rPr>
-        <w:t>coverage reports</w:t>
-      </w:r>
-      <w:r>
-        <w:fldChar w:fldCharType="begin"/>
-      </w:r>
-      <w:r>
-        <w:instrText xml:space="preserve"> ADDIN ZOTERO_ITEM CSL_CITATION {"citationID":"dwlotRU0","properties":{"formattedCitation":"\\super 80\\nosupersub{}","plainCitation":"80","noteIndex":0},"citationItems":[{"id":14926,"uris":["http://zotero.org/users/7663102/items/RG8HI75U"],"itemData":{"id":14926,"type":"article-journal","abstract":"Justin Lessler and colleagues describe a method that estimates the fraction of a population accessible to vaccination activities, and they apply it to measles vaccination in three African countries: Ghana, Madagascar, and Sierra Leone.","container-title":"PLOS Medicine","DOI":"10.1371/journal.pmed.1001110","ISSN":"1549-1676","issue":"10","journalAbbreviation":"PLoS Med","language":"en","note":"publisher: Public Library of Science","page":"e1001110","source":"PLoS Journals","title":"Measuring the Performance of Vaccination Programs Using Cross-Sectional Surveys: A Likelihood Framework and Retrospective Analysis","title-short":"Measuring the Performance of Vaccination Programs Using Cross-Sectional Surveys","volume":"8","author":[{"family":"Lessler","given":"Justin"},{"family":"Metcalf","given":"C. Jessica E."},{"family":"Grais","given":"Rebecca F."},{"family":"Luquero","given":"Francisco J."},{"family":"Cummings","given":"Derek A. T."},{"family":"Grenfell","given":"Bryan T."}],"issued":{"date-parts":[["2011"]],"season":"25"},"citation-key":"lesslerMeasuringPerformanceVaccination2011"}}],"schema":"https://github.com/citation-style-language/schema/raw/master/csl-citation.json"} </w:instrText>
-      </w:r>
-      <w:r>
-        <w:fldChar w:fldCharType="separate"/>
-      </w:r>
-      <w:r>
-        <w:rPr>
-          <w:rFonts w:cs="Times New Roman"/>
-          <w:vertAlign w:val="superscript"/>
-        </w:rPr>
-        <w:t>80</w:t>
-      </w:r>
-      <w:r>
-        <w:fldChar w:fldCharType="end"/>
-      </w:r>
-      <w:r>
-        <w:t>—</w:t>
-      </w:r>
-      <w:r>
-        <w:t xml:space="preserve">could </w:t>
-      </w:r>
-      <w:r>
-        <w:t xml:space="preserve">lead to </w:t>
-      </w:r>
-      <w:r>
-        <w:t>overestimate</w:t>
-      </w:r>
-      <w:r>
-        <w:rPr>
-          <w:rFonts w:hint="eastAsia"/>
-        </w:rPr>
-        <w:t xml:space="preserve">s of </w:t>
-      </w:r>
-      <w:r>
-        <w:t>cases</w:t>
-      </w:r>
-      <w:r>
-        <w:t>, deaths, and DALYs</w:t>
-      </w:r>
-      <w:r>
-        <w:t xml:space="preserve"> averted per 1,000 doses.</w:t>
-      </w:r>
-      <w:r>
-        <w:t xml:space="preserve"> </w:t>
-      </w:r>
-      <w:r>
-        <w:t xml:space="preserve">Second, </w:t>
-      </w:r>
-      <w:r>
-        <w:t xml:space="preserve">our </w:t>
-      </w:r>
-      <w:r>
-        <w:rPr>
-          <w:rFonts w:hint="eastAsia"/>
-        </w:rPr>
-        <w:t>parameter</w:t>
-      </w:r>
-      <w:r>
-        <w:rPr>
-          <w:rFonts w:hint="eastAsia"/>
-        </w:rPr>
-        <w:t>ization</w:t>
-      </w:r>
-      <w:r>
-        <w:rPr>
-          <w:rFonts w:hint="eastAsia"/>
-        </w:rPr>
-        <w:t xml:space="preserve"> </w:t>
-      </w:r>
-      <w:r>
-        <w:rPr>
-          <w:rFonts w:hint="eastAsia"/>
-        </w:rPr>
-        <w:t>of</w:t>
-      </w:r>
-      <w:r>
-        <w:rPr>
-          <w:rFonts w:hint="eastAsia"/>
-        </w:rPr>
-        <w:t xml:space="preserve"> </w:t>
-      </w:r>
-      <w:r>
-        <w:t xml:space="preserve">indirect vaccine effectiveness </w:t>
-      </w:r>
-      <w:r>
-        <w:rPr>
-          <w:rFonts w:hint="eastAsia"/>
-        </w:rPr>
-        <w:t>was</w:t>
-      </w:r>
-      <w:r>
-        <w:rPr>
-          <w:rFonts w:hint="eastAsia"/>
-        </w:rPr>
-        <w:t xml:space="preserve"> derived </w:t>
-      </w:r>
-      <w:r>
-        <w:t>from studies conducted in</w:t>
-      </w:r>
-      <w:r>
-        <w:rPr>
-          <w:rFonts w:hint="eastAsia"/>
-        </w:rPr>
-        <w:t>B</w:t>
-      </w:r>
-      <w:r>
-        <w:t>angladesh</w:t>
-      </w:r>
-      <w:r>
-        <w:rPr>
-          <w:rFonts w:hint="eastAsia"/>
-        </w:rPr>
-        <w:t>,</w:t>
-      </w:r>
-      <w:r>
-        <w:fldChar w:fldCharType="begin"/>
-      </w:r>
-      <w:r>
-        <w:instrText xml:space="preserve"> ADDIN ZOTERO_ITEM CSL_CITATION {"citationID":"9E4AsK8m","properties":{"formattedCitation":"\\super 11,37\\nosupersub{}","plainCitation":"11,37","noteIndex":0},"citationItems":[{"id":"ybNQHeeS/tc6RtEm3","uris":["http://zotero.org/users/local/xDVOxgbN/items/37LE7P3K"],"itemData":{"id":99,"type":"article-journal","container-title":"PLoS Medicine","DOI":"10.1371/journal.pmed.0040336","ISSN":"1549-1676","issue":"11","journalAbbreviation":"PLoS Med","language":"en","page":"e336","source":"DOI.org (Crossref)","title":"Controlling Endemic Cholera with Oral Vaccines","volume":"4","author":[{"family":"Longini","given":"Ira M"},{"family":"Nizam","given":"Azhar"},{"family":"Ali","given":"Mohammad"},{"family":"Yunus","given":"Mohammad"},{"family":"Shenvi","given":"Neeta"},{"family":"Clemens","given":"John D"}],"editor":[{"family":"Von Seidlein","given":"Lorenz"}],"issued":{"date-parts":[["2007",11,27]]}}},{"id":"ybNQHeeS/SB1Ps0E2","uris":["http://zotero.org/users/local/xDVOxgbN/items/3QIMSM7G"],"itemData":{"id":154,"type":"article-journal","container-title":"The Lancet","DOI":"10.1016/S0140-6736(05)66550-6","ISSN":"01406736","issue":"9479","journalAbbreviation":"The Lancet","language":"en","license":"https://www.elsevier.com/tdm/userlicense/1.0/","page":"44-49","source":"DOI.org (Crossref)","title":"Herd immunity conferred by killed oral cholera vaccines in Bangladesh: a reanalysis","title-short":"Herd immunity conferred by killed oral cholera vaccines in Bangladesh","volume":"366","author":[{"family":"Ali","given":"Mohammad"},{"family":"Emch","given":"Michael"},{"family":"Von Seidlein","given":"Lorenz"},{"family":"Yunus","given":"Mohammad"},{"family":"Sack","given":"David A"},{"family":"Rao","given":"Malla"},{"family":"Holmgren","given":"Jan"},{"family":"Clemens","given":"John D"}],"issued":{"date-parts":[["2005",7]]}}}],"schema":"https://github.com/citation-style-language/schema/raw/master/csl-citation.json"} </w:instrText>
-      </w:r>
-      <w:r>
-        <w:fldChar w:fldCharType="separate"/>
-      </w:r>
-      <w:r>
-        <w:rPr>
-          <w:rFonts w:cs="Times New Roman"/>
-          <w:vertAlign w:val="superscript"/>
-        </w:rPr>
-        <w:t>11,37</w:t>
-      </w:r>
-      <w:r>
-        <w:fldChar w:fldCharType="end"/>
-      </w:r>
-      <w:r>
-        <w:t xml:space="preserve"> </w:t>
-      </w:r>
-      <w:r>
-        <w:rPr>
-          <w:rFonts w:hint="eastAsia"/>
-        </w:rPr>
-        <w:t>and</w:t>
-      </w:r>
-      <w:r>
-        <w:t xml:space="preserve"> may not generalize </w:t>
-      </w:r>
-      <w:r>
-        <w:t xml:space="preserve">fully </w:t>
-      </w:r>
-      <w:r>
-        <w:t>to sub-Saharan Africa</w:t>
-      </w:r>
-      <w:r>
-        <w:rPr>
-          <w:rFonts w:hint="eastAsia"/>
-        </w:rPr>
-        <w:t xml:space="preserve">n </w:t>
-      </w:r>
-      <w:r>
-        <w:rPr>
-          <w:rFonts w:hint="eastAsia"/>
-        </w:rPr>
-        <w:t>settings</w:t>
-      </w:r>
-      <w:r>
-        <w:t>.</w:t>
-      </w:r>
-      <w:r>
-        <w:t xml:space="preserve"> Nonetheless, the consistency between our static model outputs and those from dynamic models (</w:t>
-      </w:r>
-      <w:r>
-        <w:rPr>
-          <w:rFonts w:hint="eastAsia"/>
-        </w:rPr>
-        <w:t xml:space="preserve">Supplementary Material </w:t>
-      </w:r>
-      <w:r>
-        <w:rPr>
-          <w:b/>
-          <w:bCs/>
-        </w:rPr>
-        <w:t>S</w:t>
-      </w:r>
-      <w:r>
-        <w:rPr>
-          <w:rFonts w:hint="eastAsia"/>
-          <w:b/>
-          <w:bCs/>
-        </w:rPr>
-        <w:t>9</w:t>
-      </w:r>
-      <w:r>
-        <w:rPr>
-          <w:rFonts w:hint="eastAsia"/>
-          <w:b/>
-          <w:bCs/>
-        </w:rPr>
-        <w:t>; Figures S</w:t>
-      </w:r>
-      <w:r>
-        <w:rPr>
-          <w:rFonts w:hint="eastAsia"/>
-          <w:b/>
-          <w:bCs/>
-        </w:rPr>
-        <w:t>5</w:t>
-      </w:r>
-      <w:r>
-        <w:rPr>
-          <w:rFonts w:hint="eastAsia"/>
-          <w:b/>
-          <w:bCs/>
-        </w:rPr>
-        <w:t>-S</w:t>
-      </w:r>
-      <w:r>
-        <w:rPr>
-          <w:rFonts w:hint="eastAsia"/>
-          <w:b/>
-          <w:bCs/>
-        </w:rPr>
-        <w:t>7</w:t>
-      </w:r>
-      <w:r>
-        <w:t>) suggests that our parameterization captures indirect effects reasonably well.</w:t>
-      </w:r>
-      <w:r>
-        <w:t xml:space="preserve"> </w:t>
-      </w:r>
-      <w:r>
-        <w:t>This static approach, grounded in empirical observations, may offer a practical alternative for modeling ORI impact in settings with limited data.</w:t>
-      </w:r>
-      <w:r>
-        <w:t xml:space="preserve"> </w:t>
-      </w:r>
-      <w:r>
-        <w:t>Third</w:t>
-      </w:r>
-      <w:r>
-        <w:t xml:space="preserve">, </w:t>
-      </w:r>
-      <w:r>
-        <w:rPr>
-          <w:rFonts w:hint="eastAsia"/>
-        </w:rPr>
-        <w:t xml:space="preserve">by </w:t>
-      </w:r>
-      <w:r>
-        <w:rPr>
-          <w:rFonts w:hint="eastAsia"/>
-        </w:rPr>
-        <w:t>modeling</w:t>
-      </w:r>
-      <w:r>
-        <w:rPr>
-          <w:rFonts w:hint="eastAsia"/>
-        </w:rPr>
-        <w:t xml:space="preserve"> individual outbreak</w:t>
-      </w:r>
-      <w:r>
-        <w:rPr>
-          <w:rFonts w:hint="eastAsia"/>
-        </w:rPr>
-        <w:t xml:space="preserve"> independently</w:t>
-      </w:r>
-      <w:r>
-        <w:rPr>
-          <w:rFonts w:hint="eastAsia"/>
-        </w:rPr>
-        <w:t xml:space="preserve"> </w:t>
-      </w:r>
-      <w:r>
-        <w:rPr>
-          <w:rFonts w:hint="eastAsia"/>
-        </w:rPr>
-        <w:t>(</w:t>
-      </w:r>
-      <w:r>
-        <w:rPr>
-          <w:rFonts w:hint="eastAsia"/>
-        </w:rPr>
-        <w:t>or</w:t>
-      </w:r>
-      <w:r>
-        <w:rPr>
-          <w:rFonts w:hint="eastAsia"/>
-        </w:rPr>
-        <w:t xml:space="preserve"> </w:t>
-      </w:r>
-      <w:r>
-        <w:rPr>
-          <w:rFonts w:hint="eastAsia"/>
-        </w:rPr>
-        <w:t>aggregating them)</w:t>
-      </w:r>
-      <w:r>
-        <w:rPr>
-          <w:rFonts w:hint="eastAsia"/>
-        </w:rPr>
-        <w:t xml:space="preserve">, </w:t>
-      </w:r>
-      <w:r>
-        <w:rPr>
-          <w:rFonts w:hint="eastAsia"/>
-        </w:rPr>
-        <w:t xml:space="preserve">we assumed that </w:t>
-      </w:r>
-      <w:r>
-        <w:t>the vaccine</w:t>
-      </w:r>
-      <w:r>
-        <w:rPr>
-          <w:rFonts w:hint="eastAsia"/>
-        </w:rPr>
-        <w:t xml:space="preserve"> impact was</w:t>
-      </w:r>
-      <w:r>
-        <w:rPr>
-          <w:rFonts w:hint="eastAsia"/>
-        </w:rPr>
-        <w:t xml:space="preserve"> </w:t>
-      </w:r>
-      <w:r>
-        <w:rPr>
-          <w:rFonts w:hint="eastAsia"/>
-        </w:rPr>
-        <w:t xml:space="preserve">confined to </w:t>
-      </w:r>
-      <w:r>
-        <w:rPr>
-          <w:rFonts w:hint="eastAsia"/>
-        </w:rPr>
-        <w:t xml:space="preserve">the specific </w:t>
-      </w:r>
-      <w:r>
-        <w:t>outbreak</w:t>
-      </w:r>
-      <w:r>
-        <w:rPr>
-          <w:rFonts w:hint="eastAsia"/>
-        </w:rPr>
-        <w:t xml:space="preserve"> in which vaccines were deployed</w:t>
-      </w:r>
-      <w:r>
-        <w:t>.</w:t>
-      </w:r>
-      <w:r>
-        <w:t xml:space="preserve"> </w:t>
-      </w:r>
-      <w:r>
-        <w:rPr>
-          <w:rFonts w:hint="eastAsia"/>
-        </w:rPr>
-        <w:t>I</w:t>
-      </w:r>
-      <w:r>
-        <w:t xml:space="preserve">n reality, ORIs may </w:t>
-      </w:r>
-      <w:r>
-        <w:rPr>
-          <w:rFonts w:hint="eastAsia"/>
-        </w:rPr>
-        <w:t xml:space="preserve">also confer </w:t>
-      </w:r>
-      <w:r>
-        <w:t xml:space="preserve">preemptive benefits </w:t>
-      </w:r>
-      <w:r>
-        <w:rPr>
-          <w:rFonts w:hint="eastAsia"/>
-        </w:rPr>
-        <w:t xml:space="preserve">by preventing future </w:t>
-      </w:r>
-      <w:r>
-        <w:t>outbreaks in the same or neighboring areas</w:t>
-      </w:r>
-      <w:r>
-        <w:rPr>
-          <w:rFonts w:hint="eastAsia"/>
-        </w:rPr>
-        <w:t>, given two-dose killed whole-cell OCVs provide overall protection for up to 4-5 years</w:t>
-      </w:r>
-      <w:r>
-        <w:t>.</w:t>
-      </w:r>
-      <w:r>
-        <w:fldChar w:fldCharType="begin"/>
-      </w:r>
-      <w:r>
-        <w:instrText xml:space="preserve"> ADDIN ZOTERO_ITEM CSL_CITATION {"citationID":"2pfURpqk","properties":{"formattedCitation":"\\super 81\\uc0\\u8211{}84\\nosupersub{}","plainCitation":"81–84","noteIndex":0},"citationItems":[{"id":15866,"uris":["http://zotero.org/users/7663102/items/AWWNIBI4"],"itemData":{"id":15866,"type":"article-journal","abstract":"Several studies have shown that inactivated, whole-cell oral cholera vaccines (OCVs) confer both direct protection on vaccinees and herd protection on populations. Because our earlier cluster-randomized effectiveness trial (CRT) in urban Bangladesh failed to detect OCV herd protection, we reanalysed the trial to assess whether herd effects were masked in our original analysis.A total of 267 270 persons were randomized to 90 approximately equal-sized clusters. In 60 clusters persons aged 1 year and older were eligible to receive OCV and in 30 clusters persons received no intervention and served as controls. We analysed OCV protection against severely dehydrating cholera for the entire clusters, as in our original analysis, and for subclusters consisting of residents of innermost households. We hypothesized that if OCV herd protection was attenuated by cholera transmission into the clusters from the outside in this densely populated setting, herd protection would be most evident in the innermost households.During 2 years of follow-up of all residents of the clusters, total protection (protection of OCV recipients relative to control residents) was 58% [95% confidence interval (CI): 43%, 70%; P&amp;lt;0.0001], indirect protection (protection of non-OCV recipients in OCV clusters relative to control participants) was 16% (95% CI: –20%, 41%; P=0.35) and overall OCV protection (protection of all residents in the OCV clusters relative to control residents) was 46% (95% CI: 30%, 59%; P&amp;lt;0.0001). Analyses of the inner 75% and 50% households of the clusters showed similar findings. However, total protection was 75% (95% CI: 50%, 87%, P&amp;lt;0.0001), indirect protection 52% (95% CI: –9%, 79%; P=0.08) and overall protection 72% (95% CI: 49%, 84%; P&amp;lt;0.0001) for the innermost 25% households.Consistent with past studies, substantial OCV herd protective effects were identified, but were unmasked only by analysing innermost households of the clusters. Caution is needed in defining clusters for analysis of vaccine herd effects in CRTs of vaccines.","container-title":"International Journal of Epidemiology","DOI":"10.1093/ije/dyz060","ISSN":"0300-5771","issue":"4","journalAbbreviation":"International Journal of Epidemiology","page":"1252-1261","source":"Silverchair","title":"Unmasking herd protection by an oral cholera vaccine in a cluster-randomized trial","volume":"48","author":[{"family":"Ali","given":"Mohammad"},{"family":"Qadri","given":"Firdausi"},{"family":"Kim","given":"Deok Ryun"},{"family":"Islam","given":"Taufiqul"},{"family":"Im","given":"Justin"},{"family":"Ahmmed","given":"Faisal"},{"family":"Chon","given":"Yun"},{"family":"Islam Khan","given":"Ashraful"},{"family":"Zaman","given":"Khalequ"},{"family":"Marks","given":"Florian"},{"family":"Clemens","given":"John D"}],"issued":{"date-parts":[["2019",8,1]]},"citation-key":"ali2019a"}},{"id":15864,"uris":["http://zotero.org/users/7663102/items/6Z6UG45N"],"itemData":{"id":15864,"type":"article-journal","container-title":"The Lancet Infectious Diseases","DOI":"10.1016/S1473-3099(12)70196-2","ISSN":"1473-3099, 1474-4457","issue":"11","journalAbbreviation":"The Lancet Infectious Diseases","language":"English","note":"publisher: Elsevier\nPMID: 22954655","page":"837-844","source":"www.thelancet.com","title":"Effectiveness of an oral cholera vaccine in Zanzibar: findings from a mass vaccination campaign and observational cohort study","title-short":"Effectiveness of an oral cholera vaccine in Zanzibar","volume":"12","author":[{"family":"Khatib","given":"Ahmed M."},{"family":"Ali","given":"Mohammad"},{"family":"Seidlein","given":"Lorenz","dropping-particle":"von"},{"family":"Kim","given":"Deok Ryun"},{"family":"Hashim","given":"Ramadhan"},{"family":"Reyburn","given":"Rita"},{"family":"Ley","given":"Benedikt"},{"family":"Thriemer","given":"Kamala"},{"family":"Enwere","given":"Godwin"},{"family":"Hutubessy","given":"Raymond"},{"family":"Aguado","given":"Maria Teresa"},{"family":"Kieny","given":"Marie-Paule"},{"family":"Lopez","given":"Anna Lena"},{"family":"Wierzba","given":"Thomas F."},{"family":"Ali","given":"Said Mohammed"},{"family":"Saleh","given":"Abdul A."},{"family":"Mukhopadhyay","given":"Asish K."},{"family":"Clemens","given":"John"},{"family":"Jiddawi","given":"Mohamed Saleh"},{"family":"Deen","given":"Jacqueline"}],"issued":{"date-parts":[["2012",11,1]]},"citation-key":"khatib2012"}},{"id":15860,"uris":["http://zotero.org/users/7663102/items/IZ8CXXA9"],"itemData":{"id":15860,"type":"article-journal","abstract":"Background. We evaluated the herd protection conferred by an oral cholera vaccine using 2 approaches: cluster design and geographic information system (GIS) design.Methods. Residents living in 3933 dwellings (clusters) in Kolkata, India, were</w:instrText>
-      </w:r>
-      <w:r>
-        <w:rPr>
-          <w:rFonts w:hint="eastAsia"/>
-        </w:rPr>
-        <w:instrText xml:space="preserve"> cluster-randomized to receive either cholera vaccine or oral placebo. Nonpregnant residents aged </w:instrText>
-      </w:r>
-      <w:r>
-        <w:rPr>
-          <w:rFonts w:hint="eastAsia"/>
-        </w:rPr>
-        <w:instrText>≥</w:instrText>
-      </w:r>
-      <w:r>
-        <w:rPr>
-          <w:rFonts w:hint="eastAsia"/>
-        </w:rPr>
-        <w:instrText>1 year were invited to participate in the trial. Only the first episode of cholera detected for a subject between 14 and 1095 days after a second dose was c</w:instrText>
-      </w:r>
-      <w:r>
-        <w:instrText xml:space="preserve">onsidered. In the cluster design, indirect protection was assessed by comparing the incidence of cholera among nonparticipants in vaccine clusters vs those in placebo clusters. In the GIS analysis, herd protection was assessed by evaluating association between vaccine coverage among the population residing within 250 m of the household and the occurrence of cholera in that population.Results. Among 107 347 eligible residents, 66 990 received 2 doses of either cholera vaccine or placebo. In the cluster design, the 3-year data showed significant total protection (66% protection, 95% confidence interval [CI], 50%–78%, P &amp;lt; .01) but no evidence of indirect protection. With the GIS approach, the risk of cholera among placebo recipients was inversely related to neighborhood-level vaccine coverage, and the trend was highly significant (P &amp;lt; .01). This relationship held in multivariable models that also controlled for potentially confounding demographic variables (hazard ratio, 0.94 [95% CI, .90–.98]; P &amp;lt; .01).Conclusions. Indirect protection was evident in analyses using the GIS approach but not the cluster design approach, likely owing to considerable transmission of cholera between clusters, which would vitiate herd protection in the cluster analyses.Clinical Trials Registration. NCT00289224.","container-title":"Clinical Infectious Diseases","DOI":"10.1093/cid/cit009","ISSN":"1058-4838","issue":"8","journalAbbreviation":"Clinical Infectious Diseases","page":"1123-1131","source":"Silverchair","title":"Herd Protection by a Bivalent Killed Whole-Cell Oral Cholera Vaccine in the Slums of Kolkata, India","volume":"56","author":[{"family":"Ali","given":"Mohammad"},{"family":"Sur","given":"Dipika"},{"family":"You","given":"Young Ae"},{"family":"Kanungo","given":"Suman"},{"family":"Sah","given":"Binod"},{"family":"Manna","given":"Byomkesh"},{"family":"Puri","given":"Mahesh"},{"family":"Wierzba","given":"Thomas F."},{"family":"Donner","given":"Allan"},{"family":"Nair","given":"G. Balakrish"},{"family":"Bhattacharya","given":"Sujit K."},{"family":"Dhingra","given":"Mandeep Singh"},{"family":"Deen","given":"Jacqueline L."},{"family":"Lopez","given":"Anna Lena"},{"family":"Clemens","given":"John"}],"issued":{"date-parts":[["2013",4,15]]},"citation-key":"ali2013a"}},{"id":15856,"uris":["http://zotero.org/users/7663102/items/LDTSAHDD"],"itemData":{"id":15856,"type":"article-journal","container-title":"The Lancet","DOI":"10.1016/S0140-6736(05)66550-6","ISSN":"0140-6736, 1474-547X","issue":"9479","journalAbbreviation":"The Lancet","language":"English","note":"publisher: Elsevier\nPMID: 15993232","page":"44-49","source":"www.thelancet.com","title":"Herd immunity conferred by killed oral cholera vaccines in Bangladesh: a reanalysis","title-short":"Herd immunity conferred by killed oral cholera vaccines in Bangladesh","volume":"366","author":[{"family":"Ali","given":"Mohammad"},{"family":"Emch","given":"Michael"},{"family":"Seidlein","given":"Lorenz","dropping-particle":"von"},{"family":"Yunus","given":"Mohammad"},{"family":"Sack","given":"David A."},{"family":"Rao","given":"Malla"},{"family":"Holmgren","given":"Jan"},{"family":"Clemens","given":"John D."}],"issued":{"date-parts":[["2005",7,2]]},"citation-key":"ali2005"}}],"schema":"https://github.com/citation-style-language/schema/raw/master/csl-citation.json"} </w:instrText>
-      </w:r>
-      <w:r>
-        <w:fldChar w:fldCharType="separate"/>
-      </w:r>
-      <w:r>
-        <w:rPr>
-          <w:rFonts w:cs="Times New Roman"/>
-          <w:vertAlign w:val="superscript"/>
-        </w:rPr>
-        <w:t>81–84</w:t>
-      </w:r>
-      <w:r>
-        <w:fldChar w:fldCharType="end"/>
-      </w:r>
-      <w:r>
-        <w:rPr>
-          <w:rFonts w:hint="eastAsia"/>
-        </w:rPr>
-        <w:t xml:space="preserve"> Due to </w:t>
-      </w:r>
-      <w:r>
-        <w:rPr>
-          <w:rFonts w:hint="eastAsia"/>
-        </w:rPr>
-        <w:t xml:space="preserve">a </w:t>
-      </w:r>
-      <w:r>
-        <w:rPr>
-          <w:rFonts w:hint="eastAsia"/>
-        </w:rPr>
-        <w:t xml:space="preserve">lack of geographic details for each outbreak and epidemiologic links between the outbreaks, we </w:t>
-      </w:r>
-      <w:r>
-        <w:rPr>
-          <w:rFonts w:hint="eastAsia"/>
-        </w:rPr>
-        <w:t xml:space="preserve">could not evaluate </w:t>
-      </w:r>
-      <w:r>
-        <w:t>the</w:t>
-      </w:r>
-      <w:r>
-        <w:rPr>
-          <w:rFonts w:hint="eastAsia"/>
-        </w:rPr>
-        <w:t xml:space="preserve"> </w:t>
-      </w:r>
-      <w:r>
-        <w:rPr>
-          <w:rFonts w:hint="eastAsia"/>
-        </w:rPr>
-        <w:lastRenderedPageBreak/>
-        <w:t xml:space="preserve">downstream or spatial </w:t>
-      </w:r>
-      <w:r>
-        <w:rPr>
-          <w:rFonts w:hint="eastAsia"/>
-        </w:rPr>
-        <w:t xml:space="preserve">spillover </w:t>
-      </w:r>
-      <w:r>
-        <w:rPr>
-          <w:rFonts w:hint="eastAsia"/>
-        </w:rPr>
-        <w:t>effects.</w:t>
-      </w:r>
-      <w:r>
-        <w:t xml:space="preserve"> </w:t>
-      </w:r>
-      <w:r>
-        <w:rPr>
-          <w:rFonts w:hint="eastAsia"/>
-        </w:rPr>
-        <w:t xml:space="preserve">Fourth, </w:t>
-      </w:r>
-      <w:r>
-        <w:t xml:space="preserve">our reliance on suspected </w:t>
-      </w:r>
-      <w:r>
-        <w:rPr>
-          <w:rFonts w:hint="eastAsia"/>
-        </w:rPr>
-        <w:t xml:space="preserve">rather than confirmed </w:t>
-      </w:r>
-      <w:r>
-        <w:t xml:space="preserve">cases </w:t>
-      </w:r>
-      <w:r>
-        <w:rPr>
-          <w:rFonts w:hint="eastAsia"/>
-        </w:rPr>
-        <w:t xml:space="preserve">may overestimate </w:t>
-      </w:r>
-      <w:r>
-        <w:t>the</w:t>
-      </w:r>
-      <w:r>
-        <w:rPr>
-          <w:rFonts w:hint="eastAsia"/>
-        </w:rPr>
-        <w:t xml:space="preserve"> vaccine impact </w:t>
-      </w:r>
-      <w:r>
-        <w:t>given that roughly half may not be true cholera.</w:t>
-      </w:r>
-      <w:r>
-        <w:fldChar w:fldCharType="begin"/>
-      </w:r>
-      <w:r>
-        <w:instrText xml:space="preserve"> ADDIN ZOTERO_ITEM CSL_CITATION {"citationID":"KkMvIKUf","properties":{"formattedCitation":"\\super 85\\nosupersub{}","plainCitation":"85","noteIndex":0},"citationItems":[{"id":9937,"uris":["http://zotero.org/users/7663102/items/5Y8MIMKK"],"itemData":{"id":9937,"type":"article-journal","abstract":"BACKGROUND: Cholera surveillance relies on clinical diagnosis of acute watery diarrhea. Suspected cholera case definitions have high sensitivity but low specificity, challenging our ability to characterize cholera burden and epidemiology. Our objective was to estimate the proportion of clinically suspected cholera that are true Vibrio cholerae infections and identify factors that explain variation in positivity.\nMETHODS AND FINDINGS: We conducted a systematic r</w:instrText>
-      </w:r>
-      <w:r>
-        <w:rPr>
-          <w:rFonts w:hint="eastAsia"/>
-        </w:rPr>
-        <w:instrText xml:space="preserve">eview of studies that tested </w:instrText>
-      </w:r>
-      <w:r>
-        <w:rPr>
-          <w:rFonts w:hint="eastAsia"/>
-        </w:rPr>
-        <w:instrText>≥</w:instrText>
-      </w:r>
-      <w:r>
-        <w:rPr>
-          <w:rFonts w:hint="eastAsia"/>
-        </w:rPr>
-        <w:instrText>10 suspected cholera cases for V. cholerae O1/O139 using culture, PCR, and/or a rapid diagnostic test. We searched PubMed, Embase, Scopus, and Google Scholar for studies that sampled at least one suspected case between Januar</w:instrText>
-      </w:r>
-      <w:r>
-        <w:instrText xml:space="preserve">y 1, 2000 and April 19, 2023, to reflect contemporary patterns in V. cholerae positivity. We estimated diagnostic test sensitivity and specificity using a latent class meta-analysis. We estimated V. cholerae positivity using a random-effects meta-analysis, adjusting for test performance. We included 119 studies from 30 countries. V. cholerae positivity was lower in studies with representative sampling and in studies that set minimum ages in suspected case definitions. After adjusting for test performance, on average, 52% (95% credible interval (CrI): 24%, 80%) of suspected cases represented true V. cholerae infections. After adjusting for test performance and study methodology, the odds of a suspected case having a true infection were 5.71 (odds ratio 95% CrI: 1.53, 15.43) times higher when surveillance was initiated in response to an outbreak than in non-outbreak settings. Variation across studies was high, and a limitation of our approach was that we were unable to explain all the heterogeneity with study-level attributes, including diagnostic test used, setting, and case definitions.\nCONCLUSIONS: In this study, we found that burden estimates based on suspected cases alone may overestimate the incidence of medically attended cholera by 2-fold. However, accounting for cases missed by traditional clinical surveillance is key to unbiased cholera burden estimates. Given the substantial variability in positivity between settings, extrapolations from suspected to confirmed cases, which is necessary to estimate cholera incidence rates without exhaustive testing, should be based on local data.","container-title":"PLoS medicine","DOI":"10.1371/journal.pmed.1004286","ISSN":"1549-1676","issue":"9","journalAbbreviation":"PLoS Med","language":"eng","note":"PMID: 37708235\nPMCID: PMC10538743","page":"e1004286","source":"PubMed","title":"Estimating the proportion of clinically suspected cholera cases that are true Vibrio cholerae infections: A systematic review and meta-analysis","title-short":"Estimating the proportion of clinically suspected cholera cases that are true Vibrio cholerae infections","volume":"20","author":[{"family":"Wiens","given":"Kirsten E."},{"family":"Xu","given":"Hanmeng"},{"family":"Zou","given":"Kaiyue"},{"family":"Mwaba","given":"John"},{"family":"Lessler","given":"Justin"},{"family":"Malembaka","given":"Espoir Bwenge"},{"family":"Demby","given":"Maya N."},{"family":"Bwire","given":"Godfrey"},{"family":"Qadri","given":"Firdausi"},{"family":"Lee","given":"Elizabeth C."},{"family":"Azman","given":"Andrew S."}],"issued":{"date-parts":[["2023",9]]},"citation-key":"wiensEstimatingProportionClinically2023"}}],"schema":"https://github.com/citation-style-language/schema/raw/master/csl-citation.json"} </w:instrText>
-      </w:r>
-      <w:r>
-        <w:fldChar w:fldCharType="separate"/>
-      </w:r>
-      <w:r>
-        <w:rPr>
-          <w:rFonts w:cs="Times New Roman"/>
-          <w:vertAlign w:val="superscript"/>
-        </w:rPr>
-        <w:t>85</w:t>
-      </w:r>
-      <w:r>
-        <w:fldChar w:fldCharType="end"/>
-      </w:r>
-      <w:r>
-        <w:t xml:space="preserve"> </w:t>
-      </w:r>
-      <w:r>
-        <w:rPr>
-          <w:rFonts w:hint="eastAsia"/>
-        </w:rPr>
-        <w:t xml:space="preserve">On the other hand, </w:t>
-      </w:r>
-      <w:r>
-        <w:t>underreporting of cholera in sub-Saharan Africa may offset this discrepancy</w:t>
-      </w:r>
-      <w:r>
-        <w:fldChar w:fldCharType="begin"/>
-      </w:r>
-      <w:r>
-        <w:instrText xml:space="preserve"> ADDIN ZOTERO_ITEM CSL_CITATION {"citationID":"wwDpVruH","properties":{"formattedCitation":"\\super 86\\nosupersub{}","plainCitation":"86","noteIndex":0},"citationItems":[{"id":15610,"uris":["http://zotero.org/users/7663102/items/ZCTWCSKR"],"itemData":{"id":15610,"type":"article-journal","abstract":"Monitoring and treating diarrheal illness often relies on individuals seeking care at hospitals or clinics. Cases that seek care through pharmacies and community health workers (CHW) are frequently excluded from disease burden estimates, which are used to allocate mitigation resources. Studies on care-seeking behavior can help identify these gaps but typically focus on children under five, even though diarrheal diseases like cholera and Enterotoxigenic E. coli affect all age groups. This study aimed to estimate the proportion of individuals seeking care for themselves or their children with diarrhea, considering different age groups, case definitions, and study settings. We conducted a systematic review of population-based primary research studies published during 2000–2024 that examined care-seeking behavior for diarrhea. We included 166 studies from 62 countries. Hospitals and clinics were the most common source of care sought outside the home, with CHW and health posts rarely reported. Using a random-effects meta-analysis, we found substantial heterogeneity in care-seeking between studies from low- and middle-income countries (I2 = 99.3) and estimated that the proportion of diarrhea cases seeking care at a hospital or clinic was 32.8% on average (95% Confidence Interval (CI) 28.1% to 37.9%; prediction interval 3.3% to 87.5%). Although there were trends toward higher care-seeking for children compared to adults, substantial variation existed between studies, and the differences were not significant. We estimated that the adjusted odds of seeking care at a hospital or clinic were significantly higher for severe diarrhea and cholera compared to general diarrhea (Odds Ratio 3.43; 95% CI 1.71 to 6.88). Our findings confirm that passive surveillance through hospitals and clinics may substantially undercount the number of people with diarrhea, particularly those with milder symptoms, although this proportion varied widely. Additionally, our findings underscore the importance of including care-seeking questions across all age groups in future studies, as we cannot assume lower care-seeking for adults across all settings. Our study was limited by fewer data on care-seeking from health posts, traditional healers, and CHW compared to hospitals and clinics, highlighting a need for further research on these sources of care.","container-title":"PLOS Global Public Health","DOI":"10.1371/journal.pgph.0004483","ISSN":"2767-3375","issue":"4","journalAbbreviation":"PLOS Global Public Health","language":"en","note":"publisher: Public Library of Science","page":"e0004483","source":"PLoS Journals","title":"Care-seeking for diarrheal illness: A systematic review and meta-analysis","title-short":"Care-seeking for diarrheal illness","volume":"5","author":[{"family":"Wiens","given":"Kirsten E."},{"family":"Miller","given":"Marissa H."},{"family":"Costello","given":"Daniel J."},{"family":"Solomon","given":"Ashlynn P."},{"family":"Hilbert","given":"Skye M."},{"family":"Shipper","given":"Andrea G."},{"family":"Lee","given":"Elizabeth C."},{"family":"Azman","given":"Andrew S."}],"issued":{"date-parts":[["2025",4,22]]},"citation-key":"wiens2025"}}],"schema":"https://github.com/citation-style-language/schema/raw/master/csl-citation.json"} </w:instrText>
-      </w:r>
-      <w:r>
-        <w:fldChar w:fldCharType="separate"/>
-      </w:r>
-      <w:r>
-        <w:rPr>
-          <w:rFonts w:cs="Times New Roman"/>
-          <w:vertAlign w:val="superscript"/>
-        </w:rPr>
-        <w:t>86</w:t>
-      </w:r>
-      <w:r>
-        <w:fldChar w:fldCharType="end"/>
-      </w:r>
-      <w:r>
-        <w:rPr>
-          <w:rFonts w:hint="eastAsia"/>
-        </w:rPr>
-        <w:t xml:space="preserve">. </w:t>
-      </w:r>
-      <w:r>
-        <w:rPr>
-          <w:rFonts w:hint="eastAsia"/>
-        </w:rPr>
-        <w:t>Fifth</w:t>
-      </w:r>
-      <w:r>
-        <w:t>, we assumed that ORIs did not occur if the delay in implementation exceeded the duration of the outbreak—that is, if the outbreak had ended before the ORI was initiated. However, in real-world settings, it is often difficult to determine in real time whether an outbreak has concluded. Under this alternative scenario, the estimated impact of ORIs declined more sharply</w:t>
-      </w:r>
-      <w:r>
-        <w:rPr>
-          <w:rFonts w:hint="eastAsia"/>
-        </w:rPr>
-        <w:t>, as expected from the fact that zero-impact ORIs are included in the calculation</w:t>
-      </w:r>
-      <w:r>
-        <w:t>: the median percentage reduction in cases with a 9-week delay dropped from 12.</w:t>
-      </w:r>
-      <w:r>
-        <w:rPr>
-          <w:rFonts w:hint="eastAsia"/>
-        </w:rPr>
-        <w:t>3</w:t>
-      </w:r>
-      <w:r>
-        <w:t>% in the main scenario to 2.7% in the alternative.</w:t>
-      </w:r>
-      <w:r>
-        <w:rPr>
-          <w:rFonts w:hint="eastAsia"/>
-        </w:rPr>
-        <w:t xml:space="preserve"> </w:t>
-      </w:r>
-      <w:r>
-        <w:rPr>
-          <w:rFonts w:hint="eastAsia"/>
-        </w:rPr>
-        <w:t xml:space="preserve">Finally, </w:t>
-      </w:r>
-      <w:r>
-        <w:t xml:space="preserve">our estimates are contingent on the outbreak dataset used, which is based on a specific outbreak definition that is not universally accepted and may vary by context. Applying alternative outbreak criteria could yield different datasets and, consequently, different estimates of vaccine impact. </w:t>
-      </w:r>
-      <w:r>
-        <w:rPr>
-          <w:rFonts w:hint="eastAsia"/>
-        </w:rPr>
-        <w:t>T</w:t>
-      </w:r>
-      <w:r>
-        <w:t>he main analysis excluded outbreaks that were either too small or too large, based on the population sizes commonly observed in historical OCV campaigns. While this filtering was appropriate for retrospective evaluation, such thresholds may not be applicable to future scenarios. To explore a broader range of outbreak settings, we relaxed these criteria and included outbreaks occurring in populations between 5,000 and 15,000,000, instead of the original range of 16,500 to 5,000,000. Under this more inclusive scenario, the median and interquartile ranges remained largely unchanged (</w:t>
-      </w:r>
-      <w:r>
-        <w:rPr>
-          <w:b/>
-          <w:bCs/>
-        </w:rPr>
-        <w:t>Table S</w:t>
-      </w:r>
-      <w:r>
-        <w:rPr>
-          <w:rFonts w:hint="eastAsia"/>
-          <w:b/>
-          <w:bCs/>
-        </w:rPr>
-        <w:t>4</w:t>
-      </w:r>
-      <w:r>
-        <w:t>).</w:t>
-      </w:r>
-      <w:r>
-        <w:rPr>
-          <w:rFonts w:hint="eastAsia"/>
-        </w:rPr>
-        <w:t xml:space="preserve">  </w:t>
+      <w:r>
+        <w:rPr>
+          <w:rFonts w:hint="eastAsia"/>
+        </w:rPr>
+        <w:t xml:space="preserve"> </w:t>
       </w:r>
     </w:p>
     <w:p/>
     <w:p>
-      <w:pPr>
-        <w:rPr>
-          <w:rFonts w:hint="eastAsia"/>
-        </w:rPr>
-      </w:pPr>
+      <w:r>
+        <w:t xml:space="preserve">Despite its </w:t>
+      </w:r>
+      <w:r>
+        <w:rPr>
+          <w:rFonts w:hint="eastAsia"/>
+        </w:rPr>
+        <w:t>strengths</w:t>
+      </w:r>
+      <w:r>
+        <w:t xml:space="preserve">, our </w:t>
+      </w:r>
+      <w:r>
+        <w:rPr>
+          <w:rFonts w:hint="eastAsia"/>
+        </w:rPr>
+        <w:t>study</w:t>
+      </w:r>
+      <w:r>
+        <w:t xml:space="preserve"> </w:t>
+      </w:r>
+      <w:r>
+        <w:rPr>
+          <w:rFonts w:hint="eastAsia"/>
+        </w:rPr>
+        <w:t xml:space="preserve">has </w:t>
+      </w:r>
+      <w:r>
+        <w:t xml:space="preserve">several limitations. </w:t>
+      </w:r>
+      <w:r>
+        <w:t>First, we assumed uniform vaccine coverage within administrative units, which may underestimate the benefits of more spatially focused strategies such as case-area targeted interventions</w:t>
+      </w:r>
+      <w:r>
+        <w:fldChar w:fldCharType="begin"/>
+      </w:r>
+      <w:r>
+        <w:instrText xml:space="preserve"> ADDIN ZOTERO_ITEM CSL_CITATION {"citationID":"TnNKrFWO","properties":{"formattedCitation":"\\super 1,77\\uc0\\u8211{}79\\nosupersub{}","plainCitation":"1,77–79","noteIndex":0},"citationItems":[{"id":"ybNQHeeS/FsjA11A9","uris":["http://zotero.org/users/local/xDVOxgbN/items/3KCFPCDX"],"itemData":{"id":"uzNuC9xx/prXsVH16","type":"article-journal","container-title":"PLOS Medicine","DOI":"10.1371/journal.pmed.1002509","ISSN":"1549-1676","issue":"2","journalAbbreviation":"PLoS Med","language":"en","page":"e1002509","source":"DOI.org (Crossref)","title":"The potential impact of case-area targeted interventions in response to cholera outbreaks: A modeling study","title-short":"The potential impact of case-area targeted interventions in response to cholera outbreaks","volume":"15","author":[{"family":"Finger","given":"Flavio"},{"family":"Bertuzzo","given":"Enrico"},{"family":"Luquero","given":"Francisco J."},{"family":"Naibei","given":"Nathan"},{"family":"Touré","given":"Brahima"},{"family":"Allan","given":"Maya"},{"family":"Porten","given":"Klaudia"},{"family":"Lessler","given":"Justin"},{"family":"Rinaldo","given":"Andrea"},{"family":"Azman","given":"Andrew S."}],"editor":[{"family":"Von Seidlein","given":"Lorenz"}],"issued":{"date-parts":[["2018",2,27]]}}},{"id":15178,"uris":["http://zotero.org/users/7663102/items/ZIFQRHRQ"],"itemData":{"id":15178,"type":"article-journal","abstract":"BACKGROUND: Cholera is a major cause of mortality and morbidity in low-resource and humanitarian settings. It is transmitted by fecal-oral route, and the infection risk is higher to those living in and near cholera cases. Rapid identification of cholera cases and implementation of measures to prevent subsequent transmission around cases may be an efficient strategy to reduce the size and scale of cholera outbreaks.\nMETHODOLOGY/PRINCIPLE FINDINGS: We investigated implementation of cholera case-area targeted interventions (CATIs) using systematic reviews and case studies. We identified 11 peer-reviewed and eight grey literature articles documenting CATIs and completed 30 key informant interviews in case studies in Democratic Republic of Congo, Haiti, Yemen, and Zimbabwe. We documented 15 outbreaks in 12 countries where CATIs were used. The team composition and the interventions varied, with water, sanitation, and hygiene interventions implemented more commonly than those of health. Alert systems triggering interventions were diverse ranging from suspected cholera cases to culture confirmed cases. Selection of high-risk households around the case household was inconsistent and ranged from only one case to approximately 100 surrounding households with different methods of selecting them. Coordination among actors and integration between sectors were consistently reported as challenging. Delays in sharing case information impeded rapid implementation of this approach, while evaluation of the effectiveness of interventions varied.\nCONCLUSIONS/SIGNIFICANCE: CATIs appear effective in reducing cholera outbreaks, but there is limited and context specific evidence of their effectiveness in reducing the incidence of cholera cases and lack of guidance for their consistent implementation. We propose to 1) use uniform cholera case definitions considering a local capacity to trigger alert; 2) evaluate the effectiveness of individual or sets of interventions to interrupt cholera, and establish a set of evidence-based interventions; 3) establish criteria to select high-risk households; and 4) improve coordination and data sharing amongst actors and facilitate integration among sectors to strengthen CATI approaches in cholera outbreaks.","container-title":"PLoS neglected tropical diseases","DOI":"10.1371/journal.pntd.0010042","ISSN":"1935-2735","issue":"12","journalAbbreviation":"PLoS Negl Trop Dis","language":"eng","note":"PMID: 34919551\nPMCID: PMC8719662","page":"e0010042","source":"PubMed","title":"Case-area targeted preventive interventions to interrupt cholera transmission: Current implementation practices and lessons learned","title-short":"Case-area targeted preventive interventions to interrupt cholera transmission","volume":"15","author":[{"family":"Sikder","given":"Mustafa"},{"family":"Altare","given":"Chiara"},{"family":"Doocy","given":"Shannon"},{"family":"Trowbridge","given":"Daniella"},{"family":"Kaur","given":"Gurpreet"},{"family":"Kaushal","given":"Natasha"},{"family":"Lyles","given":"Emily"},{"family":"Lantagne","given":"Daniele"},{"family":"Azman","given":"Andrew S."},{"family":"Spiegel","given":"Paul"}],"issued":{"date-parts":[["2021",12]]},"citation-key":"sikderCaseareaTargetedPreventive2021"}},{"id":15166,"uris":["http://zotero.org/users/7663102/items/HLFJ79SF"],"itemData":{"id":15166,"type":"article-journal","abstract":"BACKGROUND: Cholera outbreaks are on the rise globally, with conflict-affected settings particularly at risk. Case-area targeted interventions (CATIs), a strategy whereby teams provide a package of interventions to case and neighboring households within a predefined \"ring,\" are increasingly employed in cholera responses. However, evidence on their ability to attenuate incidence is limited.\nMETHODS AND FINDINGS: We conducted a prospective observational cohort study in 3 conflict-affected states in Nigeria in 2021. Enumerators within rapid response teams observed CATI implementation during a cholera outbreak and collected data on household demographics; existing water, sanitation, and hygiene (WASH) infrastructure; and CATI interventions. Descriptive statistics showed that CATIs were delivered to 46,864 case and neighbor households, with 80.0% of cases and 33.5% of neighbors receiving all intended supplies and activities, in a context with operational challenges of population density, supply stock outs, and security constraints. We then applied prospective Poisson space-time scan statistics (STSS) across 3 models for each state: (1) an unadjusted model with case and population data; (2) an environmentally adjusted model adjusting for distance to cholera treatment centers and existing WASH infrastructure (improved water source, improved latrine, and handwashing station); and (3) a fully adjusted model adjusting for environmental and CATI variables (supply of Aquatabs and soap, hygiene promotion, bedding and latrine disinfection activities, ring coverage, and response timeliness). We ran the STSS each day of our study period to evaluate the space-time dynamics of the cholera outbreaks. Compared to the unadjusted model, significant cholera clustering was attenuated in the environmentally adjusted model (from 572 to 18 clusters) but there was still risk of cholera transmission. Two states still yielded significant clusters (range 8-10 total clusters, relative risk of 2.2-5.5, 16.6-19.9 day duration, including 11.1-56.8 cholera cases). Cholera clustering was completely attenuated in the fully adjusted model, with no significant anomalous clusters across time and space. Associated measures including quantity, relative risk, significance, likelihood of recurrence, size, and duration of clusters reinforced the results. Key limitations include selection bias, remote data monitoring, and the lack of a control group.\nCONCLUSIONS: CATIs were associated with significant reductions in cholera clustering in Northeast Nigeria despite operational challenges. Our results provide a strong justification for rapid implementation and scale-up CATIs in cholera-response, particularly in conflict settings where WASH access is often limited.","container-title":"PLoS medicine","DOI":"10.1371/journal.pmed.1004404","ISSN":"1549-1676","issue":"5","journalAbbreviation":"PLoS Med","language":"eng","note":"PMID: 38728366\nPMCID: PMC11149837","page":"e1004404","source":"PubMed","title":"Case-area targeted interventions during a large-scale cholera epidemic: A prospective cohort study in Northeast Nigeria","title-short":"Case-area targeted interventions during a large-scale cholera epidemic","volume":"21","author":[{"family":"OKeeffe","given":"Jennifer"},{"family":"Salem-Bango","given":"Lindsay"},{"family":"Desjardins","given":"Michael R."},{"family":"Lantagne","given":"Daniele"},{"family":"Altare","given":"Chiara"},{"family":"Kaur","given":"Gurpreet"},{"family":"Heath","given":"Thomas"},{"family":"Rangaiya","given":"Kanaganathan"},{"family":"Obroh","given":"Patricia Oke-Oghene"},{"family":"Audu","given":"Ahmadu"},{"family":"Lecuyot","given":"Baptiste"},{"family":"Zoungrana","given":"Timothée"},{"family":"Ihemezue","given":"Emmanuel Emeka"},{"family":"Aye","given":"Solomon"},{"family":"Sikder","given":"Mustafa"},{"family":"Doocy","given":"Shannon"},{"family":"Wang","given":"Qiulin"},{"family":"Xiao","given":"Melody"},{"family":"Spiegel","given":"Paul B."}],"issued":{"date-parts":[["2024",5]]},"citation-key":"okeeffeCaseareaTargetedInterventions2024"}},{"id":15172,"uris":["http://zotero.org/users/7663102/items/YDFYAS8X"],"itemData":{"id":15172,"type":"article-journal","abstract":"Cholera outbreaks primarily occur in areas lacking adequate water, sanitation, and hygiene (WASH), and infection can cause severe dehydration and death. As individuals living near cholera cases are more likely to contract cholera, case-area targeted interventions (CATI), where a response team visits case and neighbor households and conducts WASH and/or epidemiological interventions, are increasingly implemented to interrupt cholera transmission. As part of a multi-pronged evaluation on whether CATIs reduce cholera transmission, we compared two organizations' standard operating procedures (SOPs) with information from key informant interviews with 26 staff at national/headquarters and field levels who implemented CATIs in Nigeria in 2021. While organizations generally adhered to SOPs during implementation, deviations related to accessing case household and neighbor household selection were made due to incomplete line lists, high population density, and insufficient staffing and materials. We recommend reducing the CATI radius, providing more explicit context-specific guidance in SOPs, adopting more measures to ensure sufficient staffing and supplies, improving surveillance and data management, and strengthening risk communication and community engagement. The qualitative results herein will inform future quantitative analysis to provide recommendations for overall CATI implementation in future cholera responses in fragile contexts.","container-title":"PLoS neglected tropical diseases","DOI":"10.1371/journal.pntd.0011298","ISSN":"1935-2735","issue":"4","journalAbbreviation":"PLoS Negl Trop Dis","language":"eng","note":"PMID: 37115769\nPMCID: PMC10171589","page":"e0011298","source":"PubMed","title":"Implementation considerations in case-area targeted interventions to prevent cholera transmission in Northeast Nigeria: A qualitative analysis","title-short":"Implementation considerations in case-area targeted interventions to prevent cholera transmission in Northeast Nigeria","volume":"17","author":[{"family":"Kaur","given":"Gurpreet"},{"family":"Salem-Bango","given":"Lindsay"},{"family":"Nery","given":"Ana Leticia Melquiades Dos Santos"},{"family":"Solomon","given":"Emmanuel Chimda"},{"family":"Ihemezue","given":"Emmanuel"},{"family":"Kelly","given":"Christine"},{"family":"Altare","given":"Chiara"},{"family":"Azman","given":"Andrew S."},{"family":"Spiegel","given":"Paul B."},{"family":"Lantagne","given":"Daniele"}],"issued":{"date-parts":[["2023",4]]},"citation-key":"kaurImplementationConsiderationsCasearea2023"}}],"schema":"https://github.com/citation-style-language/schema/raw/master/csl-citation.json"} </w:instrText>
+      </w:r>
+      <w:r>
+        <w:fldChar w:fldCharType="separate"/>
+      </w:r>
+      <w:r>
+        <w:rPr>
+          <w:rFonts w:cs="Times New Roman"/>
+          <w:vertAlign w:val="superscript"/>
+        </w:rPr>
+        <w:t>1,77–79</w:t>
+      </w:r>
+      <w:r>
+        <w:fldChar w:fldCharType="end"/>
+      </w:r>
+      <w:r>
+        <w:t xml:space="preserve"> or geographic targeting.</w:t>
+      </w:r>
+      <w:r>
+        <w:fldChar w:fldCharType="begin"/>
+      </w:r>
+      <w:r>
+        <w:instrText xml:space="preserve"> ADDIN ZOTERO_ITEM CSL_CITATION {"citationID":"1vq5fwhU","properties":{"formattedCitation":"\\super 75\\nosupersub{}","plainCitation":"75","noteIndex":0},"citationItems":[{"id":"ybNQHeeS/013Y0n2v","uris":["http://zotero.org/users/local/xDVOxgbN/items/9SKJXDU4"],"itemData":{"id":"uzNuC9xx/LKQ0djug","type":"article-journal","container-title":"PLOS Medicine","DOI":"10.1371/journal.pmed.1003003","ISSN":"1549-1676","issue":"12","journalAbbreviation":"PLoS Med","language":"en","page":"e1003003","source":"DOI.org (Crossref)","title":"The projected impact of geographic targeting of oral cholera vaccination in sub-Saharan Africa: A modeling study","title-short":"The projected impact of geographic targeting of oral cholera vaccination in sub-Saharan Africa","volume":"16","author":[{"family":"Lee","given":"Elizabeth C."},{"family":"Azman","given":"Andrew S."},{"family":"Kaminsky","given":"Joshua"},{"family":"Moore","given":"Sean M."},{"family":"McKay","given":"Heather S."},{"family":"Lessler","given":"Justin"}],"editor":[{"family":"Kretzschmar","given":"Mirjam E. E."}],"issued":{"date-parts":[["2019",12,11]]}}}],"schema":"https://github.com/citation-style-language/schema/raw/master/csl-citation.json"} </w:instrText>
+      </w:r>
+      <w:r>
+        <w:fldChar w:fldCharType="separate"/>
+      </w:r>
+      <w:r>
+        <w:rPr>
+          <w:rFonts w:cs="Times New Roman"/>
+          <w:vertAlign w:val="superscript"/>
+        </w:rPr>
+        <w:t>75</w:t>
+      </w:r>
+      <w:r>
+        <w:fldChar w:fldCharType="end"/>
+      </w:r>
+      <w:r>
+        <w:t xml:space="preserve"> Conversely, vaccine wastage</w:t>
+      </w:r>
+      <w:r>
+        <w:t>—</w:t>
+      </w:r>
+      <w:r>
+        <w:rPr>
+          <w:rFonts w:hint="eastAsia"/>
+        </w:rPr>
+        <w:t xml:space="preserve">documented in </w:t>
+      </w:r>
+      <w:r>
+        <w:rPr>
+          <w:rFonts w:hint="eastAsia"/>
+        </w:rPr>
+        <w:t>coverage reports</w:t>
+      </w:r>
+      <w:r>
+        <w:fldChar w:fldCharType="begin"/>
+      </w:r>
+      <w:r>
+        <w:instrText xml:space="preserve"> ADDIN ZOTERO_ITEM CSL_CITATION {"citationID":"dwlotRU0","properties":{"formattedCitation":"\\super 80\\nosupersub{}","plainCitation":"80","noteIndex":0},"citationItems":[{"id":14926,"uris":["http://zotero.org/users/7663102/items/RG8HI75U"],"itemData":{"id":14926,"type":"article-journal","abstract":"Justin Lessler and colleagues describe a method that estimates the fraction of a population accessible to vaccination activities, and they apply it to measles vaccination in three African countries: Ghana, Madagascar, and Sierra Leone.","container-title":"PLOS Medicine","DOI":"10.1371/journal.pmed.1001110","ISSN":"1549-1676","issue":"10","journalAbbreviation":"PLoS Med","language":"en","note":"publisher: Public Library of Science","page":"e1001110","source":"PLoS Journals","title":"Measuring the Performance of Vaccination Programs Using Cross-Sectional Surveys: A Likelihood Framework and Retrospective Analysis","title-short":"Measuring the Performance of Vaccination Programs Using Cross-Sectional Surveys","volume":"8","author":[{"family":"Lessler","given":"Justin"},{"family":"Metcalf","given":"C. Jessica E."},{"family":"Grais","given":"Rebecca F."},{"family":"Luquero","given":"Francisco J."},{"family":"Cummings","given":"Derek A. T."},{"family":"Grenfell","given":"Bryan T."}],"issued":{"date-parts":[["2011"]],"season":"25"},"citation-key":"lesslerMeasuringPerformanceVaccination2011"}}],"schema":"https://github.com/citation-style-language/schema/raw/master/csl-citation.json"} </w:instrText>
+      </w:r>
+      <w:r>
+        <w:fldChar w:fldCharType="separate"/>
+      </w:r>
+      <w:r>
+        <w:rPr>
+          <w:rFonts w:cs="Times New Roman"/>
+          <w:vertAlign w:val="superscript"/>
+        </w:rPr>
+        <w:t>80</w:t>
+      </w:r>
+      <w:r>
+        <w:fldChar w:fldCharType="end"/>
+      </w:r>
+      <w:r>
+        <w:t>—</w:t>
+      </w:r>
+      <w:r>
+        <w:t xml:space="preserve">could </w:t>
+      </w:r>
+      <w:r>
+        <w:t xml:space="preserve">lead to </w:t>
+      </w:r>
+      <w:r>
+        <w:t>overestimate</w:t>
+      </w:r>
+      <w:r>
+        <w:rPr>
+          <w:rFonts w:hint="eastAsia"/>
+        </w:rPr>
+        <w:t xml:space="preserve">s of </w:t>
+      </w:r>
+      <w:r>
+        <w:t>cases</w:t>
+      </w:r>
+      <w:r>
+        <w:t>, deaths, and DALYs</w:t>
+      </w:r>
+      <w:r>
+        <w:t xml:space="preserve"> averted per 1,000 doses.</w:t>
+      </w:r>
+      <w:r>
+        <w:t xml:space="preserve"> </w:t>
+      </w:r>
+      <w:r>
+        <w:t xml:space="preserve">Second, </w:t>
+      </w:r>
+      <w:r>
+        <w:t xml:space="preserve">our </w:t>
+      </w:r>
+      <w:r>
+        <w:rPr>
+          <w:rFonts w:hint="eastAsia"/>
+        </w:rPr>
+        <w:lastRenderedPageBreak/>
+        <w:t>parameter</w:t>
+      </w:r>
+      <w:r>
+        <w:rPr>
+          <w:rFonts w:hint="eastAsia"/>
+        </w:rPr>
+        <w:t>ization</w:t>
+      </w:r>
+      <w:r>
+        <w:rPr>
+          <w:rFonts w:hint="eastAsia"/>
+        </w:rPr>
+        <w:t xml:space="preserve"> </w:t>
+      </w:r>
+      <w:r>
+        <w:rPr>
+          <w:rFonts w:hint="eastAsia"/>
+        </w:rPr>
+        <w:t>of</w:t>
+      </w:r>
+      <w:r>
+        <w:rPr>
+          <w:rFonts w:hint="eastAsia"/>
+        </w:rPr>
+        <w:t xml:space="preserve"> </w:t>
+      </w:r>
+      <w:r>
+        <w:t xml:space="preserve">indirect vaccine effectiveness </w:t>
+      </w:r>
+      <w:r>
+        <w:rPr>
+          <w:rFonts w:hint="eastAsia"/>
+        </w:rPr>
+        <w:t>was</w:t>
+      </w:r>
+      <w:r>
+        <w:rPr>
+          <w:rFonts w:hint="eastAsia"/>
+        </w:rPr>
+        <w:t xml:space="preserve"> derived </w:t>
+      </w:r>
+      <w:r>
+        <w:t>from studies conducted in</w:t>
+      </w:r>
+      <w:r>
+        <w:rPr>
+          <w:rFonts w:hint="eastAsia"/>
+        </w:rPr>
+        <w:t>B</w:t>
+      </w:r>
+      <w:r>
+        <w:t>angladesh</w:t>
+      </w:r>
+      <w:r>
+        <w:rPr>
+          <w:rFonts w:hint="eastAsia"/>
+        </w:rPr>
+        <w:t>,</w:t>
+      </w:r>
+      <w:r>
+        <w:fldChar w:fldCharType="begin"/>
+      </w:r>
+      <w:r>
+        <w:instrText xml:space="preserve"> ADDIN ZOTERO_ITEM CSL_CITATION {"citationID":"9E4AsK8m","properties":{"formattedCitation":"\\super 11,37\\nosupersub{}","plainCitation":"11,37","noteIndex":0},"citationItems":[{"id":"ybNQHeeS/tc6RtEm3","uris":["http://zotero.org/users/local/xDVOxgbN/items/37LE7P3K"],"itemData":{"id":99,"type":"article-journal","container-title":"PLoS Medicine","DOI":"10.1371/journal.pmed.0040336","ISSN":"1549-1676","issue":"11","journalAbbreviation":"PLoS Med","language":"en","page":"e336","source":"DOI.org (Crossref)","title":"Controlling Endemic Cholera with Oral Vaccines","volume":"4","author":[{"family":"Longini","given":"Ira M"},{"family":"Nizam","given":"Azhar"},{"family":"Ali","given":"Mohammad"},{"family":"Yunus","given":"Mohammad"},{"family":"Shenvi","given":"Neeta"},{"family":"Clemens","given":"John D"}],"editor":[{"family":"Von Seidlein","given":"Lorenz"}],"issued":{"date-parts":[["2007",11,27]]}}},{"id":"ybNQHeeS/SB1Ps0E2","uris":["http://zotero.org/users/local/xDVOxgbN/items/3QIMSM7G"],"itemData":{"id":154,"type":"article-journal","container-title":"The Lancet","DOI":"10.1016/S0140-6736(05)66550-6","ISSN":"01406736","issue":"9479","journalAbbreviation":"The Lancet","language":"en","license":"https://www.elsevier.com/tdm/userlicense/1.0/","page":"44-49","source":"DOI.org (Crossref)","title":"Herd immunity conferred by killed oral cholera vaccines in Bangladesh: a reanalysis","title-short":"Herd immunity conferred by killed oral cholera vaccines in Bangladesh","volume":"366","author":[{"family":"Ali","given":"Mohammad"},{"family":"Emch","given":"Michael"},{"family":"Von Seidlein","given":"Lorenz"},{"family":"Yunus","given":"Mohammad"},{"family":"Sack","given":"David A"},{"family":"Rao","given":"Malla"},{"family":"Holmgren","given":"Jan"},{"family":"Clemens","given":"John D"}],"issued":{"date-parts":[["2005",7]]}}}],"schema":"https://github.com/citation-style-language/schema/raw/master/csl-citation.json"} </w:instrText>
+      </w:r>
+      <w:r>
+        <w:fldChar w:fldCharType="separate"/>
+      </w:r>
+      <w:r>
+        <w:rPr>
+          <w:rFonts w:cs="Times New Roman"/>
+          <w:vertAlign w:val="superscript"/>
+        </w:rPr>
+        <w:t>11,37</w:t>
+      </w:r>
+      <w:r>
+        <w:fldChar w:fldCharType="end"/>
+      </w:r>
+      <w:r>
+        <w:t xml:space="preserve"> </w:t>
+      </w:r>
+      <w:r>
+        <w:rPr>
+          <w:rFonts w:hint="eastAsia"/>
+        </w:rPr>
+        <w:t>and</w:t>
+      </w:r>
+      <w:r>
+        <w:t xml:space="preserve"> may not generalize </w:t>
+      </w:r>
+      <w:r>
+        <w:t xml:space="preserve">fully </w:t>
+      </w:r>
+      <w:r>
+        <w:t>to sub-Saharan Africa</w:t>
+      </w:r>
+      <w:r>
+        <w:rPr>
+          <w:rFonts w:hint="eastAsia"/>
+        </w:rPr>
+        <w:t xml:space="preserve">n </w:t>
+      </w:r>
+      <w:r>
+        <w:rPr>
+          <w:rFonts w:hint="eastAsia"/>
+        </w:rPr>
+        <w:t>settings</w:t>
+      </w:r>
+      <w:r>
+        <w:t>.</w:t>
+      </w:r>
+      <w:r>
+        <w:t xml:space="preserve"> Nonetheless, the consistency between our static model outputs and those from dynamic models (</w:t>
+      </w:r>
+      <w:r>
+        <w:rPr>
+          <w:rFonts w:hint="eastAsia"/>
+        </w:rPr>
+        <w:t xml:space="preserve">Supplementary Material </w:t>
+      </w:r>
+      <w:r>
+        <w:rPr>
+          <w:b/>
+          <w:bCs/>
+        </w:rPr>
+        <w:t>S</w:t>
+      </w:r>
+      <w:r>
+        <w:rPr>
+          <w:rFonts w:hint="eastAsia"/>
+          <w:b/>
+          <w:bCs/>
+        </w:rPr>
+        <w:t>9</w:t>
+      </w:r>
+      <w:r>
+        <w:rPr>
+          <w:rFonts w:hint="eastAsia"/>
+          <w:b/>
+          <w:bCs/>
+        </w:rPr>
+        <w:t>; Figures S</w:t>
+      </w:r>
+      <w:r>
+        <w:rPr>
+          <w:rFonts w:hint="eastAsia"/>
+          <w:b/>
+          <w:bCs/>
+        </w:rPr>
+        <w:t>5</w:t>
+      </w:r>
+      <w:r>
+        <w:rPr>
+          <w:rFonts w:hint="eastAsia"/>
+          <w:b/>
+          <w:bCs/>
+        </w:rPr>
+        <w:t>-S</w:t>
+      </w:r>
+      <w:r>
+        <w:rPr>
+          <w:rFonts w:hint="eastAsia"/>
+          <w:b/>
+          <w:bCs/>
+        </w:rPr>
+        <w:t>7</w:t>
+      </w:r>
+      <w:r>
+        <w:t>) suggests that our parameterization captures indirect effects reasonably well.</w:t>
+      </w:r>
+      <w:r>
+        <w:t xml:space="preserve"> </w:t>
+      </w:r>
+      <w:r>
+        <w:t>This static approach, grounded in empirical observations, may offer a practical alternative for modeling ORI impact in settings with limited data.</w:t>
+      </w:r>
+      <w:r>
+        <w:t xml:space="preserve"> </w:t>
+      </w:r>
+      <w:r>
+        <w:t>Third</w:t>
+      </w:r>
+      <w:r>
+        <w:t xml:space="preserve">, </w:t>
+      </w:r>
+      <w:r>
+        <w:rPr>
+          <w:rFonts w:hint="eastAsia"/>
+        </w:rPr>
+        <w:t xml:space="preserve">by </w:t>
+      </w:r>
+      <w:r>
+        <w:rPr>
+          <w:rFonts w:hint="eastAsia"/>
+        </w:rPr>
+        <w:t>modeling</w:t>
+      </w:r>
+      <w:r>
+        <w:rPr>
+          <w:rFonts w:hint="eastAsia"/>
+        </w:rPr>
+        <w:t xml:space="preserve"> individual outbreak</w:t>
+      </w:r>
+      <w:r>
+        <w:rPr>
+          <w:rFonts w:hint="eastAsia"/>
+        </w:rPr>
+        <w:t xml:space="preserve"> independently</w:t>
+      </w:r>
+      <w:r>
+        <w:rPr>
+          <w:rFonts w:hint="eastAsia"/>
+        </w:rPr>
+        <w:t xml:space="preserve"> </w:t>
+      </w:r>
+      <w:r>
+        <w:rPr>
+          <w:rFonts w:hint="eastAsia"/>
+        </w:rPr>
+        <w:t>(</w:t>
+      </w:r>
+      <w:r>
+        <w:rPr>
+          <w:rFonts w:hint="eastAsia"/>
+        </w:rPr>
+        <w:t>or</w:t>
+      </w:r>
+      <w:r>
+        <w:rPr>
+          <w:rFonts w:hint="eastAsia"/>
+        </w:rPr>
+        <w:t xml:space="preserve"> </w:t>
+      </w:r>
+      <w:r>
+        <w:rPr>
+          <w:rFonts w:hint="eastAsia"/>
+        </w:rPr>
+        <w:t>aggregating them)</w:t>
+      </w:r>
+      <w:r>
+        <w:rPr>
+          <w:rFonts w:hint="eastAsia"/>
+        </w:rPr>
+        <w:t xml:space="preserve">, </w:t>
+      </w:r>
+      <w:r>
+        <w:rPr>
+          <w:rFonts w:hint="eastAsia"/>
+        </w:rPr>
+        <w:t xml:space="preserve">we assumed that </w:t>
+      </w:r>
+      <w:r>
+        <w:t>the vaccine</w:t>
+      </w:r>
+      <w:r>
+        <w:rPr>
+          <w:rFonts w:hint="eastAsia"/>
+        </w:rPr>
+        <w:t xml:space="preserve"> impact was</w:t>
+      </w:r>
+      <w:r>
+        <w:rPr>
+          <w:rFonts w:hint="eastAsia"/>
+        </w:rPr>
+        <w:t xml:space="preserve"> </w:t>
+      </w:r>
+      <w:r>
+        <w:rPr>
+          <w:rFonts w:hint="eastAsia"/>
+        </w:rPr>
+        <w:t xml:space="preserve">confined to </w:t>
+      </w:r>
+      <w:r>
+        <w:rPr>
+          <w:rFonts w:hint="eastAsia"/>
+        </w:rPr>
+        <w:t xml:space="preserve">the specific </w:t>
+      </w:r>
+      <w:r>
+        <w:t>outbreak</w:t>
+      </w:r>
+      <w:r>
+        <w:rPr>
+          <w:rFonts w:hint="eastAsia"/>
+        </w:rPr>
+        <w:t xml:space="preserve"> in which vaccines were deployed</w:t>
+      </w:r>
+      <w:r>
+        <w:t>.</w:t>
+      </w:r>
+      <w:r>
+        <w:t xml:space="preserve"> </w:t>
+      </w:r>
+      <w:r>
+        <w:rPr>
+          <w:rFonts w:hint="eastAsia"/>
+        </w:rPr>
+        <w:t>I</w:t>
+      </w:r>
+      <w:r>
+        <w:t xml:space="preserve">n reality, ORIs may </w:t>
+      </w:r>
+      <w:r>
+        <w:rPr>
+          <w:rFonts w:hint="eastAsia"/>
+        </w:rPr>
+        <w:t xml:space="preserve">also confer </w:t>
+      </w:r>
+      <w:r>
+        <w:t xml:space="preserve">preemptive benefits </w:t>
+      </w:r>
+      <w:r>
+        <w:rPr>
+          <w:rFonts w:hint="eastAsia"/>
+        </w:rPr>
+        <w:t xml:space="preserve">by preventing future </w:t>
+      </w:r>
+      <w:r>
+        <w:t>outbreaks in the same or neighboring areas</w:t>
+      </w:r>
+      <w:r>
+        <w:rPr>
+          <w:rFonts w:hint="eastAsia"/>
+        </w:rPr>
+        <w:t>, given two-dose killed whole-cell OCVs provide overall protection for up to 4-5 years</w:t>
+      </w:r>
+      <w:r>
+        <w:t>.</w:t>
+      </w:r>
+      <w:r>
+        <w:fldChar w:fldCharType="begin"/>
+      </w:r>
+      <w:r>
+        <w:instrText xml:space="preserve"> ADDIN ZOTERO_ITEM CSL_CITATION {"citationID":"2pfURpqk","properties":{"formattedCitation":"\\super 81\\uc0\\u8211{}84\\nosupersub{}","plainCitation":"81–84","noteIndex":0},"citationItems":[{"id":15866,"uris":["http://zotero.org/users/7663102/items/AWWNIBI4"],"itemData":{"id":15866,"type":"article-journal","abstract":"Several studies have shown that inactivated, whole-cell oral cholera vaccines (OCVs) confer both direct protection on vaccinees and herd protection on populations. Because our earlier cluster-randomized effectiveness trial (CRT) in urban Bangladesh failed to detect OCV herd protection, we reanalysed the trial to assess whether herd effects were masked in our original analysis.A total of 267 270 persons were randomized to 90 approximately equal-sized clusters. In 60 clusters persons aged 1 year and older were eligible to receive OCV and in 30 clusters persons received no intervention and served as controls. We analysed OCV protection against severely dehydrating cholera for the entire clusters, as in our original analysis, and for subclusters consisting of residents of innermost households. We hypothesized that if OCV herd protection was attenuated by cholera transmission into the clusters from the outside in this densely populated setting, herd protection would be most evident in the innermost households.During 2 years of follow-up of all residents of the clusters, total protection (protection of OCV recipients relative to control residents) was 58% [95% confidence interval (CI): 43%, 70%; P&amp;lt;0.0001], indirect protection (protection of non-OCV recipients in OCV clusters relative to control participants) was 16% (95% CI: –20%, 41%; P=0.35) and overall OCV protection (protection of all residents in the OCV clusters relative to control residents) was 46% (95% CI: 30%, 59%; P&amp;lt;0.0001). Analyses of the inner 75% and 50% households of the clusters showed similar findings. However, total protection was 75% (95% CI: 50%, 87%, P&amp;lt;0.0001), indirect protection 52% (95% CI: –9%, 79%; P=0.08) and overall protection 72% (95% CI: 49%, 84%; P&amp;lt;0.0001) for the innermost 25% households.Consistent with past studies, substantial OCV herd protective effects were identified, but were unmasked only by analysing innermost households of the clusters. Caution is needed in defining clusters for analysis of vaccine herd effects in CRTs of vaccines.","container-title":"International Journal of Epidemiology","DOI":"10.1093/ije/dyz060","ISSN":"0300-5771","issue":"4","journalAbbreviation":"International Journal of Epidemiology","page":"1252-1261","source":"Silverchair","title":"Unmasking herd protection by an oral cholera vaccine in a cluster-randomized trial","volume":"48","author":[{"family":"Ali","given":"Mohammad"},{"family":"Qadri","given":"Firdausi"},{"family":"Kim","given":"Deok Ryun"},{"family":"Islam","given":"Taufiqul"},{"family":"Im","given":"Justin"},{"family":"Ahmmed","given":"Faisal"},{"family":"Chon","given":"Yun"},{"family":"Islam Khan","given":"Ashraful"},{"family":"Zaman","given":"Khalequ"},{"family":"Marks","given":"Florian"},{"family":"Clemens","given":"John D"}],"issued":{"date-parts":[["2019",8,1]]},"citation-key":"ali2019a"}},{"id":15864,"uris":["http://zotero.org/users/7663102/items/6Z6UG45N"],"itemData":{"id":15864,"type":"article-journal","container-title":"The Lancet Infectious Diseases","DOI":"10.1016/S1473-3099(12)70196-2","ISSN":"1473-3099, 1474-4457","issue":"11","journalAbbreviation":"The Lancet Infectious Diseases","language":"English","note":"publisher: Elsevier\nPMID: 22954655","page":"837-844","source":"www.thelancet.com","title":"Effectiveness of an oral cholera vaccine in Zanzibar: findings from a mass vaccination campaign and observational cohort study","title-short":"Effectiveness of an oral cholera vaccine in Zanzibar","volume":"12","author":[{"family":"Khatib","given":"Ahmed M."},{"family":"Ali","given":"Mohammad"},{"family":"Seidlein","given":"Lorenz","dropping-particle":"von"},{"family":"Kim","given":"Deok Ryun"},{"family":"Hashim","given":"Ramadhan"},{"family":"Reyburn","given":"Rita"},{"family":"Ley","given":"Benedikt"},{"family":"Thriemer","given":"Kamala"},{"family":"Enwere","given":"Godwin"},{"family":"Hutubessy","given":"Raymond"},{"family":"Aguado","given":"Maria Teresa"},{"family":"Kieny","given":"Marie-Paule"},{"family":"Lopez","given":"Anna Lena"},{"family":"Wierzba","given":"Thomas F."},{"family":"Ali","given":"Said Mohammed"},{"family":"Saleh","given":"Abdul A."},{"family":"Mukhopadhyay","given":"Asish K."},{"family":"Clemens","given":"John"},{"family":"Jiddawi","given":"Mohamed Saleh"},{"family":"Deen","given":"Jacqueline"}],"issued":{"date-parts":[["2012",11,1]]},"citation-key":"khatib2012"}},{"id":15860,"uris":["http://zotero.org/users/7663102/items/IZ8CXXA9"],"itemData":{"id":15860,"type":"article-journal","abstract":"Background. We evaluated the herd protection conferred by an oral cholera vaccine using 2 approaches: cluster design and geographic information system (GIS) design.Methods. Residents living in 3933 dwellings (clusters) in Kolkata, India, were</w:instrText>
+      </w:r>
+      <w:r>
+        <w:rPr>
+          <w:rFonts w:hint="eastAsia"/>
+        </w:rPr>
+        <w:instrText xml:space="preserve"> cluster-randomized to receive either cholera vaccine or oral placebo. Nonpregnant residents aged </w:instrText>
+      </w:r>
+      <w:r>
+        <w:rPr>
+          <w:rFonts w:hint="eastAsia"/>
+        </w:rPr>
+        <w:instrText>≥</w:instrText>
+      </w:r>
+      <w:r>
+        <w:rPr>
+          <w:rFonts w:hint="eastAsia"/>
+        </w:rPr>
+        <w:instrText>1 year were invited to participate in the trial. Only the first episode of cholera detected for a subject between 14 and 1095 days after a second dose was c</w:instrText>
+      </w:r>
+      <w:r>
+        <w:instrText xml:space="preserve">onsidered. In the cluster design, indirect protection was assessed by comparing the incidence of cholera among nonparticipants in vaccine clusters vs those in placebo clusters. In the GIS analysis, herd protection was assessed by evaluating association between vaccine coverage among the population residing within 250 m of the household and the occurrence of cholera in that population.Results. Among 107 347 eligible residents, 66 990 received 2 doses of either cholera vaccine or placebo. In the cluster design, the 3-year data showed significant total protection (66% protection, 95% confidence interval [CI], 50%–78%, P &amp;lt; .01) but no evidence of indirect protection. With the GIS approach, the risk of cholera among placebo recipients was inversely related to neighborhood-level vaccine coverage, and the trend was highly significant (P &amp;lt; .01). This relationship held in multivariable models that also controlled for potentially confounding demographic variables (hazard ratio, 0.94 [95% CI, .90–.98]; P &amp;lt; .01).Conclusions. Indirect protection was evident in analyses using the GIS approach but not the cluster design approach, likely owing to considerable transmission of cholera between clusters, which would vitiate herd protection in the cluster analyses.Clinical Trials Registration. NCT00289224.","container-title":"Clinical Infectious Diseases","DOI":"10.1093/cid/cit009","ISSN":"1058-4838","issue":"8","journalAbbreviation":"Clinical Infectious Diseases","page":"1123-1131","source":"Silverchair","title":"Herd Protection by a Bivalent Killed Whole-Cell Oral Cholera Vaccine in the Slums of Kolkata, India","volume":"56","author":[{"family":"Ali","given":"Mohammad"},{"family":"Sur","given":"Dipika"},{"family":"You","given":"Young Ae"},{"family":"Kanungo","given":"Suman"},{"family":"Sah","given":"Binod"},{"family":"Manna","given":"Byomkesh"},{"family":"Puri","given":"Mahesh"},{"family":"Wierzba","given":"Thomas F."},{"family":"Donner","given":"Allan"},{"family":"Nair","given":"G. Balakrish"},{"family":"Bhattacharya","given":"Sujit K."},{"family":"Dhingra","given":"Mandeep Singh"},{"family":"Deen","given":"Jacqueline L."},{"family":"Lopez","given":"Anna Lena"},{"family":"Clemens","given":"John"}],"issued":{"date-parts":[["2013",4,15]]},"citation-key":"ali2013a"}},{"id":15856,"uris":["http://zotero.org/users/7663102/items/LDTSAHDD"],"itemData":{"id":15856,"type":"article-journal","container-title":"The Lancet","DOI":"10.1016/S0140-6736(05)66550-6","ISSN":"0140-6736, 1474-547X","issue":"9479","journalAbbreviation":"The Lancet","language":"English","note":"publisher: Elsevier\nPMID: 15993232","page":"44-49","source":"www.thelancet.com","title":"Herd immunity conferred by killed oral cholera vaccines in Bangladesh: a reanalysis","title-short":"Herd immunity conferred by killed oral cholera vaccines in Bangladesh","volume":"366","author":[{"family":"Ali","given":"Mohammad"},{"family":"Emch","given":"Michael"},{"family":"Seidlein","given":"Lorenz","dropping-particle":"von"},{"family":"Yunus","given":"Mohammad"},{"family":"Sack","given":"David A."},{"family":"Rao","given":"Malla"},{"family":"Holmgren","given":"Jan"},{"family":"Clemens","given":"John D."}],"issued":{"date-parts":[["2005",7,2]]},"citation-key":"ali2005"}}],"schema":"https://github.com/citation-style-language/schema/raw/master/csl-citation.json"} </w:instrText>
+      </w:r>
+      <w:r>
+        <w:fldChar w:fldCharType="separate"/>
+      </w:r>
+      <w:r>
+        <w:rPr>
+          <w:rFonts w:cs="Times New Roman"/>
+          <w:vertAlign w:val="superscript"/>
+        </w:rPr>
+        <w:t>81–84</w:t>
+      </w:r>
+      <w:r>
+        <w:fldChar w:fldCharType="end"/>
+      </w:r>
+      <w:r>
+        <w:rPr>
+          <w:rFonts w:hint="eastAsia"/>
+        </w:rPr>
+        <w:t xml:space="preserve"> Due to </w:t>
+      </w:r>
+      <w:r>
+        <w:rPr>
+          <w:rFonts w:hint="eastAsia"/>
+        </w:rPr>
+        <w:t xml:space="preserve">a </w:t>
+      </w:r>
+      <w:r>
+        <w:rPr>
+          <w:rFonts w:hint="eastAsia"/>
+        </w:rPr>
+        <w:t xml:space="preserve">lack of geographic details for each outbreak and epidemiologic links between the outbreaks, we </w:t>
+      </w:r>
+      <w:r>
+        <w:rPr>
+          <w:rFonts w:hint="eastAsia"/>
+        </w:rPr>
+        <w:t xml:space="preserve">could not evaluate </w:t>
+      </w:r>
+      <w:r>
+        <w:t>the</w:t>
+      </w:r>
+      <w:r>
+        <w:rPr>
+          <w:rFonts w:hint="eastAsia"/>
+        </w:rPr>
+        <w:t xml:space="preserve"> downstream or spatial </w:t>
+      </w:r>
+      <w:r>
+        <w:rPr>
+          <w:rFonts w:hint="eastAsia"/>
+        </w:rPr>
+        <w:t xml:space="preserve">spillover </w:t>
+      </w:r>
+      <w:r>
+        <w:rPr>
+          <w:rFonts w:hint="eastAsia"/>
+        </w:rPr>
+        <w:t>effects.</w:t>
+      </w:r>
+      <w:r>
+        <w:t xml:space="preserve"> </w:t>
+      </w:r>
+      <w:r>
+        <w:rPr>
+          <w:rFonts w:hint="eastAsia"/>
+        </w:rPr>
+        <w:t xml:space="preserve">Fourth, </w:t>
+      </w:r>
+      <w:r>
+        <w:t xml:space="preserve">our reliance on suspected </w:t>
+      </w:r>
+      <w:r>
+        <w:rPr>
+          <w:rFonts w:hint="eastAsia"/>
+        </w:rPr>
+        <w:t xml:space="preserve">rather than confirmed </w:t>
+      </w:r>
+      <w:r>
+        <w:t xml:space="preserve">cases </w:t>
+      </w:r>
+      <w:r>
+        <w:rPr>
+          <w:rFonts w:hint="eastAsia"/>
+        </w:rPr>
+        <w:t xml:space="preserve">may overestimate </w:t>
+      </w:r>
+      <w:r>
+        <w:t>the</w:t>
+      </w:r>
+      <w:r>
+        <w:rPr>
+          <w:rFonts w:hint="eastAsia"/>
+        </w:rPr>
+        <w:t xml:space="preserve"> vaccine impact </w:t>
+      </w:r>
+      <w:r>
+        <w:t>given that roughly half may not be true cholera.</w:t>
+      </w:r>
+      <w:r>
+        <w:fldChar w:fldCharType="begin"/>
+      </w:r>
+      <w:r>
+        <w:instrText xml:space="preserve"> ADDIN ZOTERO_ITEM CSL_CITATION {"citationID":"KkMvIKUf","properties":{"formattedCitation":"\\super 85\\nosupersub{}","plainCitation":"85","noteIndex":0},"citationItems":[{"id":9937,"uris":["http://zotero.org/users/7663102/items/5Y8MIMKK"],"itemData":{"id":9937,"type":"article-journal","abstract":"BACKGROUND: Cholera surveillance relies on clinical diagnosis of acute watery diarrhea. Suspected cholera case definitions have high sensitivity but low specificity, challenging our ability to characterize cholera burden and epidemiology. Our objective was to estimate the proportion of clinically suspected cholera that are true Vibrio cholerae infections and identify factors that explain variation in positivity.\nMETHODS AND FINDINGS: We conducted a systematic r</w:instrText>
+      </w:r>
+      <w:r>
+        <w:rPr>
+          <w:rFonts w:hint="eastAsia"/>
+        </w:rPr>
+        <w:instrText xml:space="preserve">eview of studies that tested </w:instrText>
+      </w:r>
+      <w:r>
+        <w:rPr>
+          <w:rFonts w:hint="eastAsia"/>
+        </w:rPr>
+        <w:instrText>≥</w:instrText>
+      </w:r>
+      <w:r>
+        <w:rPr>
+          <w:rFonts w:hint="eastAsia"/>
+        </w:rPr>
+        <w:instrText>10 suspected cholera cases for V. cholerae O1/O139 using culture, PCR, and/or a rapid diagnostic test. We searched PubMed, Embase, Scopus, and Google Scholar for studies that sampled at least one suspected case between Januar</w:instrText>
+      </w:r>
+      <w:r>
+        <w:instrText xml:space="preserve">y 1, 2000 and April 19, 2023, to reflect contemporary patterns in V. cholerae positivity. We estimated diagnostic test sensitivity and specificity using a latent class meta-analysis. We estimated V. cholerae positivity using a random-effects meta-analysis, adjusting for test performance. We included 119 studies from 30 countries. V. cholerae positivity was lower in studies with representative sampling and in studies that set minimum ages in suspected case definitions. After adjusting for test performance, on average, 52% (95% credible interval (CrI): 24%, 80%) of suspected cases represented true V. cholerae infections. After adjusting for test performance and study methodology, the odds of a suspected case having a true infection were 5.71 (odds ratio 95% CrI: 1.53, 15.43) times higher when surveillance was initiated in response to an outbreak than in non-outbreak settings. Variation across studies was high, and a limitation of our approach was that we were unable to explain all the heterogeneity with study-level attributes, including diagnostic test used, setting, and case definitions.\nCONCLUSIONS: In this study, we found that burden estimates based on suspected cases alone may overestimate the incidence of medically attended cholera by 2-fold. However, accounting for cases missed by traditional clinical surveillance is key to unbiased cholera burden estimates. Given the substantial variability in positivity between settings, extrapolations from suspected to confirmed cases, which is necessary to estimate cholera incidence rates without exhaustive testing, should be based on local data.","container-title":"PLoS medicine","DOI":"10.1371/journal.pmed.1004286","ISSN":"1549-1676","issue":"9","journalAbbreviation":"PLoS Med","language":"eng","note":"PMID: 37708235\nPMCID: PMC10538743","page":"e1004286","source":"PubMed","title":"Estimating the proportion of clinically suspected cholera cases that are true Vibrio cholerae infections: A systematic review and meta-analysis","title-short":"Estimating the proportion of clinically suspected cholera cases that are true Vibrio cholerae infections","volume":"20","author":[{"family":"Wiens","given":"Kirsten E."},{"family":"Xu","given":"Hanmeng"},{"family":"Zou","given":"Kaiyue"},{"family":"Mwaba","given":"John"},{"family":"Lessler","given":"Justin"},{"family":"Malembaka","given":"Espoir Bwenge"},{"family":"Demby","given":"Maya N."},{"family":"Bwire","given":"Godfrey"},{"family":"Qadri","given":"Firdausi"},{"family":"Lee","given":"Elizabeth C."},{"family":"Azman","given":"Andrew S."}],"issued":{"date-parts":[["2023",9]]},"citation-key":"wiensEstimatingProportionClinically2023"}}],"schema":"https://github.com/citation-style-language/schema/raw/master/csl-citation.json"} </w:instrText>
+      </w:r>
+      <w:r>
+        <w:fldChar w:fldCharType="separate"/>
+      </w:r>
+      <w:r>
+        <w:rPr>
+          <w:rFonts w:cs="Times New Roman"/>
+          <w:vertAlign w:val="superscript"/>
+        </w:rPr>
+        <w:t>85</w:t>
+      </w:r>
+      <w:r>
+        <w:fldChar w:fldCharType="end"/>
+      </w:r>
+      <w:r>
+        <w:t xml:space="preserve"> </w:t>
+      </w:r>
+      <w:r>
+        <w:rPr>
+          <w:rFonts w:hint="eastAsia"/>
+        </w:rPr>
+        <w:t xml:space="preserve">On the other hand, </w:t>
+      </w:r>
+      <w:r>
+        <w:t>underreporting of cholera in sub-Saharan Africa may offset this discrepancy</w:t>
+      </w:r>
+      <w:r>
+        <w:fldChar w:fldCharType="begin"/>
+      </w:r>
+      <w:r>
+        <w:instrText xml:space="preserve"> ADDIN ZOTERO_ITEM CSL_CITATION {"citationID":"wwDpVruH","properties":{"formattedCitation":"\\super 86\\nosupersub{}","plainCitation":"86","noteIndex":0},"citationItems":[{"id":15610,"uris":["http://zotero.org/users/7663102/items/ZCTWCSKR"],"itemData":{"id":15610,"type":"article-journal","abstract":"Monitoring and treating diarrheal illness often relies on individuals seeking care at hospitals or clinics. Cases that seek care through pharmacies and community health workers (CHW) are frequently excluded from disease burden estimates, which are used to allocate mitigation resources. Studies on care-seeking behavior can help identify these gaps but typically focus on children under five, even though diarrheal diseases like cholera and Enterotoxigenic E. coli affect all age groups. This study aimed to estimate the proportion of individuals seeking care for themselves or their children with diarrhea, considering different age groups, case definitions, and study settings. We conducted a systematic review of population-based primary research studies published during 2000–2024 that examined care-seeking behavior for diarrhea. We included 166 studies from 62 countries. Hospitals and clinics were the most common source of care sought outside the home, with CHW and health posts rarely reported. Using a random-effects meta-analysis, we found substantial heterogeneity in care-seeking between studies from low- and middle-income countries (I2 = 99.3) and estimated that the proportion of diarrhea cases seeking care at a hospital or clinic was 32.8% on average (95% Confidence Interval (CI) 28.1% to 37.9%; prediction interval 3.3% to 87.5%). Although there were trends toward higher care-seeking for children compared to adults, substantial variation existed between studies, and the differences were not significant. We estimated that the adjusted odds of seeking care at a hospital or clinic were significantly higher for severe diarrhea and cholera compared to general diarrhea (Odds Ratio 3.43; 95% CI 1.71 to 6.88). Our findings confirm that passive surveillance through hospitals and clinics may substantially undercount the number of people with diarrhea, particularly those with milder symptoms, although this proportion varied widely. Additionally, our findings underscore the importance of including care-seeking questions across all age groups in future studies, as we cannot assume lower care-seeking for adults across all settings. Our study was limited by fewer data on care-seeking from health posts, traditional healers, and CHW compared to hospitals and clinics, highlighting a need for further research on these sources of care.","container-title":"PLOS Global Public Health","DOI":"10.1371/journal.pgph.0004483","ISSN":"2767-3375","issue":"4","journalAbbreviation":"PLOS Global Public Health","language":"en","note":"publisher: Public Library of Science","page":"e0004483","source":"PLoS Journals","title":"Care-seeking for diarrheal illness: A systematic review and meta-analysis","title-short":"Care-seeking for diarrheal illness","volume":"5","author":[{"family":"Wiens","given":"Kirsten E."},{"family":"Miller","given":"Marissa H."},{"family":"Costello","given":"Daniel J."},{"family":"Solomon","given":"Ashlynn P."},{"family":"Hilbert","given":"Skye M."},{"family":"Shipper","given":"Andrea G."},{"family":"Lee","given":"Elizabeth C."},{"family":"Azman","given":"Andrew S."}],"issued":{"date-parts":[["2025",4,22]]},"citation-key":"wiens2025"}}],"schema":"https://github.com/citation-style-language/schema/raw/master/csl-citation.json"} </w:instrText>
+      </w:r>
+      <w:r>
+        <w:fldChar w:fldCharType="separate"/>
+      </w:r>
+      <w:r>
+        <w:rPr>
+          <w:rFonts w:cs="Times New Roman"/>
+          <w:vertAlign w:val="superscript"/>
+        </w:rPr>
+        <w:t>86</w:t>
+      </w:r>
+      <w:r>
+        <w:fldChar w:fldCharType="end"/>
+      </w:r>
+      <w:r>
+        <w:rPr>
+          <w:rFonts w:hint="eastAsia"/>
+        </w:rPr>
+        <w:t xml:space="preserve">. </w:t>
+      </w:r>
+      <w:r>
+        <w:rPr>
+          <w:rFonts w:hint="eastAsia"/>
+        </w:rPr>
+        <w:t>Fifth</w:t>
+      </w:r>
+      <w:r>
+        <w:t xml:space="preserve">, we assumed that ORIs did not occur if the delay in implementation exceeded the duration of the </w:t>
+      </w:r>
+      <w:proofErr w:type="gramStart"/>
+      <w:r>
+        <w:t>outbreak—that is</w:t>
+      </w:r>
+      <w:proofErr w:type="gramEnd"/>
+      <w:r>
+        <w:t>, if the outbreak had ended before the ORI was initiated. However, in real-world settings, it is often difficult to determine in real time whether an outbreak has concluded. Under this alternative scenario, the estimated impact of ORIs declined more sharply</w:t>
+      </w:r>
+      <w:r>
+        <w:rPr>
+          <w:rFonts w:hint="eastAsia"/>
+        </w:rPr>
+        <w:t>, as expected from the fact that zero-impact ORIs are included in the calculation</w:t>
+      </w:r>
+      <w:r>
+        <w:t>: the median percentage reduction in cases with a 9-week delay dropped from 12.</w:t>
+      </w:r>
+      <w:r>
+        <w:rPr>
+          <w:rFonts w:hint="eastAsia"/>
+        </w:rPr>
+        <w:t>3</w:t>
+      </w:r>
+      <w:r>
+        <w:t>% in the main scenario to 2.7% in the alternative.</w:t>
+      </w:r>
+      <w:r>
+        <w:rPr>
+          <w:rFonts w:hint="eastAsia"/>
+        </w:rPr>
+        <w:t xml:space="preserve"> </w:t>
+      </w:r>
+      <w:r>
+        <w:rPr>
+          <w:rFonts w:hint="eastAsia"/>
+        </w:rPr>
+        <w:t xml:space="preserve">Finally, </w:t>
+      </w:r>
+      <w:r>
+        <w:t xml:space="preserve">our estimates are contingent on the outbreak dataset used, which is based on a specific outbreak definition that is not universally accepted and may vary by context. Applying alternative outbreak criteria could yield different datasets and, consequently, different estimates of vaccine impact. </w:t>
+      </w:r>
+      <w:r>
+        <w:rPr>
+          <w:rFonts w:hint="eastAsia"/>
+        </w:rPr>
+        <w:t>T</w:t>
+      </w:r>
+      <w:r>
+        <w:t xml:space="preserve">he main analysis excluded outbreaks that were either too small or too large, based on the population sizes commonly observed in historical OCV campaigns. While this filtering was appropriate for retrospective evaluation, such thresholds may not be applicable to future scenarios. To explore a broader range of </w:t>
+      </w:r>
+      <w:r>
+        <w:lastRenderedPageBreak/>
+        <w:t>outbreak settings, we relaxed these criteria and included outbreaks occurring in populations between 5,000 and 15,000,000, instead of the original range of 16,500 to 5,000,000. Under this more inclusive scenario, the median and interquartile ranges remained largely unchanged (</w:t>
+      </w:r>
+      <w:r>
+        <w:rPr>
+          <w:b/>
+          <w:bCs/>
+        </w:rPr>
+        <w:t>Table S</w:t>
+      </w:r>
+      <w:r>
+        <w:rPr>
+          <w:rFonts w:hint="eastAsia"/>
+          <w:b/>
+          <w:bCs/>
+        </w:rPr>
+        <w:t>4</w:t>
+      </w:r>
+      <w:r>
+        <w:t>).</w:t>
+      </w:r>
+      <w:r>
+        <w:rPr>
+          <w:rFonts w:hint="eastAsia"/>
+        </w:rPr>
+        <w:t xml:space="preserve">  </w:t>
+      </w:r>
+    </w:p>
+    <w:p/>
+    <w:p>
       <w:r>
         <w:rPr>
           <w:rFonts w:hint="eastAsia"/>
@@ -18620,11 +19757,7 @@
     </w:p>
     <w:p>
       <w:r>
-        <w:t xml:space="preserve">This study provides important insights into the effectiveness of outbreak response immunizations (ORIs) across a broad range of cholera outbreak scenarios in sub-Saharan </w:t>
-      </w:r>
-      <w:r>
-        <w:lastRenderedPageBreak/>
-        <w:t>Africa. Our findings underscore the critical importance of timely intervention and strategic outbreak prioritization to maximize vaccine impact. Looking ahead, advances in predictive modeling, the integration of real-time surveillance data, and the development of more flexible and targeted vaccine deployment strategies will be essential. These improvements can support more efficient, data-driven outbreak responses and contribute meaningfully to global cholera control and elimination efforts.</w:t>
+        <w:t>This study provides important insights into the effectiveness of outbreak response immunizations (ORIs) across a broad range of cholera outbreak scenarios in sub-Saharan Africa. Our findings underscore the critical importance of timely intervention and strategic outbreak prioritization to maximize vaccine impact. Looking ahead, advances in predictive modeling, the integration of real-time surveillance data, and the development of more flexible and targeted vaccine deployment strategies will be essential. These improvements can support more efficient, data-driven outbreak responses and contribute meaningfully to global cholera control and elimination efforts.</w:t>
       </w:r>
     </w:p>
     <w:p/>
@@ -18653,6 +19786,7 @@
         <w:rPr>
           <w:rFonts w:hint="eastAsia"/>
         </w:rPr>
+        <w:lastRenderedPageBreak/>
         <w:t xml:space="preserve">Author contributions </w:t>
       </w:r>
     </w:p>
@@ -18873,7 +20007,6 @@
         <w:pStyle w:val="Bibliography"/>
       </w:pPr>
       <w:r>
-        <w:lastRenderedPageBreak/>
         <w:t xml:space="preserve">2. </w:t>
       </w:r>
       <w:r>
@@ -18946,6 +20079,7 @@
         <w:pStyle w:val="Bibliography"/>
       </w:pPr>
       <w:r>
+        <w:lastRenderedPageBreak/>
         <w:t xml:space="preserve">8. </w:t>
       </w:r>
       <w:r>
@@ -19006,7 +20140,6 @@
         <w:pStyle w:val="Bibliography"/>
       </w:pPr>
       <w:r>
-        <w:lastRenderedPageBreak/>
         <w:t xml:space="preserve">13. </w:t>
       </w:r>
       <w:r>
@@ -19109,6 +20242,7 @@
         <w:pStyle w:val="Bibliography"/>
       </w:pPr>
       <w:r>
+        <w:lastRenderedPageBreak/>
         <w:t xml:space="preserve">20. </w:t>
       </w:r>
       <w:r>
@@ -19181,7 +20315,6 @@
         <w:pStyle w:val="Bibliography"/>
       </w:pPr>
       <w:r>
-        <w:lastRenderedPageBreak/>
         <w:t xml:space="preserve">26. </w:t>
       </w:r>
       <w:r>
@@ -19266,6 +20399,7 @@
         <w:pStyle w:val="Bibliography"/>
       </w:pPr>
       <w:r>
+        <w:lastRenderedPageBreak/>
         <w:t xml:space="preserve">33. </w:t>
       </w:r>
       <w:r>
@@ -19356,7 +20490,6 @@
         <w:pStyle w:val="Bibliography"/>
       </w:pPr>
       <w:r>
-        <w:lastRenderedPageBreak/>
         <w:t xml:space="preserve">39. </w:t>
       </w:r>
       <w:r>
@@ -19438,6 +20571,7 @@
         <w:pStyle w:val="Bibliography"/>
       </w:pPr>
       <w:r>
+        <w:lastRenderedPageBreak/>
         <w:t xml:space="preserve">45. </w:t>
       </w:r>
       <w:r>
@@ -19490,11 +20624,7 @@
       </w:r>
       <w:r>
         <w:tab/>
-        <w:t xml:space="preserve">Mbewe N, Imamura T, Sivile S, Sinkala A, Zulu P, Chanda C, et al. Clinical Characteristics of 6578 Adult Patients With Cholera Admitted to Community and </w:t>
-      </w:r>
-      <w:r>
-        <w:lastRenderedPageBreak/>
-        <w:t xml:space="preserve">Referral Cholera Treatment Centers in Lusaka, Zambia, October 2023 to April 2024. Open Forum Infect Dis. 2025 Jun 1;12(6):ofaf277. </w:t>
+        <w:t xml:space="preserve">Mbewe N, Imamura T, Sivile S, Sinkala A, Zulu P, Chanda C, et al. Clinical Characteristics of 6578 Adult Patients With Cholera Admitted to Community and Referral Cholera Treatment Centers in Lusaka, Zambia, October 2023 to April 2024. Open Forum Infect Dis. 2025 Jun 1;12(6):ofaf277. </w:t>
       </w:r>
     </w:p>
     <w:p>
@@ -19577,6 +20707,7 @@
         <w:pStyle w:val="Bibliography"/>
       </w:pPr>
       <w:r>
+        <w:lastRenderedPageBreak/>
         <w:t xml:space="preserve">56. </w:t>
       </w:r>
       <w:r>
@@ -19643,7 +20774,6 @@
         <w:pStyle w:val="Bibliography"/>
       </w:pPr>
       <w:r>
-        <w:lastRenderedPageBreak/>
         <w:t xml:space="preserve">60. </w:t>
       </w:r>
       <w:r>
@@ -19743,6 +20873,7 @@
         <w:rPr>
           <w:lang w:val="de-DE"/>
         </w:rPr>
+        <w:lastRenderedPageBreak/>
         <w:t xml:space="preserve">68. </w:t>
       </w:r>
       <w:r>
@@ -19797,7 +20928,6 @@
         <w:pStyle w:val="Bibliography"/>
       </w:pPr>
       <w:r>
-        <w:lastRenderedPageBreak/>
         <w:t xml:space="preserve">72. </w:t>
       </w:r>
       <w:r>
@@ -19900,6 +21030,7 @@
         <w:pStyle w:val="Bibliography"/>
       </w:pPr>
       <w:r>
+        <w:lastRenderedPageBreak/>
         <w:t xml:space="preserve">79. </w:t>
       </w:r>
       <w:r>
@@ -19987,7 +21118,6 @@
         </w:rPr>
       </w:pPr>
       <w:r>
-        <w:lastRenderedPageBreak/>
         <w:t xml:space="preserve">83. </w:t>
       </w:r>
       <w:r>
@@ -22243,6 +23373,7 @@
   <w:style w:type="character" w:default="1" w:styleId="DefaultParagraphFont">
     <w:name w:val="Default Paragraph Font"/>
     <w:uiPriority w:val="1"/>
+    <w:semiHidden/>
     <w:unhideWhenUsed/>
   </w:style>
   <w:style w:type="table" w:default="1" w:styleId="TableNormal">
@@ -23256,6 +24387,14 @@
 </file>
 
 <file path=customXml/item1.xml><?xml version="1.0" encoding="utf-8"?>
+<p:properties xmlns:p="http://schemas.microsoft.com/office/2006/metadata/properties" xmlns:xsi="http://www.w3.org/2001/XMLSchema-instance" xmlns:pc="http://schemas.microsoft.com/office/infopath/2007/PartnerControls">
+  <documentManagement>
+    <_activity xmlns="00f5eb7a-3f09-4ccb-9a17-2c4fa8202c3e" xsi:nil="true"/>
+  </documentManagement>
+</p:properties>
+</file>
+
+<file path=customXml/item2.xml><?xml version="1.0" encoding="utf-8"?>
 <?mso-contentType ?>
 <FormTemplates xmlns="http://schemas.microsoft.com/sharepoint/v3/contenttype/forms">
   <Display>DocumentLibraryForm</Display>
@@ -23264,18 +24403,8 @@
 </FormTemplates>
 </file>
 
-<file path=customXml/item2.xml><?xml version="1.0" encoding="utf-8"?>
-<p:properties xmlns:p="http://schemas.microsoft.com/office/2006/metadata/properties" xmlns:xsi="http://www.w3.org/2001/XMLSchema-instance" xmlns:pc="http://schemas.microsoft.com/office/infopath/2007/PartnerControls">
-  <documentManagement>
-    <_activity xmlns="00f5eb7a-3f09-4ccb-9a17-2c4fa8202c3e" xsi:nil="true"/>
-  </documentManagement>
-</p:properties>
-</file>
-
 <file path=customXml/item3.xml><?xml version="1.0" encoding="utf-8"?>
-<go:gDocsCustomXmlDataStorage xmlns:go="http://customooxmlschemas.google.com/" xmlns:r="http://schemas.openxmlformats.org/officeDocument/2006/relationships" uri="GoogleDocsCustomDataVersion2">
-  <go:docsCustomData xmlns:go="http://customooxmlschemas.google.com/" roundtripDataSignature="AMtx7mgdndu53wYGt6HnkXDpKDmMCu/43A==">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</go:docsCustomData>
-</go:gDocsCustomXmlDataStorage>
+<b:Sources xmlns:b="http://schemas.openxmlformats.org/officeDocument/2006/bibliography" xmlns="http://schemas.openxmlformats.org/officeDocument/2006/bibliography" SelectedStyle="\APASixthEditionOfficeOnline.xsl" StyleName="APA" Version="6"/>
 </file>
 
 <file path=customXml/item4.xml><?xml version="1.0" encoding="utf-8"?>
@@ -23526,18 +24655,12 @@
 </file>
 
 <file path=customXml/item5.xml><?xml version="1.0" encoding="utf-8"?>
-<b:Sources xmlns:b="http://schemas.openxmlformats.org/officeDocument/2006/bibliography" xmlns="http://schemas.openxmlformats.org/officeDocument/2006/bibliography" SelectedStyle="\APASixthEditionOfficeOnline.xsl" StyleName="APA" Version="6"/>
+<go:gDocsCustomXmlDataStorage xmlns:go="http://customooxmlschemas.google.com/" xmlns:r="http://schemas.openxmlformats.org/officeDocument/2006/relationships" uri="GoogleDocsCustomDataVersion2">
+  <go:docsCustomData xmlns:go="http://customooxmlschemas.google.com/" roundtripDataSignature="AMtx7mgdndu53wYGt6HnkXDpKDmMCu/43A==">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</go:docsCustomData>
+</go:gDocsCustomXmlDataStorage>
 </file>
 
 <file path=customXml/itemProps1.xml><?xml version="1.0" encoding="utf-8"?>
-<ds:datastoreItem xmlns:ds="http://schemas.openxmlformats.org/officeDocument/2006/customXml" ds:itemID="{337A23CE-E10A-4043-BC60-ADD821B08A35}">
-  <ds:schemaRefs>
-    <ds:schemaRef ds:uri="http://schemas.microsoft.com/sharepoint/v3/contenttype/forms"/>
-  </ds:schemaRefs>
-</ds:datastoreItem>
-</file>
-
-<file path=customXml/itemProps2.xml><?xml version="1.0" encoding="utf-8"?>
 <ds:datastoreItem xmlns:ds="http://schemas.openxmlformats.org/officeDocument/2006/customXml" ds:itemID="{9C00E788-F0BC-46FB-A07D-C58627BA0AFE}">
   <ds:schemaRefs>
     <ds:schemaRef ds:uri="http://schemas.microsoft.com/office/2006/metadata/properties"/>
@@ -23547,11 +24670,18 @@
 </ds:datastoreItem>
 </file>
 
+<file path=customXml/itemProps2.xml><?xml version="1.0" encoding="utf-8"?>
+<ds:datastoreItem xmlns:ds="http://schemas.openxmlformats.org/officeDocument/2006/customXml" ds:itemID="{337A23CE-E10A-4043-BC60-ADD821B08A35}">
+  <ds:schemaRefs>
+    <ds:schemaRef ds:uri="http://schemas.microsoft.com/sharepoint/v3/contenttype/forms"/>
+  </ds:schemaRefs>
+</ds:datastoreItem>
+</file>
+
 <file path=customXml/itemProps3.xml><?xml version="1.0" encoding="utf-8"?>
-<ds:datastoreItem xmlns:ds="http://schemas.openxmlformats.org/officeDocument/2006/customXml" ds:itemID="{11111111-1234-1234-1234-123412341234}">
+<ds:datastoreItem xmlns:ds="http://schemas.openxmlformats.org/officeDocument/2006/customXml" ds:itemID="{DF6F51F4-5859-44B7-B20A-7EB4E4161878}">
   <ds:schemaRefs>
-    <ds:schemaRef ds:uri="http://customooxmlschemas.google.com/"/>
-    <ds:schemaRef ds:uri="http://schemas.openxmlformats.org/officeDocument/2006/relationships"/>
+    <ds:schemaRef ds:uri="http://schemas.openxmlformats.org/officeDocument/2006/bibliography"/>
   </ds:schemaRefs>
 </ds:datastoreItem>
 </file>
@@ -23576,9 +24706,10 @@
 </file>
 
 <file path=customXml/itemProps5.xml><?xml version="1.0" encoding="utf-8"?>
-<ds:datastoreItem xmlns:ds="http://schemas.openxmlformats.org/officeDocument/2006/customXml" ds:itemID="{DF6F51F4-5859-44B7-B20A-7EB4E4161878}">
+<ds:datastoreItem xmlns:ds="http://schemas.openxmlformats.org/officeDocument/2006/customXml" ds:itemID="{11111111-1234-1234-1234-123412341234}">
   <ds:schemaRefs>
-    <ds:schemaRef ds:uri="http://schemas.openxmlformats.org/officeDocument/2006/bibliography"/>
+    <ds:schemaRef ds:uri="http://customooxmlschemas.google.com/"/>
+    <ds:schemaRef ds:uri="http://schemas.openxmlformats.org/officeDocument/2006/relationships"/>
   </ds:schemaRefs>
 </ds:datastoreItem>
 </file>
--- a/papers/Maintext_cholera_outbreak_modeling_28Oct2025.docx
+++ b/papers/Maintext_cholera_outbreak_modeling_28Oct2025.docx
@@ -571,19 +571,7 @@
         <w:rPr>
           <w:highlight w:val="yellow"/>
         </w:rPr>
-        <w:t xml:space="preserve"> [IQR: 41 </w:t>
-      </w:r>
-      <w:r>
-        <w:rPr>
-          <w:highlight w:val="yellow"/>
-        </w:rPr>
-        <w:t>–</w:t>
-      </w:r>
-      <w:r>
-        <w:rPr>
-          <w:highlight w:val="yellow"/>
-        </w:rPr>
-        <w:t xml:space="preserve"> 375</w:t>
+        <w:t xml:space="preserve"> [IQR: 41 – 375</w:t>
       </w:r>
       <w:r>
         <w:rPr>
@@ -1613,13 +1601,7 @@
         <w:rPr>
           <w:rFonts w:hint="eastAsia"/>
         </w:rPr>
-        <w:t xml:space="preserve"> of ORIs</w:t>
-      </w:r>
-      <w:r>
-        <w:rPr>
-          <w:rFonts w:hint="eastAsia"/>
-        </w:rPr>
-        <w:t>.</w:t>
+        <w:t xml:space="preserve"> of ORIs.</w:t>
       </w:r>
     </w:p>
     <w:p>
@@ -1700,13 +1682,7 @@
         <w:rPr>
           <w:rFonts w:hint="eastAsia"/>
         </w:rPr>
-        <w:t>per 1,000 doses</w:t>
-      </w:r>
-      <w:r>
-        <w:rPr>
-          <w:rFonts w:hint="eastAsia"/>
-        </w:rPr>
-        <w:t xml:space="preserve">. The values again can increase through shortening </w:t>
+        <w:t xml:space="preserve">per 1,000 doses. The values again can increase through shortening </w:t>
       </w:r>
       <w:r>
         <w:rPr>
@@ -14543,21 +14519,7 @@
           <w:rFonts w:hint="eastAsia"/>
           <w:highlight w:val="yellow"/>
         </w:rPr>
-        <w:t xml:space="preserve">. </w:t>
-      </w:r>
-      <w:r>
-        <w:rPr>
-          <w:rFonts w:hint="eastAsia"/>
-          <w:highlight w:val="yellow"/>
-        </w:rPr>
-        <w:t>As expected in increased OCV efficiency under high AR prioritized targeting,</w:t>
-      </w:r>
-      <w:r>
-        <w:rPr>
-          <w:rFonts w:hint="eastAsia"/>
-          <w:highlight w:val="yellow"/>
-        </w:rPr>
-        <w:t xml:space="preserve"> the cost per case averted </w:t>
+        <w:t xml:space="preserve">. As expected in increased OCV efficiency under high AR prioritized targeting, the cost per case averted </w:t>
       </w:r>
       <w:proofErr w:type="gramStart"/>
       <w:r>
@@ -14565,14 +14527,7 @@
           <w:rFonts w:hint="eastAsia"/>
           <w:highlight w:val="yellow"/>
         </w:rPr>
-        <w:t xml:space="preserve">was </w:t>
-      </w:r>
-      <w:r>
-        <w:rPr>
-          <w:rFonts w:hint="eastAsia"/>
-          <w:highlight w:val="yellow"/>
-        </w:rPr>
-        <w:t xml:space="preserve"> </w:t>
+        <w:t xml:space="preserve">was  </w:t>
       </w:r>
       <w:r>
         <w:t>41</w:t>
@@ -14594,10 +14549,7 @@
         <w:t xml:space="preserve"> [IQR:</w:t>
       </w:r>
       <w:r>
-        <w:t xml:space="preserve"> </w:t>
-      </w:r>
-      <w:r>
-        <w:t xml:space="preserve">-17 </w:t>
+        <w:t xml:space="preserve"> -17 </w:t>
       </w:r>
       <w:r>
         <w:rPr>
@@ -15030,14 +14982,7 @@
           <w:rFonts w:hint="eastAsia"/>
           <w:highlight w:val="yellow"/>
         </w:rPr>
-        <w:t xml:space="preserve"> </w:t>
-      </w:r>
-      <w:r>
-        <w:rPr>
-          <w:rFonts w:hint="eastAsia"/>
-          <w:highlight w:val="yellow"/>
-        </w:rPr>
-        <w:t xml:space="preserve">OCV efficiency and cost effectiveness were </w:t>
+        <w:t xml:space="preserve"> OCV efficiency and cost effectiveness were </w:t>
       </w:r>
       <w:r>
         <w:rPr>
@@ -15065,21 +15010,7 @@
           <w:rFonts w:hint="eastAsia"/>
           <w:highlight w:val="yellow"/>
         </w:rPr>
-        <w:t xml:space="preserve">Focusing on outbreaks of top </w:t>
-      </w:r>
-      <w:r>
-        <w:rPr>
-          <w:rFonts w:hint="eastAsia"/>
-          <w:highlight w:val="yellow"/>
-        </w:rPr>
-        <w:t>quartile</w:t>
-      </w:r>
-      <w:r>
-        <w:rPr>
-          <w:rFonts w:hint="eastAsia"/>
-          <w:highlight w:val="yellow"/>
-        </w:rPr>
-        <w:t xml:space="preserve"> of </w:t>
+        <w:t xml:space="preserve">Focusing on outbreaks of top quartile of </w:t>
       </w:r>
       <w:r>
         <w:rPr>
@@ -19013,7 +18944,7 @@
         <w:fldChar w:fldCharType="end"/>
       </w:r>
       <w:r>
-        <w:t xml:space="preserve"> or geographic targeting.</w:t>
+        <w:t xml:space="preserve"> or geographic targeting</w:t>
       </w:r>
       <w:r>
         <w:fldChar w:fldCharType="begin"/>
@@ -19035,22 +18966,110 @@
         <w:fldChar w:fldCharType="end"/>
       </w:r>
       <w:r>
+        <w:rPr>
+          <w:rFonts w:hint="eastAsia"/>
+        </w:rPr>
+        <w:t xml:space="preserve"> if lower-level, </w:t>
+      </w:r>
+      <w:r>
+        <w:rPr>
+          <w:rFonts w:hint="eastAsia"/>
+          <w:highlight w:val="yellow"/>
+        </w:rPr>
+        <w:t>high-risk</w:t>
+      </w:r>
+      <w:r>
+        <w:rPr>
+          <w:rFonts w:hint="eastAsia"/>
+          <w:highlight w:val="yellow"/>
+        </w:rPr>
+        <w:t xml:space="preserve"> </w:t>
+      </w:r>
+      <w:r>
+        <w:rPr>
+          <w:rFonts w:hint="eastAsia"/>
+          <w:highlight w:val="yellow"/>
+        </w:rPr>
+        <w:t xml:space="preserve">administrative units </w:t>
+      </w:r>
+      <w:r>
+        <w:rPr>
+          <w:rFonts w:hint="eastAsia"/>
+          <w:highlight w:val="yellow"/>
+        </w:rPr>
+        <w:t xml:space="preserve">are targeted </w:t>
+      </w:r>
+      <w:r>
+        <w:rPr>
+          <w:rFonts w:hint="eastAsia"/>
+          <w:highlight w:val="yellow"/>
+        </w:rPr>
+        <w:t>than our model</w:t>
+      </w:r>
+      <w:r>
+        <w:rPr>
+          <w:rFonts w:hint="eastAsia"/>
+          <w:highlight w:val="yellow"/>
+        </w:rPr>
+        <w:t xml:space="preserve"> assumed </w:t>
+      </w:r>
+      <w:proofErr w:type="spellStart"/>
+      <w:r>
+        <w:rPr>
+          <w:rFonts w:hint="eastAsia"/>
+          <w:highlight w:val="yellow"/>
+        </w:rPr>
+        <w:t>tion</w:t>
+      </w:r>
+      <w:proofErr w:type="spellEnd"/>
+      <w:r>
+        <w:rPr>
+          <w:rFonts w:hint="eastAsia"/>
+          <w:highlight w:val="yellow"/>
+        </w:rPr>
+        <w:t xml:space="preserve"> of targeting all people of the </w:t>
+      </w:r>
+      <w:r>
+        <w:rPr>
+          <w:highlight w:val="yellow"/>
+        </w:rPr>
+        <w:t>“</w:t>
+      </w:r>
+      <w:r>
+        <w:rPr>
+          <w:rFonts w:hint="eastAsia"/>
+          <w:highlight w:val="yellow"/>
+        </w:rPr>
+        <w:t>outbreaks-affected</w:t>
+      </w:r>
+      <w:r>
+        <w:rPr>
+          <w:highlight w:val="yellow"/>
+        </w:rPr>
+        <w:t>”</w:t>
+      </w:r>
+      <w:r>
+        <w:rPr>
+          <w:rFonts w:hint="eastAsia"/>
+          <w:highlight w:val="yellow"/>
+        </w:rPr>
+        <w:t xml:space="preserve"> administrative unit</w:t>
+      </w:r>
+      <w:r>
+        <w:rPr>
+          <w:rFonts w:hint="eastAsia"/>
+        </w:rPr>
+        <w:t xml:space="preserve">. </w:t>
+      </w:r>
+      <w:r>
+        <w:rPr>
+          <w:rFonts w:hint="eastAsia"/>
+        </w:rPr>
+        <w:lastRenderedPageBreak/>
+        <w:t>population.</w:t>
+      </w:r>
+      <w:r>
         <w:t xml:space="preserve"> Conversely, vaccine wastage</w:t>
-      </w:r>
-      <w:r>
-        <w:t>—</w:t>
-      </w:r>
-      <w:r>
-        <w:rPr>
-          <w:rFonts w:hint="eastAsia"/>
-        </w:rPr>
-        <w:t xml:space="preserve">documented in </w:t>
-      </w:r>
-      <w:r>
-        <w:rPr>
-          <w:rFonts w:hint="eastAsia"/>
-        </w:rPr>
-        <w:t>coverage reports</w:t>
       </w:r>
       <w:r>
         <w:fldChar w:fldCharType="begin"/>
@@ -19072,7 +19091,10 @@
         <w:fldChar w:fldCharType="end"/>
       </w:r>
       <w:r>
-        <w:t>—</w:t>
+        <w:rPr>
+          <w:rFonts w:hint="eastAsia"/>
+        </w:rPr>
+        <w:t xml:space="preserve"> </w:t>
       </w:r>
       <w:r>
         <w:t xml:space="preserve">could </w:t>
@@ -19090,13 +19112,13 @@
         <w:t xml:space="preserve">s of </w:t>
       </w:r>
       <w:r>
-        <w:t>cases</w:t>
-      </w:r>
-      <w:r>
-        <w:t>, deaths, and DALYs</w:t>
-      </w:r>
-      <w:r>
-        <w:t xml:space="preserve"> averted per 1,000 doses.</w:t>
+        <w:rPr>
+          <w:rFonts w:hint="eastAsia"/>
+        </w:rPr>
+        <w:t>ORI efficiency and cost effectiveness</w:t>
+      </w:r>
+      <w:r>
+        <w:t>.</w:t>
       </w:r>
       <w:r>
         <w:t xml:space="preserve"> </w:t>
@@ -19111,7 +19133,6 @@
         <w:rPr>
           <w:rFonts w:hint="eastAsia"/>
         </w:rPr>
-        <w:lastRenderedPageBreak/>
         <w:t>parameter</w:t>
       </w:r>
       <w:r>
@@ -19657,7 +19678,30 @@
       </w:r>
       <w:proofErr w:type="gramEnd"/>
       <w:r>
-        <w:t>, if the outbreak had ended before the ORI was initiated. However, in real-world settings, it is often difficult to determine in real time whether an outbreak has concluded. Under this alternative scenario, the estimated impact of ORIs declined more sharply</w:t>
+        <w:t xml:space="preserve">, if the outbreak had ended </w:t>
+      </w:r>
+      <w:r>
+        <w:rPr>
+          <w:rFonts w:hint="eastAsia"/>
+        </w:rPr>
+        <w:t xml:space="preserve">two weeks </w:t>
+      </w:r>
+      <w:r>
+        <w:t xml:space="preserve">before the ORI was initiated. However, in real-world settings, it is often difficult to determine in real time whether an outbreak has </w:t>
+      </w:r>
+      <w:proofErr w:type="gramStart"/>
+      <w:r>
+        <w:t>concluded</w:t>
+      </w:r>
+      <w:proofErr w:type="gramEnd"/>
+      <w:r>
+        <w:rPr>
+          <w:rFonts w:hint="eastAsia"/>
+        </w:rPr>
+        <w:t xml:space="preserve"> and ORIs may be conducted anyways</w:t>
+      </w:r>
+      <w:r>
+        <w:t>. Under this alternative scenario, the estimated impact of ORIs declined more sharply</w:t>
       </w:r>
       <w:r>
         <w:rPr>
@@ -19675,49 +19719,81 @@
         <w:t>3</w:t>
       </w:r>
       <w:r>
-        <w:t>% in the main scenario to 2.7% in the alternative.</w:t>
-      </w:r>
-      <w:r>
-        <w:rPr>
-          <w:rFonts w:hint="eastAsia"/>
-        </w:rPr>
-        <w:t xml:space="preserve"> </w:t>
-      </w:r>
-      <w:r>
-        <w:rPr>
-          <w:rFonts w:hint="eastAsia"/>
-        </w:rPr>
-        <w:t xml:space="preserve">Finally, </w:t>
-      </w:r>
-      <w:r>
-        <w:t xml:space="preserve">our estimates are contingent on the outbreak dataset used, which is based on a specific outbreak definition that is not universally accepted and may vary by context. Applying alternative outbreak criteria could yield different datasets and, consequently, different estimates of vaccine impact. </w:t>
-      </w:r>
-      <w:r>
-        <w:rPr>
-          <w:rFonts w:hint="eastAsia"/>
-        </w:rPr>
-        <w:t>T</w:t>
-      </w:r>
-      <w:r>
-        <w:t xml:space="preserve">he main analysis excluded outbreaks that were either too small or too large, based on the population sizes commonly observed in historical OCV campaigns. While this filtering was appropriate for retrospective evaluation, such thresholds may not be applicable to future scenarios. To explore a broader range of </w:t>
-      </w:r>
-      <w:r>
-        <w:lastRenderedPageBreak/>
-        <w:t>outbreak settings, we relaxed these criteria and included outbreaks occurring in populations between 5,000 and 15,000,000, instead of the original range of 16,500 to 5,000,000. Under this more inclusive scenario, the median and interquartile ranges remained largely unchanged (</w:t>
-      </w:r>
-      <w:r>
-        <w:rPr>
+        <w:t>% in the main scenario to 2.7% in the alternative</w:t>
+      </w:r>
+      <w:r>
+        <w:rPr>
+          <w:rFonts w:hint="eastAsia"/>
+        </w:rPr>
+        <w:t xml:space="preserve"> </w:t>
+      </w:r>
+      <w:r>
+        <w:t>(</w:t>
+      </w:r>
+      <w:r>
+        <w:rPr>
+          <w:rFonts w:hint="eastAsia"/>
+        </w:rPr>
+        <w:t xml:space="preserve">Supplementary Material </w:t>
+      </w:r>
+      <w:r>
+        <w:rPr>
+          <w:rFonts w:hint="eastAsia"/>
           <w:b/>
           <w:bCs/>
         </w:rPr>
-        <w:t>Table S</w:t>
-      </w:r>
-      <w:r>
-        <w:rPr>
-          <w:rFonts w:hint="eastAsia"/>
+        <w:t>Table SX</w:t>
+      </w:r>
+      <w:r>
+        <w:t>)</w:t>
+      </w:r>
+      <w:r>
+        <w:rPr>
+          <w:rFonts w:hint="eastAsia"/>
+        </w:rPr>
+        <w:t xml:space="preserve"> </w:t>
+      </w:r>
+      <w:r>
+        <w:rPr>
+          <w:rFonts w:hint="eastAsia"/>
+        </w:rPr>
+        <w:t>Sixth</w:t>
+      </w:r>
+      <w:r>
+        <w:rPr>
+          <w:rFonts w:hint="eastAsia"/>
+        </w:rPr>
+        <w:t xml:space="preserve">, </w:t>
+      </w:r>
+      <w:r>
+        <w:t xml:space="preserve">our estimates are contingent on the outbreak dataset used, which is based on a specific outbreak definition that is not universally accepted and may vary by context. Applying alternative outbreak criteria could yield different datasets and, consequently, different estimates of vaccine impact. </w:t>
+      </w:r>
+      <w:r>
+        <w:rPr>
+          <w:rFonts w:hint="eastAsia"/>
+        </w:rPr>
+        <w:t>T</w:t>
+      </w:r>
+      <w:r>
+        <w:t xml:space="preserve">he main analysis excluded outbreaks that were either too small or too large, based on the population sizes commonly observed in historical </w:t>
+      </w:r>
+      <w:r>
+        <w:lastRenderedPageBreak/>
+        <w:t>OCV campaigns. While this filtering was appropriate for retrospective evaluation, such thresholds may not be applicable to future scenarios. To explore a broader range of outbreak settings, we relaxed these criteria and included outbreaks occurring in populations between 5,000 and 15,000,000, instead of the original range of 16,500 to 5,000,000. Under this more inclusive scenario, the median and interquartile ranges remained largely unchanged (</w:t>
+      </w:r>
+      <w:r>
+        <w:rPr>
           <w:b/>
           <w:bCs/>
         </w:rPr>
+        <w:t>Table S</w:t>
+      </w:r>
+      <w:r>
+        <w:rPr>
+          <w:rFonts w:hint="eastAsia"/>
+          <w:b/>
+          <w:bCs/>
+        </w:rPr>
         <w:t>4</w:t>
       </w:r>
       <w:r>
@@ -19728,36 +19804,116 @@
           <w:rFonts w:hint="eastAsia"/>
         </w:rPr>
         <w:t xml:space="preserve">  </w:t>
+      </w:r>
+      <w:r>
+        <w:rPr>
+          <w:rFonts w:hint="eastAsia"/>
+        </w:rPr>
+        <w:t xml:space="preserve">Finally (or </w:t>
+      </w:r>
+      <w:proofErr w:type="gramStart"/>
+      <w:r>
+        <w:rPr>
+          <w:rFonts w:hint="eastAsia"/>
+        </w:rPr>
+        <w:t>Seventh</w:t>
+      </w:r>
+      <w:proofErr w:type="gramEnd"/>
+      <w:r>
+        <w:rPr>
+          <w:rFonts w:hint="eastAsia"/>
+        </w:rPr>
+        <w:t xml:space="preserve">), the overall impact, efficiency, and cost effectiveness derived from our simulation of OCV deployment from stockpile requires careful interpretation. Our simulation </w:t>
+      </w:r>
+      <w:r>
+        <w:rPr>
+          <w:rFonts w:hint="eastAsia"/>
+        </w:rPr>
+        <w:t>ignores many potentially important realistic details to produce accurate estimation of the overall impact of OCV deployment from global stockpile. That is, our simulation does not account for, for example, critical ch</w:t>
+      </w:r>
+      <w:r>
+        <w:rPr>
+          <w:rFonts w:hint="eastAsia"/>
+        </w:rPr>
+        <w:t>a</w:t>
+      </w:r>
+      <w:r>
+        <w:rPr>
+          <w:rFonts w:hint="eastAsia"/>
+        </w:rPr>
+        <w:t>ra</w:t>
+      </w:r>
+      <w:r>
+        <w:rPr>
+          <w:rFonts w:hint="eastAsia"/>
+        </w:rPr>
+        <w:t xml:space="preserve">cteristics of actual outbreaks targeted, vaccine coverage levels, </w:t>
+      </w:r>
+      <w:r>
+        <w:rPr>
+          <w:rFonts w:hint="eastAsia"/>
+        </w:rPr>
+        <w:t>detailed distribution of delays in ORI implementation. Our simulation of overall simulation was intended</w:t>
+      </w:r>
+      <w:r>
+        <w:rPr>
+          <w:rFonts w:hint="eastAsia"/>
+        </w:rPr>
+        <w:t xml:space="preserve"> to illustrate the disproportionate contribution of larger and longer outbreaks to the overall impact and prioritization</w:t>
+      </w:r>
+      <w:r>
+        <w:rPr>
+          <w:rFonts w:hint="eastAsia"/>
+        </w:rPr>
+        <w:t>, which eventually will increase the median impact we can expect as we continue to vaccinate the outbreak-affected population even with delays.</w:t>
+      </w:r>
+      <w:r>
+        <w:rPr>
+          <w:rFonts w:hint="eastAsia"/>
+        </w:rPr>
+        <w:t xml:space="preserve"> </w:t>
+      </w:r>
+    </w:p>
+    <w:p>
+      <w:pPr>
+        <w:pStyle w:val="Heading2"/>
+      </w:pPr>
+      <w:bookmarkStart w:id="32" w:name="_Toc184909210"/>
+      <w:r>
+        <w:t>Conclusion</w:t>
+      </w:r>
+      <w:bookmarkEnd w:id="32"/>
+    </w:p>
+    <w:p>
+      <w:r>
+        <w:t>This study provides important insights into the effectiveness of outbreak response immunizations (ORIs) across a broad range of cholera outbreak scenarios in sub-Saharan Africa. Our findings underscore the critical importance of timely intervention and strategic outbreak prioritization to maximize vaccine impact. Looking ahead, advances in predictive modeling, the integration of real-time surveillance data, and the development of more flexible and targeted vaccine deployment strategies will be essential</w:t>
+      </w:r>
+      <w:r>
+        <w:rPr>
+          <w:rFonts w:hint="eastAsia"/>
+        </w:rPr>
+        <w:t xml:space="preserve"> to</w:t>
+      </w:r>
+      <w:r>
+        <w:t xml:space="preserve"> contribute meaningfully to global cholera control and elimination efforts.</w:t>
       </w:r>
     </w:p>
     <w:p/>
     <w:p>
-      <w:r>
-        <w:rPr>
-          <w:rFonts w:hint="eastAsia"/>
-        </w:rPr>
-        <w:t>Our estimates for cumulative impact of OCV</w:t>
-      </w:r>
-      <w:r>
-        <w:rPr>
-          <w:rFonts w:hint="eastAsia"/>
-        </w:rPr>
-        <w:t xml:space="preserve">s that were administered across multiple outbreaks was to illustrate the disproportionate contribution of larger and longer outbreaks to the overall impact and prioritization. </w:t>
+      <w:pPr>
+        <w:pStyle w:val="Heading2"/>
+      </w:pPr>
+      <w:r>
+        <w:rPr>
+          <w:rFonts w:hint="eastAsia"/>
+        </w:rPr>
+        <w:lastRenderedPageBreak/>
+        <w:t>Acknowledgement</w:t>
       </w:r>
     </w:p>
     <w:p>
-      <w:pPr>
-        <w:pStyle w:val="Heading2"/>
-      </w:pPr>
-      <w:bookmarkStart w:id="32" w:name="_Toc184909210"/>
-      <w:r>
-        <w:t>Conclusion</w:t>
-      </w:r>
-      <w:bookmarkEnd w:id="32"/>
-    </w:p>
-    <w:p>
-      <w:r>
-        <w:t>This study provides important insights into the effectiveness of outbreak response immunizations (ORIs) across a broad range of cholera outbreak scenarios in sub-Saharan Africa. Our findings underscore the critical importance of timely intervention and strategic outbreak prioritization to maximize vaccine impact. Looking ahead, advances in predictive modeling, the integration of real-time surveillance data, and the development of more flexible and targeted vaccine deployment strategies will be essential. These improvements can support more efficient, data-driven outbreak responses and contribute meaningfully to global cholera control and elimination efforts.</w:t>
+      <w:r>
+        <w:t>This work was supported, in whole or in part, by the Bill &amp; Melinda Gates Foundation [INV-009125]. The conclusions and opinions expressed in this work are those of the authors alone and shall not be attributed to the Foundation. Under the grant conditions of the Foundation, a Creative Commons Attribution 4.0 License has already been assigned to the Author Accepted Manuscript version that might arise from this submission. Please note works submitted as a preprint have not undergone a peer review process.</w:t>
       </w:r>
     </w:p>
     <w:p/>
@@ -19769,24 +19925,6 @@
         <w:rPr>
           <w:rFonts w:hint="eastAsia"/>
         </w:rPr>
-        <w:t>Acknowledgement</w:t>
-      </w:r>
-    </w:p>
-    <w:p>
-      <w:r>
-        <w:t>This work was supported, in whole or in part, by the Bill &amp; Melinda Gates Foundation [INV-009125]. The conclusions and opinions expressed in this work are those of the authors alone and shall not be attributed to the Foundation. Under the grant conditions of the Foundation, a Creative Commons Attribution 4.0 License has already been assigned to the Author Accepted Manuscript version that might arise from this submission. Please note works submitted as a preprint have not undergone a peer review process.</w:t>
-      </w:r>
-    </w:p>
-    <w:p/>
-    <w:p>
-      <w:pPr>
-        <w:pStyle w:val="Heading2"/>
-      </w:pPr>
-      <w:r>
-        <w:rPr>
-          <w:rFonts w:hint="eastAsia"/>
-        </w:rPr>
-        <w:lastRenderedPageBreak/>
         <w:t xml:space="preserve">Author contributions </w:t>
       </w:r>
     </w:p>
@@ -20035,7 +20173,11 @@
       </w:r>
       <w:r>
         <w:tab/>
-        <w:t xml:space="preserve">Khan AI, Levin A, Chao DL, DeRoeck D, Dimitrov DT, Khan JAM, et al. The impact and cost-effectiveness of controlling cholera through the use of oral cholera vaccines in urban Bangladesh: A disease modeling and economic analysis. Maheu-Giroux M, editor. PLoS Negl Trop Dis. 2018 Oct 9;12(10):e0006652. </w:t>
+        <w:t xml:space="preserve">Khan AI, Levin A, Chao DL, DeRoeck D, Dimitrov DT, Khan JAM, et al. The impact and cost-effectiveness of controlling cholera through the use of oral cholera vaccines in </w:t>
+      </w:r>
+      <w:r>
+        <w:lastRenderedPageBreak/>
+        <w:t xml:space="preserve">urban Bangladesh: A disease modeling and economic analysis. Maheu-Giroux M, editor. PLoS Negl Trop Dis. 2018 Oct 9;12(10):e0006652. </w:t>
       </w:r>
     </w:p>
     <w:p>
@@ -20079,7 +20221,6 @@
         <w:pStyle w:val="Bibliography"/>
       </w:pPr>
       <w:r>
-        <w:lastRenderedPageBreak/>
         <w:t xml:space="preserve">8. </w:t>
       </w:r>
       <w:r>
@@ -20179,6 +20320,7 @@
         </w:rPr>
       </w:pPr>
       <w:r>
+        <w:lastRenderedPageBreak/>
         <w:t xml:space="preserve">16. </w:t>
       </w:r>
       <w:r>
@@ -20242,7 +20384,6 @@
         <w:pStyle w:val="Bibliography"/>
       </w:pPr>
       <w:r>
-        <w:lastRenderedPageBreak/>
         <w:t xml:space="preserve">20. </w:t>
       </w:r>
       <w:r>
@@ -20351,6 +20492,7 @@
         <w:pStyle w:val="Bibliography"/>
       </w:pPr>
       <w:r>
+        <w:lastRenderedPageBreak/>
         <w:t xml:space="preserve">29. </w:t>
       </w:r>
       <w:r>
@@ -20399,7 +20541,6 @@
         <w:pStyle w:val="Bibliography"/>
       </w:pPr>
       <w:r>
-        <w:lastRenderedPageBreak/>
         <w:t xml:space="preserve">33. </w:t>
       </w:r>
       <w:r>
@@ -20535,6 +20676,7 @@
         <w:pStyle w:val="Bibliography"/>
       </w:pPr>
       <w:r>
+        <w:lastRenderedPageBreak/>
         <w:t xml:space="preserve">42. </w:t>
       </w:r>
       <w:r>
@@ -20571,7 +20713,6 @@
         <w:pStyle w:val="Bibliography"/>
       </w:pPr>
       <w:r>
-        <w:lastRenderedPageBreak/>
         <w:t xml:space="preserve">45. </w:t>
       </w:r>
       <w:r>
@@ -20656,6 +20797,7 @@
         <w:pStyle w:val="Bibliography"/>
       </w:pPr>
       <w:r>
+        <w:lastRenderedPageBreak/>
         <w:t xml:space="preserve">52. </w:t>
       </w:r>
       <w:r>
@@ -20707,7 +20849,6 @@
         <w:pStyle w:val="Bibliography"/>
       </w:pPr>
       <w:r>
-        <w:lastRenderedPageBreak/>
         <w:t xml:space="preserve">56. </w:t>
       </w:r>
       <w:r>
@@ -20810,6 +20951,7 @@
         <w:pStyle w:val="Bibliography"/>
       </w:pPr>
       <w:r>
+        <w:lastRenderedPageBreak/>
         <w:t xml:space="preserve">63. </w:t>
       </w:r>
       <w:r>
@@ -20873,7 +21015,6 @@
         <w:rPr>
           <w:lang w:val="de-DE"/>
         </w:rPr>
-        <w:lastRenderedPageBreak/>
         <w:t xml:space="preserve">68. </w:t>
       </w:r>
       <w:r>
@@ -20967,6 +21108,7 @@
         </w:rPr>
       </w:pPr>
       <w:r>
+        <w:lastRenderedPageBreak/>
         <w:t xml:space="preserve">75. </w:t>
       </w:r>
       <w:r>
@@ -21030,7 +21172,6 @@
         <w:pStyle w:val="Bibliography"/>
       </w:pPr>
       <w:r>
-        <w:lastRenderedPageBreak/>
         <w:t xml:space="preserve">79. </w:t>
       </w:r>
       <w:r>
@@ -21169,6 +21310,7 @@
         <w:pStyle w:val="Bibliography"/>
       </w:pPr>
       <w:r>
+        <w:lastRenderedPageBreak/>
         <w:t xml:space="preserve">86. </w:t>
       </w:r>
       <w:r>
@@ -24387,27 +24529,12 @@
 </file>
 
 <file path=customXml/item1.xml><?xml version="1.0" encoding="utf-8"?>
-<p:properties xmlns:p="http://schemas.microsoft.com/office/2006/metadata/properties" xmlns:xsi="http://www.w3.org/2001/XMLSchema-instance" xmlns:pc="http://schemas.microsoft.com/office/infopath/2007/PartnerControls">
-  <documentManagement>
-    <_activity xmlns="00f5eb7a-3f09-4ccb-9a17-2c4fa8202c3e" xsi:nil="true"/>
-  </documentManagement>
-</p:properties>
+<go:gDocsCustomXmlDataStorage xmlns:go="http://customooxmlschemas.google.com/" xmlns:r="http://schemas.openxmlformats.org/officeDocument/2006/relationships" uri="GoogleDocsCustomDataVersion2">
+  <go:docsCustomData xmlns:go="http://customooxmlschemas.google.com/" roundtripDataSignature="AMtx7mgdndu53wYGt6HnkXDpKDmMCu/43A==">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</go:docsCustomData>
+</go:gDocsCustomXmlDataStorage>
 </file>
 
 <file path=customXml/item2.xml><?xml version="1.0" encoding="utf-8"?>
-<?mso-contentType ?>
-<FormTemplates xmlns="http://schemas.microsoft.com/sharepoint/v3/contenttype/forms">
-  <Display>DocumentLibraryForm</Display>
-  <Edit>DocumentLibraryForm</Edit>
-  <New>DocumentLibraryForm</New>
-</FormTemplates>
-</file>
-
-<file path=customXml/item3.xml><?xml version="1.0" encoding="utf-8"?>
-<b:Sources xmlns:b="http://schemas.openxmlformats.org/officeDocument/2006/bibliography" xmlns="http://schemas.openxmlformats.org/officeDocument/2006/bibliography" SelectedStyle="\APASixthEditionOfficeOnline.xsl" StyleName="APA" Version="6"/>
-</file>
-
-<file path=customXml/item4.xml><?xml version="1.0" encoding="utf-8"?>
 <ct:contentTypeSchema xmlns:ct="http://schemas.microsoft.com/office/2006/metadata/contentType" xmlns:ma="http://schemas.microsoft.com/office/2006/metadata/properties/metaAttributes" ct:_="" ma:_="" ma:contentTypeName="Document" ma:contentTypeID="0x010100A2E3680EE573554D94035A4421814AE7" ma:contentTypeVersion="17" ma:contentTypeDescription="Create a new document." ma:contentTypeScope="" ma:versionID="677f1e42a8347fa1a33a1e5bd082a6f0">
   <xsd:schema xmlns:xsd="http://www.w3.org/2001/XMLSchema" xmlns:xs="http://www.w3.org/2001/XMLSchema" xmlns:p="http://schemas.microsoft.com/office/2006/metadata/properties" xmlns:ns3="00f5eb7a-3f09-4ccb-9a17-2c4fa8202c3e" xmlns:ns4="534d57da-ff16-4cef-a6f3-6603b923fb9d" targetNamespace="http://schemas.microsoft.com/office/2006/metadata/properties" ma:root="true" ma:fieldsID="3152a6d693dc4f03211544ef130251e4" ns3:_="" ns4:_="">
     <xsd:import namespace="00f5eb7a-3f09-4ccb-9a17-2c4fa8202c3e"/>
@@ -24654,39 +24781,37 @@
 </ct:contentTypeSchema>
 </file>
 
+<file path=customXml/item3.xml><?xml version="1.0" encoding="utf-8"?>
+<b:Sources xmlns:b="http://schemas.openxmlformats.org/officeDocument/2006/bibliography" xmlns="http://schemas.openxmlformats.org/officeDocument/2006/bibliography" SelectedStyle="\APASixthEditionOfficeOnline.xsl" StyleName="APA" Version="6"/>
+</file>
+
+<file path=customXml/item4.xml><?xml version="1.0" encoding="utf-8"?>
+<?mso-contentType ?>
+<FormTemplates xmlns="http://schemas.microsoft.com/sharepoint/v3/contenttype/forms">
+  <Display>DocumentLibraryForm</Display>
+  <Edit>DocumentLibraryForm</Edit>
+  <New>DocumentLibraryForm</New>
+</FormTemplates>
+</file>
+
 <file path=customXml/item5.xml><?xml version="1.0" encoding="utf-8"?>
-<go:gDocsCustomXmlDataStorage xmlns:go="http://customooxmlschemas.google.com/" xmlns:r="http://schemas.openxmlformats.org/officeDocument/2006/relationships" uri="GoogleDocsCustomDataVersion2">
-  <go:docsCustomData xmlns:go="http://customooxmlschemas.google.com/" roundtripDataSignature="AMtx7mgdndu53wYGt6HnkXDpKDmMCu/43A==">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</go:docsCustomData>
-</go:gDocsCustomXmlDataStorage>
+<p:properties xmlns:p="http://schemas.microsoft.com/office/2006/metadata/properties" xmlns:xsi="http://www.w3.org/2001/XMLSchema-instance" xmlns:pc="http://schemas.microsoft.com/office/infopath/2007/PartnerControls">
+  <documentManagement>
+    <_activity xmlns="00f5eb7a-3f09-4ccb-9a17-2c4fa8202c3e" xsi:nil="true"/>
+  </documentManagement>
+</p:properties>
 </file>
 
 <file path=customXml/itemProps1.xml><?xml version="1.0" encoding="utf-8"?>
-<ds:datastoreItem xmlns:ds="http://schemas.openxmlformats.org/officeDocument/2006/customXml" ds:itemID="{9C00E788-F0BC-46FB-A07D-C58627BA0AFE}">
+<ds:datastoreItem xmlns:ds="http://schemas.openxmlformats.org/officeDocument/2006/customXml" ds:itemID="{11111111-1234-1234-1234-123412341234}">
   <ds:schemaRefs>
-    <ds:schemaRef ds:uri="http://schemas.microsoft.com/office/2006/metadata/properties"/>
-    <ds:schemaRef ds:uri="http://schemas.microsoft.com/office/infopath/2007/PartnerControls"/>
-    <ds:schemaRef ds:uri="00f5eb7a-3f09-4ccb-9a17-2c4fa8202c3e"/>
+    <ds:schemaRef ds:uri="http://customooxmlschemas.google.com/"/>
+    <ds:schemaRef ds:uri="http://schemas.openxmlformats.org/officeDocument/2006/relationships"/>
   </ds:schemaRefs>
 </ds:datastoreItem>
 </file>
 
 <file path=customXml/itemProps2.xml><?xml version="1.0" encoding="utf-8"?>
-<ds:datastoreItem xmlns:ds="http://schemas.openxmlformats.org/officeDocument/2006/customXml" ds:itemID="{337A23CE-E10A-4043-BC60-ADD821B08A35}">
-  <ds:schemaRefs>
-    <ds:schemaRef ds:uri="http://schemas.microsoft.com/sharepoint/v3/contenttype/forms"/>
-  </ds:schemaRefs>
-</ds:datastoreItem>
-</file>
-
-<file path=customXml/itemProps3.xml><?xml version="1.0" encoding="utf-8"?>
-<ds:datastoreItem xmlns:ds="http://schemas.openxmlformats.org/officeDocument/2006/customXml" ds:itemID="{DF6F51F4-5859-44B7-B20A-7EB4E4161878}">
-  <ds:schemaRefs>
-    <ds:schemaRef ds:uri="http://schemas.openxmlformats.org/officeDocument/2006/bibliography"/>
-  </ds:schemaRefs>
-</ds:datastoreItem>
-</file>
-
-<file path=customXml/itemProps4.xml><?xml version="1.0" encoding="utf-8"?>
 <ds:datastoreItem xmlns:ds="http://schemas.openxmlformats.org/officeDocument/2006/customXml" ds:itemID="{84C8490E-D3BA-4C03-B8F3-1DA315608BFD}">
   <ds:schemaRefs>
     <ds:schemaRef ds:uri="http://schemas.microsoft.com/office/2006/metadata/contentType"/>
@@ -24705,11 +24830,28 @@
 </ds:datastoreItem>
 </file>
 
+<file path=customXml/itemProps3.xml><?xml version="1.0" encoding="utf-8"?>
+<ds:datastoreItem xmlns:ds="http://schemas.openxmlformats.org/officeDocument/2006/customXml" ds:itemID="{DF6F51F4-5859-44B7-B20A-7EB4E4161878}">
+  <ds:schemaRefs>
+    <ds:schemaRef ds:uri="http://schemas.openxmlformats.org/officeDocument/2006/bibliography"/>
+  </ds:schemaRefs>
+</ds:datastoreItem>
+</file>
+
+<file path=customXml/itemProps4.xml><?xml version="1.0" encoding="utf-8"?>
+<ds:datastoreItem xmlns:ds="http://schemas.openxmlformats.org/officeDocument/2006/customXml" ds:itemID="{337A23CE-E10A-4043-BC60-ADD821B08A35}">
+  <ds:schemaRefs>
+    <ds:schemaRef ds:uri="http://schemas.microsoft.com/sharepoint/v3/contenttype/forms"/>
+  </ds:schemaRefs>
+</ds:datastoreItem>
+</file>
+
 <file path=customXml/itemProps5.xml><?xml version="1.0" encoding="utf-8"?>
-<ds:datastoreItem xmlns:ds="http://schemas.openxmlformats.org/officeDocument/2006/customXml" ds:itemID="{11111111-1234-1234-1234-123412341234}">
+<ds:datastoreItem xmlns:ds="http://schemas.openxmlformats.org/officeDocument/2006/customXml" ds:itemID="{9C00E788-F0BC-46FB-A07D-C58627BA0AFE}">
   <ds:schemaRefs>
-    <ds:schemaRef ds:uri="http://customooxmlschemas.google.com/"/>
-    <ds:schemaRef ds:uri="http://schemas.openxmlformats.org/officeDocument/2006/relationships"/>
+    <ds:schemaRef ds:uri="http://schemas.microsoft.com/office/2006/metadata/properties"/>
+    <ds:schemaRef ds:uri="http://schemas.microsoft.com/office/infopath/2007/PartnerControls"/>
+    <ds:schemaRef ds:uri="00f5eb7a-3f09-4ccb-9a17-2c4fa8202c3e"/>
   </ds:schemaRefs>
 </ds:datastoreItem>
 </file>